--- a/dossier-certification/Dossier_Professionnel_Social_Network_COMPLET.docx
+++ b/dossier-certification/Dossier_Professionnel_Social_Network_COMPLET.docx
@@ -5135,7 +5135,7 @@
                   </w:rPr>
                 </w:pPr>
                 <w:r>
-                  <w:t xml:space="preserve">Au sein d'une équipe de 4 développeurs dans le cadre de la formation Zone01 Rouen Normandie. Coordination via GitHub (issues, pull requests, code reviews). Responsable de la partie authentification et sécurisation des routes.</w:t>
+                  <w:t xml:space="preserve">Au sein d'une équipe de 6 contributeurs dans le cadre de la formation Zone01 Rouen Normandie. Coordination via GitHub (issues, pull requests, code reviews). Responsable de la partie authentification et sécurisation des routes.</w:t>
                 </w:r>
               </w:p>
             </w:tc>
@@ -5814,6 +5814,2304 @@
                 </w:pPr>
                 <w:r>
                   <w:t xml:space="preserve">La décision de stocker les sessions dans Redis (plutôt que de s'appuyer uniquement sur le JWT) permet l'invalidation instantanée en cas de déconnexion forcée ou de compromission de compte. Ce choix est documenté dans la PR #118 du dépôt GitHub (stabilisation Docker/Neon/Prisma/Redis). Dépôt : https://github.com/arocchet/social-network</w:t>
+                </w:r>
+              </w:p>
+            </w:tc>
+          </w:sdtContent>
+        </w:sdt>
+      </w:tr>
+      <w:tr>
+        <w:trPr>
+          <w:trHeight w:val="365"/>
+        </w:trPr>
+        <w:tc>
+          <w:tcPr>
+            <w:tcW w:w="2978" w:type="dxa"/>
+            <w:gridSpan w:val="4"/>
+            <w:tcBorders>
+              <w:bottom w:val="thinThickMediumGap" w:sz="24" w:space="0" w:color="D60093"/>
+            </w:tcBorders>
+          </w:tcPr>
+          <w:p>
+            <w:pPr>
+              <w:tabs>
+                <w:tab w:val="right" w:leader="dot" w:pos="9072"/>
+              </w:tabs>
+              <w:jc w:val="right"/>
+              <w:rPr>
+                <w:rFonts w:cstheme="minorHAnsi"/>
+                <w:b/>
+                <w:i/>
+                <w:color w:val="404040" w:themeColor="text1" w:themeTint="BF"/>
+                <w:sz w:val="24"/>
+                <w:szCs w:val="24"/>
+              </w:rPr>
+            </w:pPr>
+            <w:r>
+              <w:rPr>
+                <w:rFonts w:cstheme="minorHAnsi"/>
+                <w:b/>
+                <w:i/>
+                <w:color w:val="404040" w:themeColor="text1" w:themeTint="BF"/>
+              </w:rPr>
+              <w:t>Exemple</w:t>
+            </w:r>
+            <w:r>
+              <w:rPr>
+                <w:rFonts w:cstheme="minorHAnsi"/>
+                <w:b/>
+                <w:i/>
+                <w:color w:val="404040" w:themeColor="text1" w:themeTint="BF"/>
+              </w:rPr>
+              <w:t xml:space="preserve"> n°</w:t>
+            </w:r>
+            <w:r>
+              <w:rPr>
+                <w:rFonts w:cstheme="minorHAnsi"/>
+                <w:b/>
+                <w:i/>
+                <w:color w:val="404040" w:themeColor="text1" w:themeTint="BF"/>
+              </w:rPr>
+              <w:t>2</w:t>
+            </w:r>
+            <w:r>
+              <w:rPr>
+                <w:rFonts w:cstheme="minorHAnsi"/>
+                <w:b/>
+                <w:i/>
+                <w:color w:val="404040" w:themeColor="text1" w:themeTint="BF"/>
+                <w:sz w:val="24"/>
+                <w:szCs w:val="24"/>
+              </w:rPr>
+              <w:t xml:space="preserve"> </w:t>
+            </w:r>
+            <w:r>
+              <w:rPr>
+                <w:rFonts w:cstheme="minorHAnsi"/>
+                <w:b/>
+                <w:i/>
+                <w:color w:val="404040" w:themeColor="text1" w:themeTint="BF"/>
+                <w:sz w:val="24"/>
+                <w:szCs w:val="24"/>
+              </w:rPr>
+              <w:t xml:space="preserve"> </w:t>
+            </w:r>
+            <w:r>
+              <w:rPr>
+                <w:rFonts w:ascii="Wingdings 3" w:hAnsi="Wingdings 3" w:cstheme="minorHAnsi"/>
+                <w:noProof/>
+                <w:color w:val="D60093"/>
+                <w:sz w:val="12"/>
+                <w:szCs w:val="12"/>
+                <w:lang w:eastAsia="fr-FR"/>
+              </w:rPr>
+              <w:t></w:t>
+            </w:r>
+          </w:p>
+        </w:tc>
+        <w:sdt>
+          <w:sdtPr>
+            <w:rPr>
+              <w:rFonts w:cstheme="minorHAnsi"/>
+              <w:b/>
+              <w:i/>
+              <w:color w:val="7F7F7F" w:themeColor="text1" w:themeTint="80"/>
+            </w:rPr>
+            <w:id w:val="-832212218"/>
+            <w:placeholder>
+              <w:docPart w:val="091AF24CA30F4EA4B9F47BD97851B2FA"/>
+            </w:placeholder>
+          </w:sdtPr>
+          <w:sdtContent>
+            <w:tc>
+              <w:tcPr>
+                <w:tcW w:w="6804" w:type="dxa"/>
+                <w:gridSpan w:val="5"/>
+                <w:tcBorders>
+                  <w:left w:val="nil"/>
+                  <w:bottom w:val="thinThickMediumGap" w:sz="24" w:space="0" w:color="D60093"/>
+                </w:tcBorders>
+              </w:tcPr>
+              <w:p>
+                <w:pPr>
+                  <w:rPr>
+                    <w:rFonts w:cstheme="minorHAnsi"/>
+                    <w:b/>
+                    <w:i/>
+                    <w:color w:val="D60093"/>
+                  </w:rPr>
+                </w:pPr>
+                <w:r>
+                  <w:t xml:space="preserve">Système de réactions universelles avec contraintes Prisma et validation Zod</w:t>
+                </w:r>
+              </w:p>
+            </w:tc>
+          </w:sdtContent>
+        </w:sdt>
+      </w:tr>
+      <w:tr>
+        <w:trPr>
+          <w:trHeight w:val="365"/>
+        </w:trPr>
+        <w:tc>
+          <w:tcPr>
+            <w:tcW w:w="2978" w:type="dxa"/>
+            <w:gridSpan w:val="4"/>
+            <w:tcBorders>
+              <w:top w:val="thinThickMediumGap" w:sz="24" w:space="0" w:color="D60093"/>
+            </w:tcBorders>
+          </w:tcPr>
+          <w:p>
+            <w:pPr>
+              <w:rPr>
+                <w:rFonts w:cstheme="minorHAnsi"/>
+                <w:b/>
+                <w:color w:val="404040" w:themeColor="text1" w:themeTint="BF"/>
+              </w:rPr>
+            </w:pPr>
+          </w:p>
+        </w:tc>
+        <w:tc>
+          <w:tcPr>
+            <w:tcW w:w="6804" w:type="dxa"/>
+            <w:gridSpan w:val="5"/>
+            <w:tcBorders>
+              <w:top w:val="thinThickMediumGap" w:sz="24" w:space="0" w:color="D60093"/>
+            </w:tcBorders>
+          </w:tcPr>
+          <w:p>
+            <w:pPr>
+              <w:rPr>
+                <w:rFonts w:cstheme="minorHAnsi"/>
+                <w:b/>
+                <w:color w:val="404040" w:themeColor="text1" w:themeTint="BF"/>
+              </w:rPr>
+            </w:pPr>
+          </w:p>
+        </w:tc>
+      </w:tr>
+      <w:tr>
+        <w:tc>
+          <w:tcPr>
+            <w:tcW w:w="9782" w:type="dxa"/>
+            <w:gridSpan w:val="9"/>
+            <w:tcBorders>
+              <w:left w:val="single" w:sz="24" w:space="0" w:color="D60093"/>
+              <w:bottom w:val="single" w:sz="8" w:space="0" w:color="D60093"/>
+            </w:tcBorders>
+          </w:tcPr>
+          <w:p>
+            <w:pPr>
+              <w:rPr>
+                <w:rFonts w:cstheme="minorHAnsi"/>
+                <w:b/>
+                <w:color w:val="404040" w:themeColor="text1" w:themeTint="BF"/>
+              </w:rPr>
+            </w:pPr>
+            <w:r>
+              <w:rPr>
+                <w:rFonts w:cstheme="minorHAnsi"/>
+                <w:b/>
+                <w:color w:val="404040" w:themeColor="text1" w:themeTint="BF"/>
+              </w:rPr>
+              <w:t>1. Décrivez les tâches ou opérations que vous avez effectuées, et dans quelles conditions</w:t>
+            </w:r>
+            <w:r>
+              <w:rPr>
+                <w:rFonts w:cstheme="minorHAnsi"/>
+                <w:b/>
+                <w:color w:val="404040" w:themeColor="text1" w:themeTint="BF"/>
+              </w:rPr>
+              <w:t> :</w:t>
+            </w:r>
+          </w:p>
+        </w:tc>
+      </w:tr>
+      <w:tr>
+        <w:trPr>
+          <w:trHeight w:val="4535"/>
+        </w:trPr>
+        <w:sdt>
+          <w:sdtPr>
+            <w:rPr>
+              <w:rFonts w:cstheme="minorHAnsi"/>
+              <w:b/>
+              <w:color w:val="404040" w:themeColor="text1" w:themeTint="BF"/>
+            </w:rPr>
+            <w:alias w:val="1.Décrire tâches effectuées"/>
+            <w:tag w:val="1.Décrire tâches effectuées"/>
+            <w:id w:val="-385645656"/>
+            <w:placeholder>
+              <w:docPart w:val="666D0B562079445CA39F7CFB659E063D"/>
+            </w:placeholder>
+          </w:sdtPr>
+          <w:sdtContent>
+            <w:tc>
+              <w:tcPr>
+                <w:tcW w:w="9782" w:type="dxa"/>
+                <w:gridSpan w:val="9"/>
+                <w:tcBorders>
+                  <w:top w:val="single" w:sz="8" w:space="0" w:color="D60093"/>
+                  <w:left w:val="single" w:sz="4" w:space="0" w:color="D9D9D9" w:themeColor="background1" w:themeShade="D9"/>
+                  <w:bottom w:val="single" w:sz="4" w:space="0" w:color="D9D9D9" w:themeColor="background1" w:themeShade="D9"/>
+                  <w:right w:val="single" w:sz="4" w:space="0" w:color="D9D9D9" w:themeColor="background1" w:themeShade="D9"/>
+                </w:tcBorders>
+              </w:tcPr>
+              <w:p>
+                <w:pPr>
+                  <w:spacing w:before="120"/>
+                  <w:rPr>
+                    <w:rFonts w:cstheme="minorHAnsi"/>
+                    <w:b/>
+                    <w:color w:val="404040" w:themeColor="text1" w:themeTint="BF"/>
+                  </w:rPr>
+                </w:pPr>
+                <w:r>
+                  <w:t xml:space="preserve">J'ai conçu et développé le système de réactions de l'application Social Network, permettant aux utilisateurs d'exprimer des émojis sur les posts, stories et commentaires. Le principal défi était d'empêcher un utilisateur de réagir deux fois au même contenu. J'ai modélisé un modèle Prisma Reaction avec trois contraintes d'unicité composite (@@unique userId+postId, userId+storyId, userId+commentId) qui délèguent l'unicité à PostgreSQL. J'ai développé les endpoints API toggle-réaction avec validation Zod systématique : si la réaction existe déjà, elle est supprimée (toggle) ; sinon, créée. J'ai intégré les composants UI réactions avec mise à jour optimiste côté client.</w:t>
+                </w:r>
+              </w:p>
+            </w:tc>
+          </w:sdtContent>
+        </w:sdt>
+      </w:tr>
+      <w:tr>
+        <w:trPr>
+          <w:trHeight w:val="170"/>
+        </w:trPr>
+        <w:tc>
+          <w:tcPr>
+            <w:tcW w:w="9782" w:type="dxa"/>
+            <w:gridSpan w:val="9"/>
+            <w:tcBorders>
+              <w:top w:val="single" w:sz="4" w:space="0" w:color="D9D9D9" w:themeColor="background1" w:themeShade="D9"/>
+            </w:tcBorders>
+          </w:tcPr>
+          <w:p>
+            <w:pPr>
+              <w:rPr>
+                <w:rFonts w:cstheme="minorHAnsi"/>
+                <w:b/>
+                <w:color w:val="404040" w:themeColor="text1" w:themeTint="BF"/>
+                <w:sz w:val="16"/>
+                <w:szCs w:val="16"/>
+              </w:rPr>
+            </w:pPr>
+          </w:p>
+        </w:tc>
+      </w:tr>
+      <w:tr>
+        <w:trPr>
+          <w:trHeight w:val="264"/>
+        </w:trPr>
+        <w:tc>
+          <w:tcPr>
+            <w:tcW w:w="9782" w:type="dxa"/>
+            <w:gridSpan w:val="9"/>
+            <w:tcBorders>
+              <w:left w:val="single" w:sz="24" w:space="0" w:color="D60093"/>
+              <w:bottom w:val="single" w:sz="8" w:space="0" w:color="D60093"/>
+            </w:tcBorders>
+          </w:tcPr>
+          <w:p>
+            <w:pPr>
+              <w:rPr>
+                <w:rFonts w:cstheme="minorHAnsi"/>
+                <w:b/>
+                <w:color w:val="404040" w:themeColor="text1" w:themeTint="BF"/>
+              </w:rPr>
+            </w:pPr>
+            <w:r>
+              <w:rPr>
+                <w:rFonts w:cstheme="minorHAnsi"/>
+                <w:b/>
+                <w:color w:val="404040" w:themeColor="text1" w:themeTint="BF"/>
+              </w:rPr>
+              <w:t>2. Précisez les moyens utilisés</w:t>
+            </w:r>
+            <w:r>
+              <w:rPr>
+                <w:rFonts w:cstheme="minorHAnsi"/>
+                <w:b/>
+                <w:color w:val="404040" w:themeColor="text1" w:themeTint="BF"/>
+              </w:rPr>
+              <w:t> :</w:t>
+            </w:r>
+          </w:p>
+        </w:tc>
+      </w:tr>
+      <w:tr>
+        <w:trPr>
+          <w:trHeight w:val="4479"/>
+        </w:trPr>
+        <w:sdt>
+          <w:sdtPr>
+            <w:rPr>
+              <w:rFonts w:cstheme="minorHAnsi"/>
+              <w:b/>
+              <w:color w:val="404040" w:themeColor="text1" w:themeTint="BF"/>
+            </w:rPr>
+            <w:alias w:val="2.Préciser les moyens utilisés"/>
+            <w:tag w:val="2.Préciser les moyens utilisés"/>
+            <w:id w:val="-1115829704"/>
+            <w:placeholder>
+              <w:docPart w:val="51EE53211AC446599EBD89E27C1CC876"/>
+            </w:placeholder>
+          </w:sdtPr>
+          <w:sdtContent>
+            <w:tc>
+              <w:tcPr>
+                <w:tcW w:w="9782" w:type="dxa"/>
+                <w:gridSpan w:val="9"/>
+                <w:tcBorders>
+                  <w:left w:val="single" w:sz="4" w:space="0" w:color="D9D9D9" w:themeColor="background1" w:themeShade="D9"/>
+                  <w:bottom w:val="single" w:sz="4" w:space="0" w:color="D9D9D9" w:themeColor="background1" w:themeShade="D9"/>
+                  <w:right w:val="single" w:sz="4" w:space="0" w:color="D9D9D9" w:themeColor="background1" w:themeShade="D9"/>
+                </w:tcBorders>
+              </w:tcPr>
+              <w:p>
+                <w:pPr>
+                  <w:spacing w:before="120"/>
+                  <w:rPr>
+                    <w:rFonts w:cstheme="minorHAnsi"/>
+                    <w:b/>
+                    <w:color w:val="404040" w:themeColor="text1" w:themeTint="BF"/>
+                  </w:rPr>
+                </w:pPr>
+                <w:r>
+                  <w:t xml:space="preserve">Next.js 15 App Router (route handlers), TypeScript, Prisma ORM (contraintes @@unique composite, upsert/delete), PostgreSQL Neon, Zod (validation payload), React 19 (composants UI réactions), Radix UI / shadcn. Commits clés : 158d8ee, 2356107, 0ca9588.</w:t>
+                </w:r>
+              </w:p>
+            </w:tc>
+          </w:sdtContent>
+        </w:sdt>
+      </w:tr>
+      <w:tr>
+        <w:tc>
+          <w:tcPr>
+            <w:tcW w:w="9782" w:type="dxa"/>
+            <w:gridSpan w:val="9"/>
+            <w:tcBorders>
+              <w:top w:val="single" w:sz="4" w:space="0" w:color="D9D9D9" w:themeColor="background1" w:themeShade="D9"/>
+            </w:tcBorders>
+          </w:tcPr>
+          <w:p>
+            <w:pPr>
+              <w:rPr>
+                <w:rFonts w:cstheme="minorHAnsi"/>
+                <w:b/>
+                <w:color w:val="404040" w:themeColor="text1" w:themeTint="BF"/>
+              </w:rPr>
+            </w:pPr>
+          </w:p>
+          <w:p>
+            <w:pPr>
+              <w:rPr>
+                <w:rFonts w:cstheme="minorHAnsi"/>
+                <w:b/>
+                <w:color w:val="404040" w:themeColor="text1" w:themeTint="BF"/>
+              </w:rPr>
+            </w:pPr>
+          </w:p>
+        </w:tc>
+      </w:tr>
+      <w:tr>
+        <w:tc>
+          <w:tcPr>
+            <w:tcW w:w="9782" w:type="dxa"/>
+            <w:gridSpan w:val="9"/>
+            <w:tcBorders>
+              <w:left w:val="single" w:sz="24" w:space="0" w:color="D60093"/>
+              <w:bottom w:val="single" w:sz="12" w:space="0" w:color="D60093"/>
+            </w:tcBorders>
+          </w:tcPr>
+          <w:p>
+            <w:pPr>
+              <w:rPr>
+                <w:rFonts w:cstheme="minorHAnsi"/>
+                <w:b/>
+                <w:color w:val="404040" w:themeColor="text1" w:themeTint="BF"/>
+              </w:rPr>
+            </w:pPr>
+            <w:r>
+              <w:rPr>
+                <w:rFonts w:cstheme="minorHAnsi"/>
+                <w:b/>
+                <w:color w:val="404040" w:themeColor="text1" w:themeTint="BF"/>
+              </w:rPr>
+              <w:lastRenderedPageBreak/>
+              <w:t>3. Avec qui avez-vous travaillé ?</w:t>
+            </w:r>
+          </w:p>
+        </w:tc>
+      </w:tr>
+      <w:tr>
+        <w:trPr>
+          <w:trHeight w:val="2835"/>
+        </w:trPr>
+        <w:sdt>
+          <w:sdtPr>
+            <w:rPr>
+              <w:rFonts w:cstheme="minorHAnsi"/>
+              <w:b/>
+              <w:color w:val="404040" w:themeColor="text1" w:themeTint="BF"/>
+            </w:rPr>
+            <w:alias w:val="3.Avec qui avez-vous travaillé ?"/>
+            <w:tag w:val="3.Avec qui avez-vous travaillé ?"/>
+            <w:id w:val="-809549014"/>
+            <w:placeholder>
+              <w:docPart w:val="FE292288C133460F8F01546D84AA056B"/>
+            </w:placeholder>
+          </w:sdtPr>
+          <w:sdtContent>
+            <w:tc>
+              <w:tcPr>
+                <w:tcW w:w="9782" w:type="dxa"/>
+                <w:gridSpan w:val="9"/>
+                <w:tcBorders>
+                  <w:top w:val="single" w:sz="12" w:space="0" w:color="D60093"/>
+                  <w:left w:val="single" w:sz="4" w:space="0" w:color="D9D9D9" w:themeColor="background1" w:themeShade="D9"/>
+                  <w:bottom w:val="single" w:sz="4" w:space="0" w:color="D9D9D9" w:themeColor="background1" w:themeShade="D9"/>
+                  <w:right w:val="single" w:sz="4" w:space="0" w:color="D9D9D9" w:themeColor="background1" w:themeShade="D9"/>
+                </w:tcBorders>
+              </w:tcPr>
+              <w:p>
+                <w:pPr>
+                  <w:spacing w:before="120"/>
+                  <w:rPr>
+                    <w:rFonts w:cstheme="minorHAnsi"/>
+                    <w:b/>
+                    <w:color w:val="404040" w:themeColor="text1" w:themeTint="BF"/>
+                  </w:rPr>
+                </w:pPr>
+                <w:r>
+                  <w:t xml:space="preserve">Au sein d'une équipe de 6 contributeurs dans le cadre de la formation Zone01 Rouen Normandie. La conception du modèle Reaction a été discutée collectivement ; le développement des endpoints et des composants UI a été réalisé en autonomie, avec code review via pull request.</w:t>
+                </w:r>
+              </w:p>
+            </w:tc>
+          </w:sdtContent>
+        </w:sdt>
+      </w:tr>
+      <w:tr>
+        <w:tc>
+          <w:tcPr>
+            <w:tcW w:w="9782" w:type="dxa"/>
+            <w:gridSpan w:val="9"/>
+            <w:tcBorders>
+              <w:top w:val="single" w:sz="4" w:space="0" w:color="D9D9D9" w:themeColor="background1" w:themeShade="D9"/>
+            </w:tcBorders>
+          </w:tcPr>
+          <w:p>
+            <w:pPr>
+              <w:rPr>
+                <w:rFonts w:cstheme="minorHAnsi"/>
+                <w:b/>
+                <w:color w:val="404040" w:themeColor="text1" w:themeTint="BF"/>
+              </w:rPr>
+            </w:pPr>
+          </w:p>
+        </w:tc>
+      </w:tr>
+      <w:tr>
+        <w:tc>
+          <w:tcPr>
+            <w:tcW w:w="9782" w:type="dxa"/>
+            <w:gridSpan w:val="9"/>
+            <w:tcBorders>
+              <w:left w:val="single" w:sz="24" w:space="0" w:color="D60093"/>
+              <w:bottom w:val="single" w:sz="8" w:space="0" w:color="D60093"/>
+            </w:tcBorders>
+          </w:tcPr>
+          <w:p>
+            <w:pPr>
+              <w:rPr>
+                <w:rFonts w:cstheme="minorHAnsi"/>
+                <w:b/>
+                <w:color w:val="404040" w:themeColor="text1" w:themeTint="BF"/>
+              </w:rPr>
+            </w:pPr>
+            <w:r>
+              <w:rPr>
+                <w:rFonts w:cstheme="minorHAnsi"/>
+                <w:b/>
+                <w:color w:val="404040" w:themeColor="text1" w:themeTint="BF"/>
+              </w:rPr>
+              <w:t>4. Contexte</w:t>
+            </w:r>
+          </w:p>
+        </w:tc>
+      </w:tr>
+      <w:tr>
+        <w:trPr>
+          <w:trHeight w:val="113"/>
+        </w:trPr>
+        <w:tc>
+          <w:tcPr>
+            <w:tcW w:w="4679" w:type="dxa"/>
+            <w:gridSpan w:val="6"/>
+            <w:tcBorders>
+              <w:top w:val="single" w:sz="8" w:space="0" w:color="D60093"/>
+              <w:left w:val="single" w:sz="4" w:space="0" w:color="D9D9D9" w:themeColor="background1" w:themeShade="D9"/>
+            </w:tcBorders>
+          </w:tcPr>
+          <w:p>
+            <w:pPr>
+              <w:rPr>
+                <w:rFonts w:cstheme="minorHAnsi"/>
+                <w:b/>
+                <w:color w:val="404040" w:themeColor="text1" w:themeTint="BF"/>
+                <w:sz w:val="2"/>
+                <w:szCs w:val="2"/>
+              </w:rPr>
+            </w:pPr>
+          </w:p>
+        </w:tc>
+        <w:tc>
+          <w:tcPr>
+            <w:tcW w:w="5103" w:type="dxa"/>
+            <w:gridSpan w:val="3"/>
+            <w:tcBorders>
+              <w:top w:val="single" w:sz="8" w:space="0" w:color="D60093"/>
+              <w:right w:val="single" w:sz="4" w:space="0" w:color="D9D9D9" w:themeColor="background1" w:themeShade="D9"/>
+            </w:tcBorders>
+          </w:tcPr>
+          <w:p>
+            <w:pPr>
+              <w:rPr>
+                <w:rFonts w:cstheme="minorHAnsi"/>
+                <w:b/>
+                <w:i/>
+                <w:color w:val="D60093"/>
+                <w:sz w:val="2"/>
+                <w:szCs w:val="2"/>
+              </w:rPr>
+            </w:pPr>
+          </w:p>
+        </w:tc>
+      </w:tr>
+      <w:tr>
+        <w:trPr>
+          <w:trHeight w:val="454"/>
+        </w:trPr>
+        <w:tc>
+          <w:tcPr>
+            <w:tcW w:w="4679" w:type="dxa"/>
+            <w:gridSpan w:val="6"/>
+            <w:tcBorders>
+              <w:left w:val="single" w:sz="4" w:space="0" w:color="D9D9D9" w:themeColor="background1" w:themeShade="D9"/>
+            </w:tcBorders>
+            <w:shd w:val="clear" w:color="auto" w:fill="F2F2F2" w:themeFill="background1" w:themeFillShade="F2"/>
+            <w:vAlign w:val="center"/>
+          </w:tcPr>
+          <w:p>
+            <w:pPr>
+              <w:rPr>
+                <w:rFonts w:cstheme="minorHAnsi"/>
+                <w:b/>
+                <w:color w:val="404040" w:themeColor="text1" w:themeTint="BF"/>
+              </w:rPr>
+            </w:pPr>
+            <w:r>
+              <w:rPr>
+                <w:rFonts w:cstheme="minorHAnsi"/>
+                <w:b/>
+                <w:color w:val="404040" w:themeColor="text1" w:themeTint="BF"/>
+              </w:rPr>
+              <w:t xml:space="preserve">Nom de l’entreprise, organisme ou </w:t>
+            </w:r>
+            <w:r>
+              <w:rPr>
+                <w:rFonts w:cstheme="minorHAnsi"/>
+                <w:b/>
+                <w:color w:val="404040" w:themeColor="text1" w:themeTint="BF"/>
+              </w:rPr>
+              <w:t>association</w:t>
+            </w:r>
+            <w:r>
+              <w:rPr>
+                <w:rFonts w:cstheme="minorHAnsi"/>
+                <w:b/>
+                <w:color w:val="404040" w:themeColor="text1" w:themeTint="BF"/>
+              </w:rPr>
+              <w:t xml:space="preserve"> </w:t>
+            </w:r>
+            <w:r>
+              <w:rPr>
+                <w:rFonts w:cstheme="minorHAnsi"/>
+                <w:b/>
+                <w:color w:val="404040" w:themeColor="text1" w:themeTint="BF"/>
+              </w:rPr>
+              <w:t xml:space="preserve"> </w:t>
+            </w:r>
+            <w:r>
+              <w:rPr>
+                <w:rFonts w:ascii="Wingdings 3" w:hAnsi="Wingdings 3" w:cstheme="minorHAnsi"/>
+                <w:noProof/>
+                <w:color w:val="D60093"/>
+                <w:sz w:val="12"/>
+                <w:szCs w:val="12"/>
+                <w:lang w:eastAsia="fr-FR"/>
+              </w:rPr>
+              <w:t></w:t>
+            </w:r>
+          </w:p>
+        </w:tc>
+        <w:sdt>
+          <w:sdtPr>
+            <w:rPr>
+              <w:rFonts w:cstheme="minorHAnsi"/>
+              <w:b/>
+              <w:i/>
+              <w:color w:val="D60093"/>
+            </w:rPr>
+            <w:alias w:val="AT1 - Nom entreprise"/>
+            <w:tag w:val="AT1 - Nom entreprise"/>
+            <w:id w:val="1760476516"/>
+            <w:placeholder>
+              <w:docPart w:val="1856905FF5E94CB481F00A2AABA47413"/>
+            </w:placeholder>
+          </w:sdtPr>
+          <w:sdtEndPr>
+            <w:rPr>
+              <w:i w:val="0"/>
+              <w:color w:val="404040" w:themeColor="text1" w:themeTint="BF"/>
+            </w:rPr>
+          </w:sdtEndPr>
+          <w:sdtContent>
+            <w:tc>
+              <w:tcPr>
+                <w:tcW w:w="5103" w:type="dxa"/>
+                <w:gridSpan w:val="3"/>
+                <w:tcBorders>
+                  <w:right w:val="single" w:sz="4" w:space="0" w:color="D9D9D9" w:themeColor="background1" w:themeShade="D9"/>
+                </w:tcBorders>
+                <w:shd w:val="clear" w:color="auto" w:fill="F2F2F2" w:themeFill="background1" w:themeFillShade="F2"/>
+                <w:vAlign w:val="center"/>
+              </w:tcPr>
+              <w:p>
+                <w:pPr>
+                  <w:rPr>
+                    <w:rFonts w:cstheme="minorHAnsi"/>
+                    <w:b/>
+                    <w:color w:val="404040" w:themeColor="text1" w:themeTint="BF"/>
+                  </w:rPr>
+                </w:pPr>
+                <w:r>
+                  <w:t xml:space="preserve">Zone01 Rouen Normandie</w:t>
+                </w:r>
+              </w:p>
+            </w:tc>
+          </w:sdtContent>
+        </w:sdt>
+      </w:tr>
+      <w:tr>
+        <w:tc>
+          <w:tcPr>
+            <w:tcW w:w="2553" w:type="dxa"/>
+            <w:gridSpan w:val="2"/>
+            <w:tcBorders>
+              <w:left w:val="single" w:sz="4" w:space="0" w:color="D9D9D9" w:themeColor="background1" w:themeShade="D9"/>
+              <w:right w:val="single" w:sz="8" w:space="0" w:color="F2F2F2" w:themeColor="background1" w:themeShade="F2"/>
+            </w:tcBorders>
+          </w:tcPr>
+          <w:p>
+            <w:pPr>
+              <w:rPr>
+                <w:rFonts w:cstheme="minorHAnsi"/>
+                <w:b/>
+                <w:color w:val="404040" w:themeColor="text1" w:themeTint="BF"/>
+                <w:sz w:val="8"/>
+                <w:szCs w:val="8"/>
+              </w:rPr>
+            </w:pPr>
+          </w:p>
+        </w:tc>
+        <w:tc>
+          <w:tcPr>
+            <w:tcW w:w="7229" w:type="dxa"/>
+            <w:gridSpan w:val="7"/>
+            <w:tcBorders>
+              <w:left w:val="single" w:sz="8" w:space="0" w:color="F2F2F2" w:themeColor="background1" w:themeShade="F2"/>
+              <w:right w:val="single" w:sz="4" w:space="0" w:color="D9D9D9" w:themeColor="background1" w:themeShade="D9"/>
+            </w:tcBorders>
+          </w:tcPr>
+          <w:p>
+            <w:pPr>
+              <w:rPr>
+                <w:rFonts w:cstheme="minorHAnsi"/>
+                <w:b/>
+                <w:color w:val="404040" w:themeColor="text1" w:themeTint="BF"/>
+                <w:sz w:val="8"/>
+                <w:szCs w:val="8"/>
+              </w:rPr>
+            </w:pPr>
+          </w:p>
+        </w:tc>
+      </w:tr>
+      <w:tr>
+        <w:trPr>
+          <w:trHeight w:val="397"/>
+        </w:trPr>
+        <w:tc>
+          <w:tcPr>
+            <w:tcW w:w="2553" w:type="dxa"/>
+            <w:gridSpan w:val="2"/>
+            <w:tcBorders>
+              <w:left w:val="single" w:sz="4" w:space="0" w:color="D9D9D9" w:themeColor="background1" w:themeShade="D9"/>
+              <w:right w:val="single" w:sz="8" w:space="0" w:color="F2F2F2" w:themeColor="background1" w:themeShade="F2"/>
+            </w:tcBorders>
+          </w:tcPr>
+          <w:p>
+            <w:pPr>
+              <w:rPr>
+                <w:rFonts w:cstheme="minorHAnsi"/>
+                <w:b/>
+                <w:color w:val="404040" w:themeColor="text1" w:themeTint="BF"/>
+              </w:rPr>
+            </w:pPr>
+            <w:r>
+              <w:rPr>
+                <w:rFonts w:cstheme="minorHAnsi"/>
+                <w:b/>
+                <w:color w:val="404040" w:themeColor="text1" w:themeTint="BF"/>
+              </w:rPr>
+              <w:t>Chantier, atelier, service</w:t>
+            </w:r>
+          </w:p>
+        </w:tc>
+        <w:tc>
+          <w:tcPr>
+            <w:tcW w:w="377" w:type="dxa"/>
+            <w:tcBorders>
+              <w:left w:val="single" w:sz="8" w:space="0" w:color="F2F2F2" w:themeColor="background1" w:themeShade="F2"/>
+            </w:tcBorders>
+          </w:tcPr>
+          <w:p>
+            <w:pPr>
+              <w:spacing w:before="80"/>
+              <w:rPr>
+                <w:rFonts w:cstheme="minorHAnsi"/>
+                <w:b/>
+                <w:color w:val="404040" w:themeColor="text1" w:themeTint="BF"/>
+              </w:rPr>
+            </w:pPr>
+            <w:r>
+              <w:rPr>
+                <w:rFonts w:ascii="Wingdings 3" w:hAnsi="Wingdings 3" w:cstheme="minorHAnsi"/>
+                <w:noProof/>
+                <w:color w:val="D60093"/>
+                <w:sz w:val="12"/>
+                <w:szCs w:val="12"/>
+                <w:lang w:eastAsia="fr-FR"/>
+              </w:rPr>
+              <w:t></w:t>
+            </w:r>
+          </w:p>
+        </w:tc>
+        <w:sdt>
+          <w:sdtPr>
+            <w:rPr>
+              <w:rFonts w:cstheme="minorHAnsi"/>
+              <w:b/>
+              <w:color w:val="404040" w:themeColor="text1" w:themeTint="BF"/>
+            </w:rPr>
+            <w:alias w:val="AT1 - Chantier"/>
+            <w:tag w:val="AT1 - Chantier"/>
+            <w:id w:val="-466733595"/>
+            <w:placeholder>
+              <w:docPart w:val="F458D095C4D0403D85AC20ED70FE3FF4"/>
+            </w:placeholder>
+          </w:sdtPr>
+          <w:sdtContent>
+            <w:tc>
+              <w:tcPr>
+                <w:tcW w:w="6852" w:type="dxa"/>
+                <w:gridSpan w:val="6"/>
+                <w:tcBorders>
+                  <w:right w:val="single" w:sz="4" w:space="0" w:color="D9D9D9" w:themeColor="background1" w:themeShade="D9"/>
+                </w:tcBorders>
+              </w:tcPr>
+              <w:p>
+                <w:pPr>
+                  <w:rPr>
+                    <w:rFonts w:cstheme="minorHAnsi"/>
+                    <w:b/>
+                    <w:color w:val="404040" w:themeColor="text1" w:themeTint="BF"/>
+                  </w:rPr>
+                </w:pPr>
+                <w:r>
+                  <w:t xml:space="preserve">Projet Social Network — module Réactions &amp; Interactions</w:t>
+                </w:r>
+              </w:p>
+            </w:tc>
+          </w:sdtContent>
+        </w:sdt>
+      </w:tr>
+      <w:tr>
+        <w:trPr>
+          <w:trHeight w:val="397"/>
+        </w:trPr>
+        <w:tc>
+          <w:tcPr>
+            <w:tcW w:w="2553" w:type="dxa"/>
+            <w:gridSpan w:val="2"/>
+            <w:tcBorders>
+              <w:left w:val="single" w:sz="4" w:space="0" w:color="D9D9D9" w:themeColor="background1" w:themeShade="D9"/>
+              <w:right w:val="single" w:sz="8" w:space="0" w:color="F2F2F2" w:themeColor="background1" w:themeShade="F2"/>
+            </w:tcBorders>
+          </w:tcPr>
+          <w:p>
+            <w:pPr>
+              <w:jc w:val="right"/>
+              <w:rPr>
+                <w:rFonts w:cstheme="minorHAnsi"/>
+                <w:b/>
+                <w:color w:val="404040" w:themeColor="text1" w:themeTint="BF"/>
+              </w:rPr>
+            </w:pPr>
+            <w:r>
+              <w:rPr>
+                <w:rFonts w:cstheme="minorHAnsi"/>
+                <w:b/>
+                <w:color w:val="404040" w:themeColor="text1" w:themeTint="BF"/>
+              </w:rPr>
+              <w:t>Période d’exercice</w:t>
+            </w:r>
+          </w:p>
+        </w:tc>
+        <w:tc>
+          <w:tcPr>
+            <w:tcW w:w="377" w:type="dxa"/>
+            <w:tcBorders>
+              <w:left w:val="single" w:sz="8" w:space="0" w:color="F2F2F2" w:themeColor="background1" w:themeShade="F2"/>
+            </w:tcBorders>
+          </w:tcPr>
+          <w:p>
+            <w:pPr>
+              <w:spacing w:before="80"/>
+              <w:rPr>
+                <w:rFonts w:cstheme="minorHAnsi"/>
+                <w:b/>
+                <w:color w:val="404040" w:themeColor="text1" w:themeTint="BF"/>
+              </w:rPr>
+            </w:pPr>
+            <w:r>
+              <w:rPr>
+                <w:rFonts w:ascii="Wingdings 3" w:hAnsi="Wingdings 3" w:cstheme="minorHAnsi"/>
+                <w:noProof/>
+                <w:color w:val="D60093"/>
+                <w:sz w:val="12"/>
+                <w:szCs w:val="12"/>
+                <w:lang w:eastAsia="fr-FR"/>
+              </w:rPr>
+              <w:t></w:t>
+            </w:r>
+          </w:p>
+        </w:tc>
+        <w:tc>
+          <w:tcPr>
+            <w:tcW w:w="567" w:type="dxa"/>
+            <w:gridSpan w:val="2"/>
+          </w:tcPr>
+          <w:p>
+            <w:pPr>
+              <w:rPr>
+                <w:rFonts w:cstheme="minorHAnsi"/>
+                <w:b/>
+                <w:color w:val="404040" w:themeColor="text1" w:themeTint="BF"/>
+              </w:rPr>
+            </w:pPr>
+            <w:r>
+              <w:rPr>
+                <w:rFonts w:cstheme="minorHAnsi"/>
+                <w:b/>
+                <w:color w:val="404040" w:themeColor="text1" w:themeTint="BF"/>
+              </w:rPr>
+              <w:t>Du</w:t>
+            </w:r>
+          </w:p>
+        </w:tc>
+        <w:sdt>
+          <w:sdtPr>
+            <w:rPr>
+              <w:rFonts w:cstheme="minorHAnsi"/>
+              <w:b/>
+              <w:color w:val="404040" w:themeColor="text1" w:themeTint="BF"/>
+            </w:rPr>
+            <w:alias w:val="Date d'entrée"/>
+            <w:tag w:val="Date d'entrée"/>
+            <w:id w:val="647566784"/>
+            <w:placeholder>
+              <w:docPart w:val="3BCC42A3CB1A4766AE136C869A8E976E"/>
+            </w:placeholder>
+            <w:date>
+              <w:dateFormat w:val="dd/MM/yyyy"/>
+              <w:lid w:val="fr-FR"/>
+              <w:storeMappedDataAs w:val="dateTime"/>
+              <w:calendar w:val="gregorian"/>
+            </w:date>
+          </w:sdtPr>
+          <w:sdtContent>
+            <w:tc>
+              <w:tcPr>
+                <w:tcW w:w="1324" w:type="dxa"/>
+                <w:gridSpan w:val="2"/>
+              </w:tcPr>
+              <w:p>
+                <w:pPr>
+                  <w:rPr>
+                    <w:rFonts w:cstheme="minorHAnsi"/>
+                    <w:b/>
+                    <w:color w:val="404040" w:themeColor="text1" w:themeTint="BF"/>
+                  </w:rPr>
+                </w:pPr>
+                <w:r>
+                  <w:t xml:space="preserve">01/01/2024</w:t>
+                </w:r>
+              </w:p>
+            </w:tc>
+          </w:sdtContent>
+        </w:sdt>
+        <w:tc>
+          <w:tcPr>
+            <w:tcW w:w="567" w:type="dxa"/>
+          </w:tcPr>
+          <w:p>
+            <w:pPr>
+              <w:rPr>
+                <w:rFonts w:cstheme="minorHAnsi"/>
+                <w:b/>
+                <w:color w:val="404040" w:themeColor="text1" w:themeTint="BF"/>
+              </w:rPr>
+            </w:pPr>
+            <w:r>
+              <w:rPr>
+                <w:rFonts w:cstheme="minorHAnsi"/>
+                <w:b/>
+                <w:color w:val="404040" w:themeColor="text1" w:themeTint="BF"/>
+              </w:rPr>
+              <w:t>au</w:t>
+            </w:r>
+          </w:p>
+        </w:tc>
+        <w:sdt>
+          <w:sdtPr>
+            <w:rPr>
+              <w:rFonts w:cstheme="minorHAnsi"/>
+              <w:b/>
+              <w:color w:val="404040" w:themeColor="text1" w:themeTint="BF"/>
+            </w:rPr>
+            <w:alias w:val="Date de sortie"/>
+            <w:tag w:val="Date de sortie"/>
+            <w:id w:val="-532186268"/>
+            <w:placeholder>
+              <w:docPart w:val="6FFF817A39F6480698C6960A23B9BF5D"/>
+            </w:placeholder>
+            <w:date>
+              <w:dateFormat w:val="dd/MM/yyyy"/>
+              <w:lid w:val="fr-FR"/>
+              <w:storeMappedDataAs w:val="dateTime"/>
+              <w:calendar w:val="gregorian"/>
+            </w:date>
+          </w:sdtPr>
+          <w:sdtContent>
+            <w:tc>
+              <w:tcPr>
+                <w:tcW w:w="4394" w:type="dxa"/>
+                <w:tcBorders>
+                  <w:right w:val="single" w:sz="4" w:space="0" w:color="D9D9D9" w:themeColor="background1" w:themeShade="D9"/>
+                </w:tcBorders>
+              </w:tcPr>
+              <w:p>
+                <w:pPr>
+                  <w:rPr>
+                    <w:rFonts w:cstheme="minorHAnsi"/>
+                    <w:b/>
+                    <w:color w:val="404040" w:themeColor="text1" w:themeTint="BF"/>
+                  </w:rPr>
+                </w:pPr>
+                <w:r>
+                  <w:t xml:space="preserve">01/05/2025</w:t>
+                </w:r>
+              </w:p>
+            </w:tc>
+          </w:sdtContent>
+        </w:sdt>
+      </w:tr>
+      <w:tr>
+        <w:trPr>
+          <w:trHeight w:val="227"/>
+        </w:trPr>
+        <w:tc>
+          <w:tcPr>
+            <w:tcW w:w="9782" w:type="dxa"/>
+            <w:gridSpan w:val="9"/>
+            <w:tcBorders>
+              <w:left w:val="single" w:sz="4" w:space="0" w:color="D9D9D9" w:themeColor="background1" w:themeShade="D9"/>
+              <w:bottom w:val="single" w:sz="4" w:space="0" w:color="D9D9D9" w:themeColor="background1" w:themeShade="D9"/>
+              <w:right w:val="single" w:sz="4" w:space="0" w:color="D9D9D9" w:themeColor="background1" w:themeShade="D9"/>
+            </w:tcBorders>
+          </w:tcPr>
+          <w:p>
+            <w:pPr>
+              <w:rPr>
+                <w:rFonts w:cstheme="minorHAnsi"/>
+                <w:b/>
+                <w:color w:val="404040" w:themeColor="text1" w:themeTint="BF"/>
+                <w:sz w:val="16"/>
+                <w:szCs w:val="16"/>
+              </w:rPr>
+            </w:pPr>
+          </w:p>
+        </w:tc>
+      </w:tr>
+      <w:tr>
+        <w:tc>
+          <w:tcPr>
+            <w:tcW w:w="9782" w:type="dxa"/>
+            <w:gridSpan w:val="9"/>
+            <w:tcBorders>
+              <w:top w:val="single" w:sz="4" w:space="0" w:color="D9D9D9" w:themeColor="background1" w:themeShade="D9"/>
+            </w:tcBorders>
+          </w:tcPr>
+          <w:p>
+            <w:pPr>
+              <w:rPr>
+                <w:rFonts w:cstheme="minorHAnsi"/>
+                <w:b/>
+                <w:color w:val="404040" w:themeColor="text1" w:themeTint="BF"/>
+              </w:rPr>
+            </w:pPr>
+          </w:p>
+        </w:tc>
+      </w:tr>
+      <w:tr>
+        <w:tc>
+          <w:tcPr>
+            <w:tcW w:w="9782" w:type="dxa"/>
+            <w:gridSpan w:val="9"/>
+            <w:tcBorders>
+              <w:left w:val="single" w:sz="24" w:space="0" w:color="D60093"/>
+              <w:bottom w:val="single" w:sz="8" w:space="0" w:color="D60093"/>
+            </w:tcBorders>
+          </w:tcPr>
+          <w:p>
+            <w:pPr>
+              <w:rPr>
+                <w:rFonts w:cstheme="minorHAnsi"/>
+                <w:b/>
+                <w:i/>
+                <w:color w:val="404040" w:themeColor="text1" w:themeTint="BF"/>
+              </w:rPr>
+            </w:pPr>
+            <w:r>
+              <w:rPr>
+                <w:rFonts w:cstheme="minorHAnsi"/>
+                <w:b/>
+                <w:color w:val="404040" w:themeColor="text1" w:themeTint="BF"/>
+              </w:rPr>
+              <w:t xml:space="preserve">5. Informations complémentaires </w:t>
+            </w:r>
+            <w:r>
+              <w:rPr>
+                <w:rFonts w:cstheme="minorHAnsi"/>
+                <w:i/>
+                <w:color w:val="404040" w:themeColor="text1" w:themeTint="BF"/>
+              </w:rPr>
+              <w:t>(facultatif)</w:t>
+            </w:r>
+          </w:p>
+        </w:tc>
+      </w:tr>
+      <w:tr>
+        <w:trPr>
+          <w:trHeight w:val="2268"/>
+        </w:trPr>
+        <w:sdt>
+          <w:sdtPr>
+            <w:rPr>
+              <w:rFonts w:cstheme="minorHAnsi"/>
+              <w:b/>
+              <w:color w:val="404040" w:themeColor="text1" w:themeTint="BF"/>
+            </w:rPr>
+            <w:alias w:val="5.Informations complémentaires"/>
+            <w:tag w:val="5.Informations complémentaires"/>
+            <w:id w:val="304289194"/>
+            <w:placeholder>
+              <w:docPart w:val="1B72049DE0D44FDEA0C33BB03A9697B6"/>
+            </w:placeholder>
+          </w:sdtPr>
+          <w:sdtContent>
+            <w:tc>
+              <w:tcPr>
+                <w:tcW w:w="9782" w:type="dxa"/>
+                <w:gridSpan w:val="9"/>
+                <w:tcBorders>
+                  <w:top w:val="single" w:sz="8" w:space="0" w:color="D60093"/>
+                  <w:left w:val="single" w:sz="4" w:space="0" w:color="D9D9D9" w:themeColor="background1" w:themeShade="D9"/>
+                  <w:bottom w:val="single" w:sz="4" w:space="0" w:color="D9D9D9" w:themeColor="background1" w:themeShade="D9"/>
+                  <w:right w:val="single" w:sz="4" w:space="0" w:color="D9D9D9" w:themeColor="background1" w:themeShade="D9"/>
+                </w:tcBorders>
+              </w:tcPr>
+              <w:p>
+                <w:pPr>
+                  <w:spacing w:before="120"/>
+                  <w:rPr>
+                    <w:rFonts w:cstheme="minorHAnsi"/>
+                    <w:b/>
+                    <w:color w:val="404040" w:themeColor="text1" w:themeTint="BF"/>
+                  </w:rPr>
+                </w:pPr>
+                <w:r>
+                  <w:t xml:space="preserve">Le choix des contraintes @@unique composite dans Prisma garantit l'unicité au niveau de la base de données, rendant le système robuste face aux requêtes concurrentes. Une validation applicative seule aurait laissé une fenêtre de race-condition. Cette approche est documentée dans le schema.prisma du dépôt arocchet/social-network.</w:t>
+                </w:r>
+              </w:p>
+            </w:tc>
+          </w:sdtContent>
+        </w:sdt>
+      </w:tr>
+      <w:tr>
+        <w:trPr>
+          <w:trHeight w:val="365"/>
+        </w:trPr>
+        <w:tc>
+          <w:tcPr>
+            <w:tcW w:w="2978" w:type="dxa"/>
+            <w:gridSpan w:val="4"/>
+            <w:tcBorders>
+              <w:bottom w:val="thinThickMediumGap" w:sz="24" w:space="0" w:color="D60093"/>
+            </w:tcBorders>
+          </w:tcPr>
+          <w:p>
+            <w:pPr>
+              <w:tabs>
+                <w:tab w:val="right" w:leader="dot" w:pos="9072"/>
+              </w:tabs>
+              <w:jc w:val="right"/>
+              <w:rPr>
+                <w:rFonts w:cstheme="minorHAnsi"/>
+                <w:b/>
+                <w:i/>
+                <w:color w:val="404040" w:themeColor="text1" w:themeTint="BF"/>
+                <w:sz w:val="24"/>
+                <w:szCs w:val="24"/>
+              </w:rPr>
+            </w:pPr>
+            <w:r>
+              <w:rPr>
+                <w:rFonts w:cstheme="minorHAnsi"/>
+                <w:b/>
+                <w:i/>
+                <w:color w:val="404040" w:themeColor="text1" w:themeTint="BF"/>
+              </w:rPr>
+              <w:t>Exemple</w:t>
+            </w:r>
+            <w:r>
+              <w:rPr>
+                <w:rFonts w:cstheme="minorHAnsi"/>
+                <w:b/>
+                <w:i/>
+                <w:color w:val="404040" w:themeColor="text1" w:themeTint="BF"/>
+              </w:rPr>
+              <w:t xml:space="preserve"> n°</w:t>
+            </w:r>
+            <w:r>
+              <w:rPr>
+                <w:rFonts w:cstheme="minorHAnsi"/>
+                <w:b/>
+                <w:i/>
+                <w:color w:val="404040" w:themeColor="text1" w:themeTint="BF"/>
+              </w:rPr>
+              <w:t>3</w:t>
+            </w:r>
+            <w:r>
+              <w:rPr>
+                <w:rFonts w:cstheme="minorHAnsi"/>
+                <w:b/>
+                <w:i/>
+                <w:color w:val="404040" w:themeColor="text1" w:themeTint="BF"/>
+                <w:sz w:val="24"/>
+                <w:szCs w:val="24"/>
+              </w:rPr>
+              <w:t xml:space="preserve"> </w:t>
+            </w:r>
+            <w:r>
+              <w:rPr>
+                <w:rFonts w:cstheme="minorHAnsi"/>
+                <w:b/>
+                <w:i/>
+                <w:color w:val="404040" w:themeColor="text1" w:themeTint="BF"/>
+                <w:sz w:val="24"/>
+                <w:szCs w:val="24"/>
+              </w:rPr>
+              <w:t xml:space="preserve"> </w:t>
+            </w:r>
+            <w:r>
+              <w:rPr>
+                <w:rFonts w:ascii="Wingdings 3" w:hAnsi="Wingdings 3" w:cstheme="minorHAnsi"/>
+                <w:noProof/>
+                <w:color w:val="D60093"/>
+                <w:sz w:val="12"/>
+                <w:szCs w:val="12"/>
+                <w:lang w:eastAsia="fr-FR"/>
+              </w:rPr>
+              <w:t></w:t>
+            </w:r>
+          </w:p>
+        </w:tc>
+        <w:sdt>
+          <w:sdtPr>
+            <w:rPr>
+              <w:rFonts w:cstheme="minorHAnsi"/>
+              <w:b/>
+              <w:i/>
+              <w:color w:val="7F7F7F" w:themeColor="text1" w:themeTint="80"/>
+            </w:rPr>
+            <w:id w:val="-832212218"/>
+            <w:placeholder>
+              <w:docPart w:val="091AF24CA30F4EA4B9F47BD97851B2FA"/>
+            </w:placeholder>
+          </w:sdtPr>
+          <w:sdtContent>
+            <w:tc>
+              <w:tcPr>
+                <w:tcW w:w="6804" w:type="dxa"/>
+                <w:gridSpan w:val="5"/>
+                <w:tcBorders>
+                  <w:left w:val="nil"/>
+                  <w:bottom w:val="thinThickMediumGap" w:sz="24" w:space="0" w:color="D60093"/>
+                </w:tcBorders>
+              </w:tcPr>
+              <w:p>
+                <w:pPr>
+                  <w:rPr>
+                    <w:rFonts w:cstheme="minorHAnsi"/>
+                    <w:b/>
+                    <w:i/>
+                    <w:color w:val="D60093"/>
+                  </w:rPr>
+                </w:pPr>
+                <w:r>
+                  <w:t xml:space="preserve">Middleware Next.js deny-by-default et authentification OAuth Google sans NextAuth</w:t>
+                </w:r>
+              </w:p>
+            </w:tc>
+          </w:sdtContent>
+        </w:sdt>
+      </w:tr>
+      <w:tr>
+        <w:trPr>
+          <w:trHeight w:val="365"/>
+        </w:trPr>
+        <w:tc>
+          <w:tcPr>
+            <w:tcW w:w="2978" w:type="dxa"/>
+            <w:gridSpan w:val="4"/>
+            <w:tcBorders>
+              <w:top w:val="thinThickMediumGap" w:sz="24" w:space="0" w:color="D60093"/>
+            </w:tcBorders>
+          </w:tcPr>
+          <w:p>
+            <w:pPr>
+              <w:rPr>
+                <w:rFonts w:cstheme="minorHAnsi"/>
+                <w:b/>
+                <w:color w:val="404040" w:themeColor="text1" w:themeTint="BF"/>
+              </w:rPr>
+            </w:pPr>
+          </w:p>
+        </w:tc>
+        <w:tc>
+          <w:tcPr>
+            <w:tcW w:w="6804" w:type="dxa"/>
+            <w:gridSpan w:val="5"/>
+            <w:tcBorders>
+              <w:top w:val="thinThickMediumGap" w:sz="24" w:space="0" w:color="D60093"/>
+            </w:tcBorders>
+          </w:tcPr>
+          <w:p>
+            <w:pPr>
+              <w:rPr>
+                <w:rFonts w:cstheme="minorHAnsi"/>
+                <w:b/>
+                <w:color w:val="404040" w:themeColor="text1" w:themeTint="BF"/>
+              </w:rPr>
+            </w:pPr>
+          </w:p>
+        </w:tc>
+      </w:tr>
+      <w:tr>
+        <w:tc>
+          <w:tcPr>
+            <w:tcW w:w="9782" w:type="dxa"/>
+            <w:gridSpan w:val="9"/>
+            <w:tcBorders>
+              <w:left w:val="single" w:sz="24" w:space="0" w:color="D60093"/>
+              <w:bottom w:val="single" w:sz="8" w:space="0" w:color="D60093"/>
+            </w:tcBorders>
+          </w:tcPr>
+          <w:p>
+            <w:pPr>
+              <w:rPr>
+                <w:rFonts w:cstheme="minorHAnsi"/>
+                <w:b/>
+                <w:color w:val="404040" w:themeColor="text1" w:themeTint="BF"/>
+              </w:rPr>
+            </w:pPr>
+            <w:r>
+              <w:rPr>
+                <w:rFonts w:cstheme="minorHAnsi"/>
+                <w:b/>
+                <w:color w:val="404040" w:themeColor="text1" w:themeTint="BF"/>
+              </w:rPr>
+              <w:t>1. Décrivez les tâches ou opérations que vous avez effectuées, et dans quelles conditions</w:t>
+            </w:r>
+            <w:r>
+              <w:rPr>
+                <w:rFonts w:cstheme="minorHAnsi"/>
+                <w:b/>
+                <w:color w:val="404040" w:themeColor="text1" w:themeTint="BF"/>
+              </w:rPr>
+              <w:t> :</w:t>
+            </w:r>
+          </w:p>
+        </w:tc>
+      </w:tr>
+      <w:tr>
+        <w:trPr>
+          <w:trHeight w:val="4535"/>
+        </w:trPr>
+        <w:sdt>
+          <w:sdtPr>
+            <w:rPr>
+              <w:rFonts w:cstheme="minorHAnsi"/>
+              <w:b/>
+              <w:color w:val="404040" w:themeColor="text1" w:themeTint="BF"/>
+            </w:rPr>
+            <w:alias w:val="1.Décrire tâches effectuées"/>
+            <w:tag w:val="1.Décrire tâches effectuées"/>
+            <w:id w:val="-385645656"/>
+            <w:placeholder>
+              <w:docPart w:val="666D0B562079445CA39F7CFB659E063D"/>
+            </w:placeholder>
+          </w:sdtPr>
+          <w:sdtContent>
+            <w:tc>
+              <w:tcPr>
+                <w:tcW w:w="9782" w:type="dxa"/>
+                <w:gridSpan w:val="9"/>
+                <w:tcBorders>
+                  <w:top w:val="single" w:sz="8" w:space="0" w:color="D60093"/>
+                  <w:left w:val="single" w:sz="4" w:space="0" w:color="D9D9D9" w:themeColor="background1" w:themeShade="D9"/>
+                  <w:bottom w:val="single" w:sz="4" w:space="0" w:color="D9D9D9" w:themeColor="background1" w:themeShade="D9"/>
+                  <w:right w:val="single" w:sz="4" w:space="0" w:color="D9D9D9" w:themeColor="background1" w:themeShade="D9"/>
+                </w:tcBorders>
+              </w:tcPr>
+              <w:p>
+                <w:pPr>
+                  <w:spacing w:before="120"/>
+                  <w:rPr>
+                    <w:rFonts w:cstheme="minorHAnsi"/>
+                    <w:b/>
+                    <w:color w:val="404040" w:themeColor="text1" w:themeTint="BF"/>
+                  </w:rPr>
+                </w:pPr>
+                <w:r>
+                  <w:t xml:space="preserve">J'ai mis en place un middleware Next.js appliquant une politique deny-by-default : toutes les routes sont protégées par défaut, seules les routes sous /api/public/ sont accessibles sans authentification. À chaque requête, le middleware extrait et vérifie le JWT depuis le cookie httpOnly avec la bibliothèque jose avant de laisser passer la requête. J'ai également implémenté le flux OAuth Google sans NextAuth (avec la bibliothèque googleapis directement) : génération d'un cookie state httpOnly aléatoire avant la redirection OAuth, vérification du state au retour pour prévenir les attaques CSRF, puis création ou mise à jour du compte. Commit clé : f582882.</w:t>
+                </w:r>
+              </w:p>
+            </w:tc>
+          </w:sdtContent>
+        </w:sdt>
+      </w:tr>
+      <w:tr>
+        <w:trPr>
+          <w:trHeight w:val="170"/>
+        </w:trPr>
+        <w:tc>
+          <w:tcPr>
+            <w:tcW w:w="9782" w:type="dxa"/>
+            <w:gridSpan w:val="9"/>
+            <w:tcBorders>
+              <w:top w:val="single" w:sz="4" w:space="0" w:color="D9D9D9" w:themeColor="background1" w:themeShade="D9"/>
+            </w:tcBorders>
+          </w:tcPr>
+          <w:p>
+            <w:pPr>
+              <w:rPr>
+                <w:rFonts w:cstheme="minorHAnsi"/>
+                <w:b/>
+                <w:color w:val="404040" w:themeColor="text1" w:themeTint="BF"/>
+                <w:sz w:val="16"/>
+                <w:szCs w:val="16"/>
+              </w:rPr>
+            </w:pPr>
+          </w:p>
+        </w:tc>
+      </w:tr>
+      <w:tr>
+        <w:trPr>
+          <w:trHeight w:val="264"/>
+        </w:trPr>
+        <w:tc>
+          <w:tcPr>
+            <w:tcW w:w="9782" w:type="dxa"/>
+            <w:gridSpan w:val="9"/>
+            <w:tcBorders>
+              <w:left w:val="single" w:sz="24" w:space="0" w:color="D60093"/>
+              <w:bottom w:val="single" w:sz="8" w:space="0" w:color="D60093"/>
+            </w:tcBorders>
+          </w:tcPr>
+          <w:p>
+            <w:pPr>
+              <w:rPr>
+                <w:rFonts w:cstheme="minorHAnsi"/>
+                <w:b/>
+                <w:color w:val="404040" w:themeColor="text1" w:themeTint="BF"/>
+              </w:rPr>
+            </w:pPr>
+            <w:r>
+              <w:rPr>
+                <w:rFonts w:cstheme="minorHAnsi"/>
+                <w:b/>
+                <w:color w:val="404040" w:themeColor="text1" w:themeTint="BF"/>
+              </w:rPr>
+              <w:t>2. Précisez les moyens utilisés</w:t>
+            </w:r>
+            <w:r>
+              <w:rPr>
+                <w:rFonts w:cstheme="minorHAnsi"/>
+                <w:b/>
+                <w:color w:val="404040" w:themeColor="text1" w:themeTint="BF"/>
+              </w:rPr>
+              <w:t> :</w:t>
+            </w:r>
+          </w:p>
+        </w:tc>
+      </w:tr>
+      <w:tr>
+        <w:trPr>
+          <w:trHeight w:val="4479"/>
+        </w:trPr>
+        <w:sdt>
+          <w:sdtPr>
+            <w:rPr>
+              <w:rFonts w:cstheme="minorHAnsi"/>
+              <w:b/>
+              <w:color w:val="404040" w:themeColor="text1" w:themeTint="BF"/>
+            </w:rPr>
+            <w:alias w:val="2.Préciser les moyens utilisés"/>
+            <w:tag w:val="2.Préciser les moyens utilisés"/>
+            <w:id w:val="-1115829704"/>
+            <w:placeholder>
+              <w:docPart w:val="51EE53211AC446599EBD89E27C1CC876"/>
+            </w:placeholder>
+          </w:sdtPr>
+          <w:sdtContent>
+            <w:tc>
+              <w:tcPr>
+                <w:tcW w:w="9782" w:type="dxa"/>
+                <w:gridSpan w:val="9"/>
+                <w:tcBorders>
+                  <w:left w:val="single" w:sz="4" w:space="0" w:color="D9D9D9" w:themeColor="background1" w:themeShade="D9"/>
+                  <w:bottom w:val="single" w:sz="4" w:space="0" w:color="D9D9D9" w:themeColor="background1" w:themeShade="D9"/>
+                  <w:right w:val="single" w:sz="4" w:space="0" w:color="D9D9D9" w:themeColor="background1" w:themeShade="D9"/>
+                </w:tcBorders>
+              </w:tcPr>
+              <w:p>
+                <w:pPr>
+                  <w:spacing w:before="120"/>
+                  <w:rPr>
+                    <w:rFonts w:cstheme="minorHAnsi"/>
+                    <w:b/>
+                    <w:color w:val="404040" w:themeColor="text1" w:themeTint="BF"/>
+                  </w:rPr>
+                </w:pPr>
+                <w:r>
+                  <w:t xml:space="preserve">Next.js 15 (middleware.ts, App Router), TypeScript, jose (vérification JWT HS256), googleapis (OAuth Google v2), crypto (génération state aléatoire), cookies httpOnly + secure + SameSite=Lax, Prisma ORM (upsert utilisateur). Commit clé : f582882.</w:t>
+                </w:r>
+              </w:p>
+            </w:tc>
+          </w:sdtContent>
+        </w:sdt>
+      </w:tr>
+      <w:tr>
+        <w:tc>
+          <w:tcPr>
+            <w:tcW w:w="9782" w:type="dxa"/>
+            <w:gridSpan w:val="9"/>
+            <w:tcBorders>
+              <w:top w:val="single" w:sz="4" w:space="0" w:color="D9D9D9" w:themeColor="background1" w:themeShade="D9"/>
+            </w:tcBorders>
+          </w:tcPr>
+          <w:p>
+            <w:pPr>
+              <w:rPr>
+                <w:rFonts w:cstheme="minorHAnsi"/>
+                <w:b/>
+                <w:color w:val="404040" w:themeColor="text1" w:themeTint="BF"/>
+              </w:rPr>
+            </w:pPr>
+          </w:p>
+          <w:p>
+            <w:pPr>
+              <w:rPr>
+                <w:rFonts w:cstheme="minorHAnsi"/>
+                <w:b/>
+                <w:color w:val="404040" w:themeColor="text1" w:themeTint="BF"/>
+              </w:rPr>
+            </w:pPr>
+          </w:p>
+        </w:tc>
+      </w:tr>
+      <w:tr>
+        <w:tc>
+          <w:tcPr>
+            <w:tcW w:w="9782" w:type="dxa"/>
+            <w:gridSpan w:val="9"/>
+            <w:tcBorders>
+              <w:left w:val="single" w:sz="24" w:space="0" w:color="D60093"/>
+              <w:bottom w:val="single" w:sz="12" w:space="0" w:color="D60093"/>
+            </w:tcBorders>
+          </w:tcPr>
+          <w:p>
+            <w:pPr>
+              <w:rPr>
+                <w:rFonts w:cstheme="minorHAnsi"/>
+                <w:b/>
+                <w:color w:val="404040" w:themeColor="text1" w:themeTint="BF"/>
+              </w:rPr>
+            </w:pPr>
+            <w:r>
+              <w:rPr>
+                <w:rFonts w:cstheme="minorHAnsi"/>
+                <w:b/>
+                <w:color w:val="404040" w:themeColor="text1" w:themeTint="BF"/>
+              </w:rPr>
+              <w:lastRenderedPageBreak/>
+              <w:t>3. Avec qui avez-vous travaillé ?</w:t>
+            </w:r>
+          </w:p>
+        </w:tc>
+      </w:tr>
+      <w:tr>
+        <w:trPr>
+          <w:trHeight w:val="2835"/>
+        </w:trPr>
+        <w:sdt>
+          <w:sdtPr>
+            <w:rPr>
+              <w:rFonts w:cstheme="minorHAnsi"/>
+              <w:b/>
+              <w:color w:val="404040" w:themeColor="text1" w:themeTint="BF"/>
+            </w:rPr>
+            <w:alias w:val="3.Avec qui avez-vous travaillé ?"/>
+            <w:tag w:val="3.Avec qui avez-vous travaillé ?"/>
+            <w:id w:val="-809549014"/>
+            <w:placeholder>
+              <w:docPart w:val="FE292288C133460F8F01546D84AA056B"/>
+            </w:placeholder>
+          </w:sdtPr>
+          <w:sdtContent>
+            <w:tc>
+              <w:tcPr>
+                <w:tcW w:w="9782" w:type="dxa"/>
+                <w:gridSpan w:val="9"/>
+                <w:tcBorders>
+                  <w:top w:val="single" w:sz="12" w:space="0" w:color="D60093"/>
+                  <w:left w:val="single" w:sz="4" w:space="0" w:color="D9D9D9" w:themeColor="background1" w:themeShade="D9"/>
+                  <w:bottom w:val="single" w:sz="4" w:space="0" w:color="D9D9D9" w:themeColor="background1" w:themeShade="D9"/>
+                  <w:right w:val="single" w:sz="4" w:space="0" w:color="D9D9D9" w:themeColor="background1" w:themeShade="D9"/>
+                </w:tcBorders>
+              </w:tcPr>
+              <w:p>
+                <w:pPr>
+                  <w:spacing w:before="120"/>
+                  <w:rPr>
+                    <w:rFonts w:cstheme="minorHAnsi"/>
+                    <w:b/>
+                    <w:color w:val="404040" w:themeColor="text1" w:themeTint="BF"/>
+                  </w:rPr>
+                </w:pPr>
+                <w:r>
+                  <w:t xml:space="preserve">Au sein d'une équipe de 6 contributeurs dans le cadre de la formation Zone01 Rouen Normandie. La stratégie de sécurité des routes a été définie collectivement. Le middleware et le flux OAuth ont été développés en autonomie avec revue de code systématique via pull requests GitHub.</w:t>
+                </w:r>
+              </w:p>
+            </w:tc>
+          </w:sdtContent>
+        </w:sdt>
+      </w:tr>
+      <w:tr>
+        <w:tc>
+          <w:tcPr>
+            <w:tcW w:w="9782" w:type="dxa"/>
+            <w:gridSpan w:val="9"/>
+            <w:tcBorders>
+              <w:top w:val="single" w:sz="4" w:space="0" w:color="D9D9D9" w:themeColor="background1" w:themeShade="D9"/>
+            </w:tcBorders>
+          </w:tcPr>
+          <w:p>
+            <w:pPr>
+              <w:rPr>
+                <w:rFonts w:cstheme="minorHAnsi"/>
+                <w:b/>
+                <w:color w:val="404040" w:themeColor="text1" w:themeTint="BF"/>
+              </w:rPr>
+            </w:pPr>
+          </w:p>
+        </w:tc>
+      </w:tr>
+      <w:tr>
+        <w:tc>
+          <w:tcPr>
+            <w:tcW w:w="9782" w:type="dxa"/>
+            <w:gridSpan w:val="9"/>
+            <w:tcBorders>
+              <w:left w:val="single" w:sz="24" w:space="0" w:color="D60093"/>
+              <w:bottom w:val="single" w:sz="8" w:space="0" w:color="D60093"/>
+            </w:tcBorders>
+          </w:tcPr>
+          <w:p>
+            <w:pPr>
+              <w:rPr>
+                <w:rFonts w:cstheme="minorHAnsi"/>
+                <w:b/>
+                <w:color w:val="404040" w:themeColor="text1" w:themeTint="BF"/>
+              </w:rPr>
+            </w:pPr>
+            <w:r>
+              <w:rPr>
+                <w:rFonts w:cstheme="minorHAnsi"/>
+                <w:b/>
+                <w:color w:val="404040" w:themeColor="text1" w:themeTint="BF"/>
+              </w:rPr>
+              <w:t>4. Contexte</w:t>
+            </w:r>
+          </w:p>
+        </w:tc>
+      </w:tr>
+      <w:tr>
+        <w:trPr>
+          <w:trHeight w:val="113"/>
+        </w:trPr>
+        <w:tc>
+          <w:tcPr>
+            <w:tcW w:w="4679" w:type="dxa"/>
+            <w:gridSpan w:val="6"/>
+            <w:tcBorders>
+              <w:top w:val="single" w:sz="8" w:space="0" w:color="D60093"/>
+              <w:left w:val="single" w:sz="4" w:space="0" w:color="D9D9D9" w:themeColor="background1" w:themeShade="D9"/>
+            </w:tcBorders>
+          </w:tcPr>
+          <w:p>
+            <w:pPr>
+              <w:rPr>
+                <w:rFonts w:cstheme="minorHAnsi"/>
+                <w:b/>
+                <w:color w:val="404040" w:themeColor="text1" w:themeTint="BF"/>
+                <w:sz w:val="2"/>
+                <w:szCs w:val="2"/>
+              </w:rPr>
+            </w:pPr>
+          </w:p>
+        </w:tc>
+        <w:tc>
+          <w:tcPr>
+            <w:tcW w:w="5103" w:type="dxa"/>
+            <w:gridSpan w:val="3"/>
+            <w:tcBorders>
+              <w:top w:val="single" w:sz="8" w:space="0" w:color="D60093"/>
+              <w:right w:val="single" w:sz="4" w:space="0" w:color="D9D9D9" w:themeColor="background1" w:themeShade="D9"/>
+            </w:tcBorders>
+          </w:tcPr>
+          <w:p>
+            <w:pPr>
+              <w:rPr>
+                <w:rFonts w:cstheme="minorHAnsi"/>
+                <w:b/>
+                <w:i/>
+                <w:color w:val="D60093"/>
+                <w:sz w:val="2"/>
+                <w:szCs w:val="2"/>
+              </w:rPr>
+            </w:pPr>
+          </w:p>
+        </w:tc>
+      </w:tr>
+      <w:tr>
+        <w:trPr>
+          <w:trHeight w:val="454"/>
+        </w:trPr>
+        <w:tc>
+          <w:tcPr>
+            <w:tcW w:w="4679" w:type="dxa"/>
+            <w:gridSpan w:val="6"/>
+            <w:tcBorders>
+              <w:left w:val="single" w:sz="4" w:space="0" w:color="D9D9D9" w:themeColor="background1" w:themeShade="D9"/>
+            </w:tcBorders>
+            <w:shd w:val="clear" w:color="auto" w:fill="F2F2F2" w:themeFill="background1" w:themeFillShade="F2"/>
+            <w:vAlign w:val="center"/>
+          </w:tcPr>
+          <w:p>
+            <w:pPr>
+              <w:rPr>
+                <w:rFonts w:cstheme="minorHAnsi"/>
+                <w:b/>
+                <w:color w:val="404040" w:themeColor="text1" w:themeTint="BF"/>
+              </w:rPr>
+            </w:pPr>
+            <w:r>
+              <w:rPr>
+                <w:rFonts w:cstheme="minorHAnsi"/>
+                <w:b/>
+                <w:color w:val="404040" w:themeColor="text1" w:themeTint="BF"/>
+              </w:rPr>
+              <w:t xml:space="preserve">Nom de l’entreprise, organisme ou </w:t>
+            </w:r>
+            <w:r>
+              <w:rPr>
+                <w:rFonts w:cstheme="minorHAnsi"/>
+                <w:b/>
+                <w:color w:val="404040" w:themeColor="text1" w:themeTint="BF"/>
+              </w:rPr>
+              <w:t>association</w:t>
+            </w:r>
+            <w:r>
+              <w:rPr>
+                <w:rFonts w:cstheme="minorHAnsi"/>
+                <w:b/>
+                <w:color w:val="404040" w:themeColor="text1" w:themeTint="BF"/>
+              </w:rPr>
+              <w:t xml:space="preserve"> </w:t>
+            </w:r>
+            <w:r>
+              <w:rPr>
+                <w:rFonts w:cstheme="minorHAnsi"/>
+                <w:b/>
+                <w:color w:val="404040" w:themeColor="text1" w:themeTint="BF"/>
+              </w:rPr>
+              <w:t xml:space="preserve"> </w:t>
+            </w:r>
+            <w:r>
+              <w:rPr>
+                <w:rFonts w:ascii="Wingdings 3" w:hAnsi="Wingdings 3" w:cstheme="minorHAnsi"/>
+                <w:noProof/>
+                <w:color w:val="D60093"/>
+                <w:sz w:val="12"/>
+                <w:szCs w:val="12"/>
+                <w:lang w:eastAsia="fr-FR"/>
+              </w:rPr>
+              <w:t></w:t>
+            </w:r>
+          </w:p>
+        </w:tc>
+        <w:sdt>
+          <w:sdtPr>
+            <w:rPr>
+              <w:rFonts w:cstheme="minorHAnsi"/>
+              <w:b/>
+              <w:i/>
+              <w:color w:val="D60093"/>
+            </w:rPr>
+            <w:alias w:val="AT1 - Nom entreprise"/>
+            <w:tag w:val="AT1 - Nom entreprise"/>
+            <w:id w:val="1760476516"/>
+            <w:placeholder>
+              <w:docPart w:val="1856905FF5E94CB481F00A2AABA47413"/>
+            </w:placeholder>
+          </w:sdtPr>
+          <w:sdtEndPr>
+            <w:rPr>
+              <w:i w:val="0"/>
+              <w:color w:val="404040" w:themeColor="text1" w:themeTint="BF"/>
+            </w:rPr>
+          </w:sdtEndPr>
+          <w:sdtContent>
+            <w:tc>
+              <w:tcPr>
+                <w:tcW w:w="5103" w:type="dxa"/>
+                <w:gridSpan w:val="3"/>
+                <w:tcBorders>
+                  <w:right w:val="single" w:sz="4" w:space="0" w:color="D9D9D9" w:themeColor="background1" w:themeShade="D9"/>
+                </w:tcBorders>
+                <w:shd w:val="clear" w:color="auto" w:fill="F2F2F2" w:themeFill="background1" w:themeFillShade="F2"/>
+                <w:vAlign w:val="center"/>
+              </w:tcPr>
+              <w:p>
+                <w:pPr>
+                  <w:rPr>
+                    <w:rFonts w:cstheme="minorHAnsi"/>
+                    <w:b/>
+                    <w:color w:val="404040" w:themeColor="text1" w:themeTint="BF"/>
+                  </w:rPr>
+                </w:pPr>
+                <w:r>
+                  <w:t xml:space="preserve">Zone01 Rouen Normandie</w:t>
+                </w:r>
+              </w:p>
+            </w:tc>
+          </w:sdtContent>
+        </w:sdt>
+      </w:tr>
+      <w:tr>
+        <w:tc>
+          <w:tcPr>
+            <w:tcW w:w="2553" w:type="dxa"/>
+            <w:gridSpan w:val="2"/>
+            <w:tcBorders>
+              <w:left w:val="single" w:sz="4" w:space="0" w:color="D9D9D9" w:themeColor="background1" w:themeShade="D9"/>
+              <w:right w:val="single" w:sz="8" w:space="0" w:color="F2F2F2" w:themeColor="background1" w:themeShade="F2"/>
+            </w:tcBorders>
+          </w:tcPr>
+          <w:p>
+            <w:pPr>
+              <w:rPr>
+                <w:rFonts w:cstheme="minorHAnsi"/>
+                <w:b/>
+                <w:color w:val="404040" w:themeColor="text1" w:themeTint="BF"/>
+                <w:sz w:val="8"/>
+                <w:szCs w:val="8"/>
+              </w:rPr>
+            </w:pPr>
+          </w:p>
+        </w:tc>
+        <w:tc>
+          <w:tcPr>
+            <w:tcW w:w="7229" w:type="dxa"/>
+            <w:gridSpan w:val="7"/>
+            <w:tcBorders>
+              <w:left w:val="single" w:sz="8" w:space="0" w:color="F2F2F2" w:themeColor="background1" w:themeShade="F2"/>
+              <w:right w:val="single" w:sz="4" w:space="0" w:color="D9D9D9" w:themeColor="background1" w:themeShade="D9"/>
+            </w:tcBorders>
+          </w:tcPr>
+          <w:p>
+            <w:pPr>
+              <w:rPr>
+                <w:rFonts w:cstheme="minorHAnsi"/>
+                <w:b/>
+                <w:color w:val="404040" w:themeColor="text1" w:themeTint="BF"/>
+                <w:sz w:val="8"/>
+                <w:szCs w:val="8"/>
+              </w:rPr>
+            </w:pPr>
+          </w:p>
+        </w:tc>
+      </w:tr>
+      <w:tr>
+        <w:trPr>
+          <w:trHeight w:val="397"/>
+        </w:trPr>
+        <w:tc>
+          <w:tcPr>
+            <w:tcW w:w="2553" w:type="dxa"/>
+            <w:gridSpan w:val="2"/>
+            <w:tcBorders>
+              <w:left w:val="single" w:sz="4" w:space="0" w:color="D9D9D9" w:themeColor="background1" w:themeShade="D9"/>
+              <w:right w:val="single" w:sz="8" w:space="0" w:color="F2F2F2" w:themeColor="background1" w:themeShade="F2"/>
+            </w:tcBorders>
+          </w:tcPr>
+          <w:p>
+            <w:pPr>
+              <w:rPr>
+                <w:rFonts w:cstheme="minorHAnsi"/>
+                <w:b/>
+                <w:color w:val="404040" w:themeColor="text1" w:themeTint="BF"/>
+              </w:rPr>
+            </w:pPr>
+            <w:r>
+              <w:rPr>
+                <w:rFonts w:cstheme="minorHAnsi"/>
+                <w:b/>
+                <w:color w:val="404040" w:themeColor="text1" w:themeTint="BF"/>
+              </w:rPr>
+              <w:t>Chantier, atelier, service</w:t>
+            </w:r>
+          </w:p>
+        </w:tc>
+        <w:tc>
+          <w:tcPr>
+            <w:tcW w:w="377" w:type="dxa"/>
+            <w:tcBorders>
+              <w:left w:val="single" w:sz="8" w:space="0" w:color="F2F2F2" w:themeColor="background1" w:themeShade="F2"/>
+            </w:tcBorders>
+          </w:tcPr>
+          <w:p>
+            <w:pPr>
+              <w:spacing w:before="80"/>
+              <w:rPr>
+                <w:rFonts w:cstheme="minorHAnsi"/>
+                <w:b/>
+                <w:color w:val="404040" w:themeColor="text1" w:themeTint="BF"/>
+              </w:rPr>
+            </w:pPr>
+            <w:r>
+              <w:rPr>
+                <w:rFonts w:ascii="Wingdings 3" w:hAnsi="Wingdings 3" w:cstheme="minorHAnsi"/>
+                <w:noProof/>
+                <w:color w:val="D60093"/>
+                <w:sz w:val="12"/>
+                <w:szCs w:val="12"/>
+                <w:lang w:eastAsia="fr-FR"/>
+              </w:rPr>
+              <w:t></w:t>
+            </w:r>
+          </w:p>
+        </w:tc>
+        <w:sdt>
+          <w:sdtPr>
+            <w:rPr>
+              <w:rFonts w:cstheme="minorHAnsi"/>
+              <w:b/>
+              <w:color w:val="404040" w:themeColor="text1" w:themeTint="BF"/>
+            </w:rPr>
+            <w:alias w:val="AT1 - Chantier"/>
+            <w:tag w:val="AT1 - Chantier"/>
+            <w:id w:val="-466733595"/>
+            <w:placeholder>
+              <w:docPart w:val="F458D095C4D0403D85AC20ED70FE3FF4"/>
+            </w:placeholder>
+          </w:sdtPr>
+          <w:sdtContent>
+            <w:tc>
+              <w:tcPr>
+                <w:tcW w:w="6852" w:type="dxa"/>
+                <w:gridSpan w:val="6"/>
+                <w:tcBorders>
+                  <w:right w:val="single" w:sz="4" w:space="0" w:color="D9D9D9" w:themeColor="background1" w:themeShade="D9"/>
+                </w:tcBorders>
+              </w:tcPr>
+              <w:p>
+                <w:pPr>
+                  <w:rPr>
+                    <w:rFonts w:cstheme="minorHAnsi"/>
+                    <w:b/>
+                    <w:color w:val="404040" w:themeColor="text1" w:themeTint="BF"/>
+                  </w:rPr>
+                </w:pPr>
+                <w:r>
+                  <w:t xml:space="preserve">Projet Social Network — module Sécurité des routes &amp; OAuth Google</w:t>
+                </w:r>
+              </w:p>
+            </w:tc>
+          </w:sdtContent>
+        </w:sdt>
+      </w:tr>
+      <w:tr>
+        <w:trPr>
+          <w:trHeight w:val="397"/>
+        </w:trPr>
+        <w:tc>
+          <w:tcPr>
+            <w:tcW w:w="2553" w:type="dxa"/>
+            <w:gridSpan w:val="2"/>
+            <w:tcBorders>
+              <w:left w:val="single" w:sz="4" w:space="0" w:color="D9D9D9" w:themeColor="background1" w:themeShade="D9"/>
+              <w:right w:val="single" w:sz="8" w:space="0" w:color="F2F2F2" w:themeColor="background1" w:themeShade="F2"/>
+            </w:tcBorders>
+          </w:tcPr>
+          <w:p>
+            <w:pPr>
+              <w:jc w:val="right"/>
+              <w:rPr>
+                <w:rFonts w:cstheme="minorHAnsi"/>
+                <w:b/>
+                <w:color w:val="404040" w:themeColor="text1" w:themeTint="BF"/>
+              </w:rPr>
+            </w:pPr>
+            <w:r>
+              <w:rPr>
+                <w:rFonts w:cstheme="minorHAnsi"/>
+                <w:b/>
+                <w:color w:val="404040" w:themeColor="text1" w:themeTint="BF"/>
+              </w:rPr>
+              <w:t>Période d’exercice</w:t>
+            </w:r>
+          </w:p>
+        </w:tc>
+        <w:tc>
+          <w:tcPr>
+            <w:tcW w:w="377" w:type="dxa"/>
+            <w:tcBorders>
+              <w:left w:val="single" w:sz="8" w:space="0" w:color="F2F2F2" w:themeColor="background1" w:themeShade="F2"/>
+            </w:tcBorders>
+          </w:tcPr>
+          <w:p>
+            <w:pPr>
+              <w:spacing w:before="80"/>
+              <w:rPr>
+                <w:rFonts w:cstheme="minorHAnsi"/>
+                <w:b/>
+                <w:color w:val="404040" w:themeColor="text1" w:themeTint="BF"/>
+              </w:rPr>
+            </w:pPr>
+            <w:r>
+              <w:rPr>
+                <w:rFonts w:ascii="Wingdings 3" w:hAnsi="Wingdings 3" w:cstheme="minorHAnsi"/>
+                <w:noProof/>
+                <w:color w:val="D60093"/>
+                <w:sz w:val="12"/>
+                <w:szCs w:val="12"/>
+                <w:lang w:eastAsia="fr-FR"/>
+              </w:rPr>
+              <w:t></w:t>
+            </w:r>
+          </w:p>
+        </w:tc>
+        <w:tc>
+          <w:tcPr>
+            <w:tcW w:w="567" w:type="dxa"/>
+            <w:gridSpan w:val="2"/>
+          </w:tcPr>
+          <w:p>
+            <w:pPr>
+              <w:rPr>
+                <w:rFonts w:cstheme="minorHAnsi"/>
+                <w:b/>
+                <w:color w:val="404040" w:themeColor="text1" w:themeTint="BF"/>
+              </w:rPr>
+            </w:pPr>
+            <w:r>
+              <w:rPr>
+                <w:rFonts w:cstheme="minorHAnsi"/>
+                <w:b/>
+                <w:color w:val="404040" w:themeColor="text1" w:themeTint="BF"/>
+              </w:rPr>
+              <w:t>Du</w:t>
+            </w:r>
+          </w:p>
+        </w:tc>
+        <w:sdt>
+          <w:sdtPr>
+            <w:rPr>
+              <w:rFonts w:cstheme="minorHAnsi"/>
+              <w:b/>
+              <w:color w:val="404040" w:themeColor="text1" w:themeTint="BF"/>
+            </w:rPr>
+            <w:alias w:val="Date d'entrée"/>
+            <w:tag w:val="Date d'entrée"/>
+            <w:id w:val="647566784"/>
+            <w:placeholder>
+              <w:docPart w:val="3BCC42A3CB1A4766AE136C869A8E976E"/>
+            </w:placeholder>
+            <w:date>
+              <w:dateFormat w:val="dd/MM/yyyy"/>
+              <w:lid w:val="fr-FR"/>
+              <w:storeMappedDataAs w:val="dateTime"/>
+              <w:calendar w:val="gregorian"/>
+            </w:date>
+          </w:sdtPr>
+          <w:sdtContent>
+            <w:tc>
+              <w:tcPr>
+                <w:tcW w:w="1324" w:type="dxa"/>
+                <w:gridSpan w:val="2"/>
+              </w:tcPr>
+              <w:p>
+                <w:pPr>
+                  <w:rPr>
+                    <w:rFonts w:cstheme="minorHAnsi"/>
+                    <w:b/>
+                    <w:color w:val="404040" w:themeColor="text1" w:themeTint="BF"/>
+                  </w:rPr>
+                </w:pPr>
+                <w:r>
+                  <w:t xml:space="preserve">01/01/2024</w:t>
+                </w:r>
+              </w:p>
+            </w:tc>
+          </w:sdtContent>
+        </w:sdt>
+        <w:tc>
+          <w:tcPr>
+            <w:tcW w:w="567" w:type="dxa"/>
+          </w:tcPr>
+          <w:p>
+            <w:pPr>
+              <w:rPr>
+                <w:rFonts w:cstheme="minorHAnsi"/>
+                <w:b/>
+                <w:color w:val="404040" w:themeColor="text1" w:themeTint="BF"/>
+              </w:rPr>
+            </w:pPr>
+            <w:r>
+              <w:rPr>
+                <w:rFonts w:cstheme="minorHAnsi"/>
+                <w:b/>
+                <w:color w:val="404040" w:themeColor="text1" w:themeTint="BF"/>
+              </w:rPr>
+              <w:t>au</w:t>
+            </w:r>
+          </w:p>
+        </w:tc>
+        <w:sdt>
+          <w:sdtPr>
+            <w:rPr>
+              <w:rFonts w:cstheme="minorHAnsi"/>
+              <w:b/>
+              <w:color w:val="404040" w:themeColor="text1" w:themeTint="BF"/>
+            </w:rPr>
+            <w:alias w:val="Date de sortie"/>
+            <w:tag w:val="Date de sortie"/>
+            <w:id w:val="-532186268"/>
+            <w:placeholder>
+              <w:docPart w:val="6FFF817A39F6480698C6960A23B9BF5D"/>
+            </w:placeholder>
+            <w:date>
+              <w:dateFormat w:val="dd/MM/yyyy"/>
+              <w:lid w:val="fr-FR"/>
+              <w:storeMappedDataAs w:val="dateTime"/>
+              <w:calendar w:val="gregorian"/>
+            </w:date>
+          </w:sdtPr>
+          <w:sdtContent>
+            <w:tc>
+              <w:tcPr>
+                <w:tcW w:w="4394" w:type="dxa"/>
+                <w:tcBorders>
+                  <w:right w:val="single" w:sz="4" w:space="0" w:color="D9D9D9" w:themeColor="background1" w:themeShade="D9"/>
+                </w:tcBorders>
+              </w:tcPr>
+              <w:p>
+                <w:pPr>
+                  <w:rPr>
+                    <w:rFonts w:cstheme="minorHAnsi"/>
+                    <w:b/>
+                    <w:color w:val="404040" w:themeColor="text1" w:themeTint="BF"/>
+                  </w:rPr>
+                </w:pPr>
+                <w:r>
+                  <w:t xml:space="preserve">01/05/2025</w:t>
+                </w:r>
+              </w:p>
+            </w:tc>
+          </w:sdtContent>
+        </w:sdt>
+      </w:tr>
+      <w:tr>
+        <w:trPr>
+          <w:trHeight w:val="227"/>
+        </w:trPr>
+        <w:tc>
+          <w:tcPr>
+            <w:tcW w:w="9782" w:type="dxa"/>
+            <w:gridSpan w:val="9"/>
+            <w:tcBorders>
+              <w:left w:val="single" w:sz="4" w:space="0" w:color="D9D9D9" w:themeColor="background1" w:themeShade="D9"/>
+              <w:bottom w:val="single" w:sz="4" w:space="0" w:color="D9D9D9" w:themeColor="background1" w:themeShade="D9"/>
+              <w:right w:val="single" w:sz="4" w:space="0" w:color="D9D9D9" w:themeColor="background1" w:themeShade="D9"/>
+            </w:tcBorders>
+          </w:tcPr>
+          <w:p>
+            <w:pPr>
+              <w:rPr>
+                <w:rFonts w:cstheme="minorHAnsi"/>
+                <w:b/>
+                <w:color w:val="404040" w:themeColor="text1" w:themeTint="BF"/>
+                <w:sz w:val="16"/>
+                <w:szCs w:val="16"/>
+              </w:rPr>
+            </w:pPr>
+          </w:p>
+        </w:tc>
+      </w:tr>
+      <w:tr>
+        <w:tc>
+          <w:tcPr>
+            <w:tcW w:w="9782" w:type="dxa"/>
+            <w:gridSpan w:val="9"/>
+            <w:tcBorders>
+              <w:top w:val="single" w:sz="4" w:space="0" w:color="D9D9D9" w:themeColor="background1" w:themeShade="D9"/>
+            </w:tcBorders>
+          </w:tcPr>
+          <w:p>
+            <w:pPr>
+              <w:rPr>
+                <w:rFonts w:cstheme="minorHAnsi"/>
+                <w:b/>
+                <w:color w:val="404040" w:themeColor="text1" w:themeTint="BF"/>
+              </w:rPr>
+            </w:pPr>
+          </w:p>
+        </w:tc>
+      </w:tr>
+      <w:tr>
+        <w:tc>
+          <w:tcPr>
+            <w:tcW w:w="9782" w:type="dxa"/>
+            <w:gridSpan w:val="9"/>
+            <w:tcBorders>
+              <w:left w:val="single" w:sz="24" w:space="0" w:color="D60093"/>
+              <w:bottom w:val="single" w:sz="8" w:space="0" w:color="D60093"/>
+            </w:tcBorders>
+          </w:tcPr>
+          <w:p>
+            <w:pPr>
+              <w:rPr>
+                <w:rFonts w:cstheme="minorHAnsi"/>
+                <w:b/>
+                <w:i/>
+                <w:color w:val="404040" w:themeColor="text1" w:themeTint="BF"/>
+              </w:rPr>
+            </w:pPr>
+            <w:r>
+              <w:rPr>
+                <w:rFonts w:cstheme="minorHAnsi"/>
+                <w:b/>
+                <w:color w:val="404040" w:themeColor="text1" w:themeTint="BF"/>
+              </w:rPr>
+              <w:t xml:space="preserve">5. Informations complémentaires </w:t>
+            </w:r>
+            <w:r>
+              <w:rPr>
+                <w:rFonts w:cstheme="minorHAnsi"/>
+                <w:i/>
+                <w:color w:val="404040" w:themeColor="text1" w:themeTint="BF"/>
+              </w:rPr>
+              <w:t>(facultatif)</w:t>
+            </w:r>
+          </w:p>
+        </w:tc>
+      </w:tr>
+      <w:tr>
+        <w:trPr>
+          <w:trHeight w:val="2268"/>
+        </w:trPr>
+        <w:sdt>
+          <w:sdtPr>
+            <w:rPr>
+              <w:rFonts w:cstheme="minorHAnsi"/>
+              <w:b/>
+              <w:color w:val="404040" w:themeColor="text1" w:themeTint="BF"/>
+            </w:rPr>
+            <w:alias w:val="5.Informations complémentaires"/>
+            <w:tag w:val="5.Informations complémentaires"/>
+            <w:id w:val="304289194"/>
+            <w:placeholder>
+              <w:docPart w:val="1B72049DE0D44FDEA0C33BB03A9697B6"/>
+            </w:placeholder>
+          </w:sdtPr>
+          <w:sdtContent>
+            <w:tc>
+              <w:tcPr>
+                <w:tcW w:w="9782" w:type="dxa"/>
+                <w:gridSpan w:val="9"/>
+                <w:tcBorders>
+                  <w:top w:val="single" w:sz="8" w:space="0" w:color="D60093"/>
+                  <w:left w:val="single" w:sz="4" w:space="0" w:color="D9D9D9" w:themeColor="background1" w:themeShade="D9"/>
+                  <w:bottom w:val="single" w:sz="4" w:space="0" w:color="D9D9D9" w:themeColor="background1" w:themeShade="D9"/>
+                  <w:right w:val="single" w:sz="4" w:space="0" w:color="D9D9D9" w:themeColor="background1" w:themeShade="D9"/>
+                </w:tcBorders>
+              </w:tcPr>
+              <w:p>
+                <w:pPr>
+                  <w:spacing w:before="120"/>
+                  <w:rPr>
+                    <w:rFonts w:cstheme="minorHAnsi"/>
+                    <w:b/>
+                    <w:color w:val="404040" w:themeColor="text1" w:themeTint="BF"/>
+                  </w:rPr>
+                </w:pPr>
+                <w:r>
+                  <w:t xml:space="preserve">Le choix de ne pas utiliser NextAuth (contrairement à la pratique courante en Next.js) a été motivé par la volonté de maîtriser entièrement la chaîne d'authentification. Cela permet de comprendre chaque étape du flux OAuth et d'adapter précisément le comportement à nos besoins (cookie state httpOnly, gestion des comptes existants). Le flux est documenté dans la veille technique du dossier de certification.</w:t>
                 </w:r>
               </w:p>
             </w:tc>
@@ -6185,7 +8483,7 @@
                   </w:rPr>
                 </w:pPr>
                 <w:r>
-                  <w:t xml:space="preserve">Architecture full-stack en couches, Prisma et temps réel Socket.io</w:t>
+                  <w:t xml:space="preserve">Architecture full-stack en couches, Prisma et temps réel SSE + Upstash Redis</w:t>
                 </w:r>
               </w:p>
             </w:tc>
@@ -6310,7 +8608,7 @@
                   </w:rPr>
                 </w:pPr>
                 <w:r>
-                  <w:t xml:space="preserve">J'ai participé à la conception de l'architecture de l'application Social Network, organisée en couches distinctes : présentation (Next.js App Router, React, Tailwind), logique métier (route handlers et server actions), accès aux données (Prisma ORM), et infrastructure (PostgreSQL, Redis, Cloudinary). J'ai conçu le schéma de données Prisma couvrant 18 modèles : User, Post, Comment, Reaction, Story, Follow, Group, GroupMember, GroupPost, Event, EventMember, Message, Conversation, Notification, Session et autres. J'ai défini les relations (one-to-many, many-to-many), les contraintes d'unicité et les cascades de suppression. J'ai également développé le système de messagerie instantanée avec Socket.io et Redis Pub/Sub pour gérer les événements temps réel entre instances (messages, notifications).</w:t>
+                  <w:t xml:space="preserve">J'ai participé à la conception de l'architecture de l'application Social Network, organisée en couches distinctes : présentation (Next.js App Router, React, Tailwind), logique métier (route handlers et server actions), accès aux données (Prisma ORM), et infrastructure (PostgreSQL, Redis, Cloudinary). J'ai conçu le schéma de données Prisma couvrant 18 modèles : User, Post, Comment, Reaction, Story, Follow, Group, GroupMember, GroupPost, Event, EventMember, Message, Conversation, Notification, Session et autres. J'ai défini les relations (one-to-many, many-to-many), les contraintes d'unicité et les cascades de suppression. J'ai également développé le système de messagerie instantanée avec SSE (Server-Sent Events) et Upstash Redis (REST) pour gérer les événements temps réel entre instances (messages, notifications).</w:t>
                 </w:r>
               </w:p>
             </w:tc>
@@ -6421,7 +8719,7 @@
                   </w:rPr>
                 </w:pPr>
                 <w:r>
-                  <w:t xml:space="preserve">Prisma ORM (schéma, migrations, client TypeScript), PostgreSQL, Next.js 14+ App Router, TypeScript, Socket.io (serveur et client), Redis Pub/Sub comme adaptateur multi-instances, Cloudinary (médias), Mermaid pour les diagrammes d'architecture, GitHub Issues #13 #24 #37 #39.</w:t>
+                  <w:t xml:space="preserve">Prisma ORM (schéma, migrations, client TypeScript), PostgreSQL, Next.js 14+ App Router, TypeScript, SSE (Server-Sent Events), Upstash Redis REST (@upstash/redis), Cloudinary (médias), Mermaid pour les diagrammes d'architecture, GitHub Issues #13 #24 #37 #39.</w:t>
                 </w:r>
               </w:p>
             </w:tc>
@@ -6527,7 +8825,7 @@
                   </w:rPr>
                 </w:pPr>
                 <w:r>
-                  <w:t xml:space="preserve">En équipe de 4 développeurs. La modélisation des données a été une étape collective avec discussions sur les choix de relations et les contraintes métier (visibilité des posts publics/privés, appartenance aux groupes). La partie temps réel a été développée en binôme avec revue de code systématique.</w:t>
+                  <w:t xml:space="preserve">En équipe de 6 contributeurs. La modélisation des données a été une étape collective avec discussions sur les choix de relations et les contraintes métier (visibilité des posts publics/privés, appartenance aux groupes). La partie temps réel a été développée en binôme avec revue de code systématique.</w:t>
                 </w:r>
               </w:p>
             </w:tc>
@@ -7197,7 +9495,2289 @@
                   </w:rPr>
                 </w:pPr>
                 <w:r>
-                  <w:t xml:space="preserve">Le choix de Next.js App Router permet de combiner SSR et CSR selon les besoins de chaque page, optimisant performances et SEO. La décision de persister les messages avant émission Socket.io est un choix de conception critique pour éviter la perte de données en cas de crash serveur. Issues GitHub de référence : #37 (chat), #39 (notifications), #13 (follow/friendship), #24 (groups/events).</w:t>
+                  <w:t xml:space="preserve">Le choix de Next.js App Router permet de combiner SSR et CSR selon les besoins de chaque page, optimisant performances et SEO. La décision d'utiliser SSE + Upstash Redis REST plutôt que Socket.io est dictée par la contrainte serverless Vercel (pas de WebSocket persistant). Issues GitHub de référence : #37 (chat), #39 (notifications), #13 (follow/friendship), #24 (groups/events).</w:t>
+                </w:r>
+              </w:p>
+            </w:tc>
+          </w:sdtContent>
+        </w:sdt>
+      </w:tr>
+      <w:tr>
+        <w:trPr>
+          <w:trHeight w:val="365"/>
+        </w:trPr>
+        <w:tc>
+          <w:tcPr>
+            <w:tcW w:w="2978" w:type="dxa"/>
+            <w:gridSpan w:val="4"/>
+            <w:tcBorders>
+              <w:bottom w:val="thinThickMediumGap" w:sz="24" w:space="0" w:color="D60093"/>
+            </w:tcBorders>
+          </w:tcPr>
+          <w:p>
+            <w:pPr>
+              <w:tabs>
+                <w:tab w:val="right" w:leader="dot" w:pos="9072"/>
+              </w:tabs>
+              <w:jc w:val="right"/>
+              <w:rPr>
+                <w:rFonts w:cstheme="minorHAnsi"/>
+                <w:b/>
+                <w:i/>
+                <w:color w:val="404040" w:themeColor="text1" w:themeTint="BF"/>
+                <w:sz w:val="24"/>
+                <w:szCs w:val="24"/>
+              </w:rPr>
+            </w:pPr>
+            <w:r>
+              <w:rPr>
+                <w:rFonts w:cstheme="minorHAnsi"/>
+                <w:b/>
+                <w:i/>
+                <w:color w:val="404040" w:themeColor="text1" w:themeTint="BF"/>
+              </w:rPr>
+              <w:t>Exemple</w:t>
+            </w:r>
+            <w:r>
+              <w:rPr>
+                <w:rFonts w:cstheme="minorHAnsi"/>
+                <w:b/>
+                <w:i/>
+                <w:color w:val="404040" w:themeColor="text1" w:themeTint="BF"/>
+              </w:rPr>
+              <w:t xml:space="preserve"> n°</w:t>
+            </w:r>
+            <w:r>
+              <w:rPr>
+                <w:rFonts w:cstheme="minorHAnsi"/>
+                <w:b/>
+                <w:i/>
+                <w:color w:val="404040" w:themeColor="text1" w:themeTint="BF"/>
+              </w:rPr>
+              <w:t>2</w:t>
+            </w:r>
+            <w:r>
+              <w:rPr>
+                <w:rFonts w:cstheme="minorHAnsi"/>
+                <w:b/>
+                <w:i/>
+                <w:color w:val="404040" w:themeColor="text1" w:themeTint="BF"/>
+                <w:sz w:val="24"/>
+                <w:szCs w:val="24"/>
+              </w:rPr>
+              <w:t xml:space="preserve"> </w:t>
+            </w:r>
+            <w:r>
+              <w:rPr>
+                <w:rFonts w:cstheme="minorHAnsi"/>
+                <w:b/>
+                <w:i/>
+                <w:color w:val="404040" w:themeColor="text1" w:themeTint="BF"/>
+                <w:sz w:val="24"/>
+                <w:szCs w:val="24"/>
+              </w:rPr>
+              <w:t xml:space="preserve"> </w:t>
+            </w:r>
+            <w:r>
+              <w:rPr>
+                <w:rFonts w:ascii="Wingdings 3" w:hAnsi="Wingdings 3" w:cstheme="minorHAnsi"/>
+                <w:noProof/>
+                <w:color w:val="D60093"/>
+                <w:sz w:val="12"/>
+                <w:szCs w:val="12"/>
+                <w:lang w:eastAsia="fr-FR"/>
+              </w:rPr>
+              <w:t></w:t>
+            </w:r>
+          </w:p>
+        </w:tc>
+        <w:sdt>
+          <w:sdtPr>
+            <w:rPr>
+              <w:rFonts w:cstheme="minorHAnsi"/>
+              <w:b/>
+              <w:i/>
+              <w:color w:val="7F7F7F" w:themeColor="text1" w:themeTint="80"/>
+            </w:rPr>
+            <w:id w:val="156734435"/>
+            <w:placeholder>
+              <w:docPart w:val="7756880AAD8A4A818E307F11F3C2F521"/>
+            </w:placeholder>
+          </w:sdtPr>
+          <w:sdtContent>
+            <w:tc>
+              <w:tcPr>
+                <w:tcW w:w="6804" w:type="dxa"/>
+                <w:gridSpan w:val="5"/>
+                <w:tcBorders>
+                  <w:left w:val="nil"/>
+                  <w:bottom w:val="thinThickMediumGap" w:sz="24" w:space="0" w:color="D60093"/>
+                </w:tcBorders>
+              </w:tcPr>
+              <w:p>
+                <w:pPr>
+                  <w:rPr>
+                    <w:rFonts w:cstheme="minorHAnsi"/>
+                    <w:b/>
+                    <w:i/>
+                    <w:color w:val="D60093"/>
+                  </w:rPr>
+                </w:pPr>
+                <w:r>
+                  <w:t xml:space="preserve">Design system dark/light et composants UI métier (posts, stories, chat)</w:t>
+                </w:r>
+              </w:p>
+            </w:tc>
+          </w:sdtContent>
+        </w:sdt>
+      </w:tr>
+      <w:tr>
+        <w:trPr>
+          <w:trHeight w:val="365"/>
+        </w:trPr>
+        <w:tc>
+          <w:tcPr>
+            <w:tcW w:w="2978" w:type="dxa"/>
+            <w:gridSpan w:val="4"/>
+            <w:tcBorders>
+              <w:top w:val="thinThickMediumGap" w:sz="24" w:space="0" w:color="D60093"/>
+            </w:tcBorders>
+          </w:tcPr>
+          <w:p>
+            <w:pPr>
+              <w:rPr>
+                <w:rFonts w:cstheme="minorHAnsi"/>
+                <w:b/>
+                <w:color w:val="404040" w:themeColor="text1" w:themeTint="BF"/>
+              </w:rPr>
+            </w:pPr>
+          </w:p>
+        </w:tc>
+        <w:tc>
+          <w:tcPr>
+            <w:tcW w:w="6804" w:type="dxa"/>
+            <w:gridSpan w:val="5"/>
+            <w:tcBorders>
+              <w:top w:val="thinThickMediumGap" w:sz="24" w:space="0" w:color="D60093"/>
+            </w:tcBorders>
+          </w:tcPr>
+          <w:p>
+            <w:pPr>
+              <w:rPr>
+                <w:rFonts w:cstheme="minorHAnsi"/>
+                <w:b/>
+                <w:color w:val="404040" w:themeColor="text1" w:themeTint="BF"/>
+              </w:rPr>
+            </w:pPr>
+          </w:p>
+        </w:tc>
+      </w:tr>
+      <w:tr>
+        <w:tc>
+          <w:tcPr>
+            <w:tcW w:w="9782" w:type="dxa"/>
+            <w:gridSpan w:val="9"/>
+            <w:tcBorders>
+              <w:left w:val="single" w:sz="24" w:space="0" w:color="D60093"/>
+              <w:bottom w:val="single" w:sz="8" w:space="0" w:color="D60093"/>
+            </w:tcBorders>
+          </w:tcPr>
+          <w:p>
+            <w:pPr>
+              <w:rPr>
+                <w:rFonts w:cstheme="minorHAnsi"/>
+                <w:b/>
+                <w:color w:val="404040" w:themeColor="text1" w:themeTint="BF"/>
+              </w:rPr>
+            </w:pPr>
+            <w:r>
+              <w:rPr>
+                <w:rFonts w:cstheme="minorHAnsi"/>
+                <w:b/>
+                <w:color w:val="404040" w:themeColor="text1" w:themeTint="BF"/>
+              </w:rPr>
+              <w:t>1. Décrivez les tâches ou opérations que vous avez effectuées, et dans quelles conditions</w:t>
+            </w:r>
+            <w:r>
+              <w:rPr>
+                <w:rFonts w:cstheme="minorHAnsi"/>
+                <w:b/>
+                <w:color w:val="404040" w:themeColor="text1" w:themeTint="BF"/>
+              </w:rPr>
+              <w:t> :</w:t>
+            </w:r>
+          </w:p>
+        </w:tc>
+      </w:tr>
+      <w:tr>
+        <w:trPr>
+          <w:trHeight w:val="4535"/>
+        </w:trPr>
+        <w:sdt>
+          <w:sdtPr>
+            <w:rPr>
+              <w:rFonts w:cstheme="minorHAnsi"/>
+              <w:b/>
+              <w:color w:val="404040" w:themeColor="text1" w:themeTint="BF"/>
+            </w:rPr>
+            <w:alias w:val="1.Décrire tâches effectuées"/>
+            <w:tag w:val="1.Décrire tâches effectuées"/>
+            <w:id w:val="-611130020"/>
+            <w:placeholder>
+              <w:docPart w:val="DC8E162998DE4BD3B4FED0609F2D7C56"/>
+            </w:placeholder>
+          </w:sdtPr>
+          <w:sdtContent>
+            <w:tc>
+              <w:tcPr>
+                <w:tcW w:w="9782" w:type="dxa"/>
+                <w:gridSpan w:val="9"/>
+                <w:tcBorders>
+                  <w:top w:val="single" w:sz="8" w:space="0" w:color="D60093"/>
+                  <w:left w:val="single" w:sz="4" w:space="0" w:color="D9D9D9" w:themeColor="background1" w:themeShade="D9"/>
+                  <w:bottom w:val="single" w:sz="4" w:space="0" w:color="D9D9D9" w:themeColor="background1" w:themeShade="D9"/>
+                  <w:right w:val="single" w:sz="4" w:space="0" w:color="D9D9D9" w:themeColor="background1" w:themeShade="D9"/>
+                </w:tcBorders>
+              </w:tcPr>
+              <w:p>
+                <w:pPr>
+                  <w:spacing w:before="120"/>
+                  <w:rPr>
+                    <w:rFonts w:cstheme="minorHAnsi"/>
+                    <w:b/>
+                    <w:color w:val="404040" w:themeColor="text1" w:themeTint="BF"/>
+                  </w:rPr>
+                </w:pPr>
+                <w:r>
+                  <w:t xml:space="preserve">J'ai conçu et développé le design system de l'application Social Network : palette de couleurs dark/light avec variables CSS custom, ThemeProvider React, cohérence visuelle sur les 14 pages de l'application. J'ai développé les composants UI métier majeurs : dialog de création de posts multimédias (gif, photo, vidéo, emojis avec upload Cloudinary), stories éphémères avec détection de la couleur dominante de l'image, bulles de chat adaptatives avec emoji picker, barre de navigation responsive. Les composants sont construits avec Radix UI / shadcn et Tailwind CSS v4, organisés par domaine dans src/components/. Commits clés : 14f9b4a, 5399254, f3ba6c2, ce0c26a, 313d1d8, 8c18881.</w:t>
+                </w:r>
+              </w:p>
+            </w:tc>
+          </w:sdtContent>
+        </w:sdt>
+      </w:tr>
+      <w:tr>
+        <w:trPr>
+          <w:trHeight w:val="170"/>
+        </w:trPr>
+        <w:tc>
+          <w:tcPr>
+            <w:tcW w:w="9782" w:type="dxa"/>
+            <w:gridSpan w:val="9"/>
+            <w:tcBorders>
+              <w:top w:val="single" w:sz="4" w:space="0" w:color="D9D9D9" w:themeColor="background1" w:themeShade="D9"/>
+            </w:tcBorders>
+          </w:tcPr>
+          <w:p>
+            <w:pPr>
+              <w:rPr>
+                <w:rFonts w:cstheme="minorHAnsi"/>
+                <w:b/>
+                <w:color w:val="404040" w:themeColor="text1" w:themeTint="BF"/>
+                <w:sz w:val="16"/>
+                <w:szCs w:val="16"/>
+              </w:rPr>
+            </w:pPr>
+          </w:p>
+        </w:tc>
+      </w:tr>
+      <w:tr>
+        <w:trPr>
+          <w:trHeight w:val="264"/>
+        </w:trPr>
+        <w:tc>
+          <w:tcPr>
+            <w:tcW w:w="9782" w:type="dxa"/>
+            <w:gridSpan w:val="9"/>
+            <w:tcBorders>
+              <w:left w:val="single" w:sz="24" w:space="0" w:color="D60093"/>
+              <w:bottom w:val="single" w:sz="8" w:space="0" w:color="D60093"/>
+            </w:tcBorders>
+          </w:tcPr>
+          <w:p>
+            <w:pPr>
+              <w:rPr>
+                <w:rFonts w:cstheme="minorHAnsi"/>
+                <w:b/>
+                <w:color w:val="404040" w:themeColor="text1" w:themeTint="BF"/>
+              </w:rPr>
+            </w:pPr>
+            <w:r>
+              <w:rPr>
+                <w:rFonts w:cstheme="minorHAnsi"/>
+                <w:b/>
+                <w:color w:val="404040" w:themeColor="text1" w:themeTint="BF"/>
+              </w:rPr>
+              <w:t>2. Précisez les moyens utilisés</w:t>
+            </w:r>
+            <w:r>
+              <w:rPr>
+                <w:rFonts w:cstheme="minorHAnsi"/>
+                <w:b/>
+                <w:color w:val="404040" w:themeColor="text1" w:themeTint="BF"/>
+              </w:rPr>
+              <w:t> :</w:t>
+            </w:r>
+          </w:p>
+        </w:tc>
+      </w:tr>
+      <w:tr>
+        <w:trPr>
+          <w:trHeight w:val="4479"/>
+        </w:trPr>
+        <w:sdt>
+          <w:sdtPr>
+            <w:rPr>
+              <w:rFonts w:cstheme="minorHAnsi"/>
+              <w:b/>
+              <w:color w:val="404040" w:themeColor="text1" w:themeTint="BF"/>
+            </w:rPr>
+            <w:alias w:val="2.Préciser les moyens utilisés"/>
+            <w:tag w:val="2.Préciser les moyens utilisés"/>
+            <w:id w:val="1828937423"/>
+            <w:placeholder>
+              <w:docPart w:val="135D6AF110C444789B677097D6DA3A69"/>
+            </w:placeholder>
+          </w:sdtPr>
+          <w:sdtContent>
+            <w:tc>
+              <w:tcPr>
+                <w:tcW w:w="9782" w:type="dxa"/>
+                <w:gridSpan w:val="9"/>
+                <w:tcBorders>
+                  <w:left w:val="single" w:sz="4" w:space="0" w:color="D9D9D9" w:themeColor="background1" w:themeShade="D9"/>
+                  <w:bottom w:val="single" w:sz="4" w:space="0" w:color="D9D9D9" w:themeColor="background1" w:themeShade="D9"/>
+                  <w:right w:val="single" w:sz="4" w:space="0" w:color="D9D9D9" w:themeColor="background1" w:themeShade="D9"/>
+                </w:tcBorders>
+              </w:tcPr>
+              <w:p>
+                <w:pPr>
+                  <w:spacing w:before="120"/>
+                  <w:rPr>
+                    <w:rFonts w:cstheme="minorHAnsi"/>
+                    <w:b/>
+                    <w:color w:val="404040" w:themeColor="text1" w:themeTint="BF"/>
+                  </w:rPr>
+                </w:pPr>
+                <w:r>
+                  <w:t xml:space="preserve">React 19, TypeScript, Tailwind CSS v4, Radix UI / shadcn/ui, CSS custom properties (palette dark/light), Cloudinary API (upload médias), Lucide Icons, Next.js 15 App Router. Commits clés : 14f9b4a, ce0c26a, 313d1d8, 8c18881.</w:t>
+                </w:r>
+              </w:p>
+            </w:tc>
+          </w:sdtContent>
+        </w:sdt>
+      </w:tr>
+      <w:tr>
+        <w:tc>
+          <w:tcPr>
+            <w:tcW w:w="9782" w:type="dxa"/>
+            <w:gridSpan w:val="9"/>
+            <w:tcBorders>
+              <w:top w:val="single" w:sz="4" w:space="0" w:color="D9D9D9" w:themeColor="background1" w:themeShade="D9"/>
+            </w:tcBorders>
+          </w:tcPr>
+          <w:p>
+            <w:pPr>
+              <w:rPr>
+                <w:rFonts w:cstheme="minorHAnsi"/>
+                <w:b/>
+                <w:color w:val="404040" w:themeColor="text1" w:themeTint="BF"/>
+              </w:rPr>
+            </w:pPr>
+          </w:p>
+          <w:p>
+            <w:pPr>
+              <w:rPr>
+                <w:rFonts w:cstheme="minorHAnsi"/>
+                <w:b/>
+                <w:color w:val="404040" w:themeColor="text1" w:themeTint="BF"/>
+              </w:rPr>
+            </w:pPr>
+          </w:p>
+        </w:tc>
+      </w:tr>
+      <w:tr>
+        <w:tc>
+          <w:tcPr>
+            <w:tcW w:w="9782" w:type="dxa"/>
+            <w:gridSpan w:val="9"/>
+            <w:tcBorders>
+              <w:left w:val="single" w:sz="24" w:space="0" w:color="D60093"/>
+              <w:bottom w:val="single" w:sz="12" w:space="0" w:color="D60093"/>
+            </w:tcBorders>
+          </w:tcPr>
+          <w:p>
+            <w:pPr>
+              <w:rPr>
+                <w:rFonts w:cstheme="minorHAnsi"/>
+                <w:b/>
+                <w:color w:val="404040" w:themeColor="text1" w:themeTint="BF"/>
+              </w:rPr>
+            </w:pPr>
+            <w:r>
+              <w:rPr>
+                <w:rFonts w:cstheme="minorHAnsi"/>
+                <w:b/>
+                <w:color w:val="404040" w:themeColor="text1" w:themeTint="BF"/>
+              </w:rPr>
+              <w:lastRenderedPageBreak/>
+              <w:t>3. Avec qui avez-vous travaillé ?</w:t>
+            </w:r>
+          </w:p>
+        </w:tc>
+      </w:tr>
+      <w:tr>
+        <w:trPr>
+          <w:trHeight w:val="2835"/>
+        </w:trPr>
+        <w:sdt>
+          <w:sdtPr>
+            <w:rPr>
+              <w:rFonts w:cstheme="minorHAnsi"/>
+              <w:b/>
+              <w:color w:val="404040" w:themeColor="text1" w:themeTint="BF"/>
+            </w:rPr>
+            <w:alias w:val="3.Avec qui avez-vous travaillé ?"/>
+            <w:tag w:val="3.Avec qui avez-vous travaillé ?"/>
+            <w:id w:val="-2082513006"/>
+            <w:placeholder>
+              <w:docPart w:val="C3BD407D8B0F4930982F284CB903D95B"/>
+            </w:placeholder>
+          </w:sdtPr>
+          <w:sdtContent>
+            <w:tc>
+              <w:tcPr>
+                <w:tcW w:w="9782" w:type="dxa"/>
+                <w:gridSpan w:val="9"/>
+                <w:tcBorders>
+                  <w:top w:val="single" w:sz="12" w:space="0" w:color="D60093"/>
+                  <w:left w:val="single" w:sz="4" w:space="0" w:color="D9D9D9" w:themeColor="background1" w:themeShade="D9"/>
+                  <w:bottom w:val="single" w:sz="4" w:space="0" w:color="D9D9D9" w:themeColor="background1" w:themeShade="D9"/>
+                  <w:right w:val="single" w:sz="4" w:space="0" w:color="D9D9D9" w:themeColor="background1" w:themeShade="D9"/>
+                </w:tcBorders>
+              </w:tcPr>
+              <w:p>
+                <w:pPr>
+                  <w:spacing w:before="120"/>
+                  <w:rPr>
+                    <w:rFonts w:cstheme="minorHAnsi"/>
+                    <w:b/>
+                    <w:color w:val="404040" w:themeColor="text1" w:themeTint="BF"/>
+                  </w:rPr>
+                </w:pPr>
+                <w:r>
+                  <w:t xml:space="preserve">Au sein d'une équipe de 6 contributeurs dans le cadre de la formation Zone01 Rouen Normandie. J'ai été responsable du design system et de la couche présentation. Les autres membres ont utilisé ces composants pour leurs propres fonctionnalités, avec coordination via GitHub issues et pull requests.</w:t>
+                </w:r>
+              </w:p>
+            </w:tc>
+          </w:sdtContent>
+        </w:sdt>
+      </w:tr>
+      <w:tr>
+        <w:tc>
+          <w:tcPr>
+            <w:tcW w:w="9782" w:type="dxa"/>
+            <w:gridSpan w:val="9"/>
+            <w:tcBorders>
+              <w:top w:val="single" w:sz="4" w:space="0" w:color="D9D9D9" w:themeColor="background1" w:themeShade="D9"/>
+            </w:tcBorders>
+          </w:tcPr>
+          <w:p>
+            <w:pPr>
+              <w:rPr>
+                <w:rFonts w:cstheme="minorHAnsi"/>
+                <w:b/>
+                <w:color w:val="404040" w:themeColor="text1" w:themeTint="BF"/>
+              </w:rPr>
+            </w:pPr>
+          </w:p>
+        </w:tc>
+      </w:tr>
+      <w:tr>
+        <w:tc>
+          <w:tcPr>
+            <w:tcW w:w="9782" w:type="dxa"/>
+            <w:gridSpan w:val="9"/>
+            <w:tcBorders>
+              <w:left w:val="single" w:sz="24" w:space="0" w:color="D60093"/>
+              <w:bottom w:val="single" w:sz="8" w:space="0" w:color="D60093"/>
+            </w:tcBorders>
+          </w:tcPr>
+          <w:p>
+            <w:pPr>
+              <w:rPr>
+                <w:rFonts w:cstheme="minorHAnsi"/>
+                <w:b/>
+                <w:color w:val="404040" w:themeColor="text1" w:themeTint="BF"/>
+              </w:rPr>
+            </w:pPr>
+            <w:r>
+              <w:rPr>
+                <w:rFonts w:cstheme="minorHAnsi"/>
+                <w:b/>
+                <w:color w:val="404040" w:themeColor="text1" w:themeTint="BF"/>
+              </w:rPr>
+              <w:t>4. Contexte</w:t>
+            </w:r>
+          </w:p>
+        </w:tc>
+      </w:tr>
+      <w:tr>
+        <w:trPr>
+          <w:trHeight w:val="113"/>
+        </w:trPr>
+        <w:tc>
+          <w:tcPr>
+            <w:tcW w:w="4679" w:type="dxa"/>
+            <w:gridSpan w:val="6"/>
+            <w:tcBorders>
+              <w:top w:val="single" w:sz="8" w:space="0" w:color="D60093"/>
+              <w:left w:val="single" w:sz="4" w:space="0" w:color="D9D9D9" w:themeColor="background1" w:themeShade="D9"/>
+            </w:tcBorders>
+          </w:tcPr>
+          <w:p>
+            <w:pPr>
+              <w:rPr>
+                <w:rFonts w:cstheme="minorHAnsi"/>
+                <w:b/>
+                <w:color w:val="404040" w:themeColor="text1" w:themeTint="BF"/>
+                <w:sz w:val="2"/>
+                <w:szCs w:val="2"/>
+              </w:rPr>
+            </w:pPr>
+          </w:p>
+        </w:tc>
+        <w:tc>
+          <w:tcPr>
+            <w:tcW w:w="5103" w:type="dxa"/>
+            <w:gridSpan w:val="3"/>
+            <w:tcBorders>
+              <w:top w:val="single" w:sz="8" w:space="0" w:color="D60093"/>
+              <w:right w:val="single" w:sz="4" w:space="0" w:color="D9D9D9" w:themeColor="background1" w:themeShade="D9"/>
+            </w:tcBorders>
+          </w:tcPr>
+          <w:p>
+            <w:pPr>
+              <w:rPr>
+                <w:rFonts w:cstheme="minorHAnsi"/>
+                <w:b/>
+                <w:i/>
+                <w:color w:val="D60093"/>
+                <w:sz w:val="2"/>
+                <w:szCs w:val="2"/>
+              </w:rPr>
+            </w:pPr>
+          </w:p>
+        </w:tc>
+      </w:tr>
+      <w:tr>
+        <w:trPr>
+          <w:trHeight w:val="454"/>
+        </w:trPr>
+        <w:tc>
+          <w:tcPr>
+            <w:tcW w:w="4679" w:type="dxa"/>
+            <w:gridSpan w:val="6"/>
+            <w:tcBorders>
+              <w:left w:val="single" w:sz="4" w:space="0" w:color="D9D9D9" w:themeColor="background1" w:themeShade="D9"/>
+            </w:tcBorders>
+            <w:shd w:val="clear" w:color="auto" w:fill="F2F2F2" w:themeFill="background1" w:themeFillShade="F2"/>
+            <w:vAlign w:val="center"/>
+          </w:tcPr>
+          <w:p>
+            <w:pPr>
+              <w:rPr>
+                <w:rFonts w:cstheme="minorHAnsi"/>
+                <w:b/>
+                <w:color w:val="404040" w:themeColor="text1" w:themeTint="BF"/>
+              </w:rPr>
+            </w:pPr>
+            <w:r>
+              <w:rPr>
+                <w:rFonts w:cstheme="minorHAnsi"/>
+                <w:b/>
+                <w:color w:val="404040" w:themeColor="text1" w:themeTint="BF"/>
+              </w:rPr>
+              <w:t xml:space="preserve">Nom de l’entreprise, organisme ou </w:t>
+            </w:r>
+            <w:r>
+              <w:rPr>
+                <w:rFonts w:cstheme="minorHAnsi"/>
+                <w:b/>
+                <w:color w:val="404040" w:themeColor="text1" w:themeTint="BF"/>
+              </w:rPr>
+              <w:t>association</w:t>
+            </w:r>
+            <w:r>
+              <w:rPr>
+                <w:rFonts w:cstheme="minorHAnsi"/>
+                <w:b/>
+                <w:color w:val="404040" w:themeColor="text1" w:themeTint="BF"/>
+              </w:rPr>
+              <w:t xml:space="preserve">  </w:t>
+            </w:r>
+            <w:r>
+              <w:rPr>
+                <w:rFonts w:ascii="Wingdings 3" w:hAnsi="Wingdings 3" w:cstheme="minorHAnsi"/>
+                <w:noProof/>
+                <w:color w:val="D60093"/>
+                <w:sz w:val="12"/>
+                <w:szCs w:val="12"/>
+                <w:lang w:eastAsia="fr-FR"/>
+              </w:rPr>
+              <w:t></w:t>
+            </w:r>
+          </w:p>
+        </w:tc>
+        <w:sdt>
+          <w:sdtPr>
+            <w:rPr>
+              <w:rFonts w:cstheme="minorHAnsi"/>
+              <w:b/>
+              <w:i/>
+              <w:color w:val="D60093"/>
+            </w:rPr>
+            <w:alias w:val="AT1 - Nom entreprise"/>
+            <w:tag w:val="AT1 - Nom entreprise"/>
+            <w:id w:val="-1295823792"/>
+            <w:placeholder>
+              <w:docPart w:val="4996FBA4583944928D345071E573DA64"/>
+            </w:placeholder>
+          </w:sdtPr>
+          <w:sdtEndPr>
+            <w:rPr>
+              <w:i w:val="0"/>
+              <w:color w:val="404040" w:themeColor="text1" w:themeTint="BF"/>
+            </w:rPr>
+          </w:sdtEndPr>
+          <w:sdtContent>
+            <w:tc>
+              <w:tcPr>
+                <w:tcW w:w="5103" w:type="dxa"/>
+                <w:gridSpan w:val="3"/>
+                <w:tcBorders>
+                  <w:right w:val="single" w:sz="4" w:space="0" w:color="D9D9D9" w:themeColor="background1" w:themeShade="D9"/>
+                </w:tcBorders>
+                <w:shd w:val="clear" w:color="auto" w:fill="F2F2F2" w:themeFill="background1" w:themeFillShade="F2"/>
+                <w:vAlign w:val="center"/>
+              </w:tcPr>
+              <w:p>
+                <w:pPr>
+                  <w:rPr>
+                    <w:rFonts w:cstheme="minorHAnsi"/>
+                    <w:b/>
+                    <w:color w:val="404040" w:themeColor="text1" w:themeTint="BF"/>
+                  </w:rPr>
+                </w:pPr>
+                <w:r>
+                  <w:t xml:space="preserve">Zone01 Rouen Normandie</w:t>
+                </w:r>
+              </w:p>
+            </w:tc>
+          </w:sdtContent>
+        </w:sdt>
+      </w:tr>
+      <w:tr>
+        <w:tc>
+          <w:tcPr>
+            <w:tcW w:w="2553" w:type="dxa"/>
+            <w:gridSpan w:val="2"/>
+            <w:tcBorders>
+              <w:left w:val="single" w:sz="4" w:space="0" w:color="D9D9D9" w:themeColor="background1" w:themeShade="D9"/>
+              <w:right w:val="single" w:sz="8" w:space="0" w:color="F2F2F2" w:themeColor="background1" w:themeShade="F2"/>
+            </w:tcBorders>
+          </w:tcPr>
+          <w:p>
+            <w:pPr>
+              <w:rPr>
+                <w:rFonts w:cstheme="minorHAnsi"/>
+                <w:b/>
+                <w:color w:val="404040" w:themeColor="text1" w:themeTint="BF"/>
+                <w:sz w:val="8"/>
+                <w:szCs w:val="8"/>
+              </w:rPr>
+            </w:pPr>
+          </w:p>
+        </w:tc>
+        <w:tc>
+          <w:tcPr>
+            <w:tcW w:w="7229" w:type="dxa"/>
+            <w:gridSpan w:val="7"/>
+            <w:tcBorders>
+              <w:left w:val="single" w:sz="8" w:space="0" w:color="F2F2F2" w:themeColor="background1" w:themeShade="F2"/>
+              <w:right w:val="single" w:sz="4" w:space="0" w:color="D9D9D9" w:themeColor="background1" w:themeShade="D9"/>
+            </w:tcBorders>
+          </w:tcPr>
+          <w:p>
+            <w:pPr>
+              <w:rPr>
+                <w:rFonts w:cstheme="minorHAnsi"/>
+                <w:b/>
+                <w:color w:val="404040" w:themeColor="text1" w:themeTint="BF"/>
+                <w:sz w:val="8"/>
+                <w:szCs w:val="8"/>
+              </w:rPr>
+            </w:pPr>
+          </w:p>
+        </w:tc>
+      </w:tr>
+      <w:tr>
+        <w:trPr>
+          <w:trHeight w:val="397"/>
+        </w:trPr>
+        <w:tc>
+          <w:tcPr>
+            <w:tcW w:w="2553" w:type="dxa"/>
+            <w:gridSpan w:val="2"/>
+            <w:tcBorders>
+              <w:left w:val="single" w:sz="4" w:space="0" w:color="D9D9D9" w:themeColor="background1" w:themeShade="D9"/>
+              <w:right w:val="single" w:sz="8" w:space="0" w:color="F2F2F2" w:themeColor="background1" w:themeShade="F2"/>
+            </w:tcBorders>
+          </w:tcPr>
+          <w:p>
+            <w:pPr>
+              <w:rPr>
+                <w:rFonts w:cstheme="minorHAnsi"/>
+                <w:b/>
+                <w:color w:val="404040" w:themeColor="text1" w:themeTint="BF"/>
+              </w:rPr>
+            </w:pPr>
+            <w:r>
+              <w:rPr>
+                <w:rFonts w:cstheme="minorHAnsi"/>
+                <w:b/>
+                <w:color w:val="404040" w:themeColor="text1" w:themeTint="BF"/>
+              </w:rPr>
+              <w:t>Chantier, atelier, service</w:t>
+            </w:r>
+          </w:p>
+        </w:tc>
+        <w:tc>
+          <w:tcPr>
+            <w:tcW w:w="377" w:type="dxa"/>
+            <w:tcBorders>
+              <w:left w:val="single" w:sz="8" w:space="0" w:color="F2F2F2" w:themeColor="background1" w:themeShade="F2"/>
+            </w:tcBorders>
+          </w:tcPr>
+          <w:p>
+            <w:pPr>
+              <w:spacing w:before="80"/>
+              <w:rPr>
+                <w:rFonts w:cstheme="minorHAnsi"/>
+                <w:b/>
+                <w:color w:val="404040" w:themeColor="text1" w:themeTint="BF"/>
+              </w:rPr>
+            </w:pPr>
+            <w:r>
+              <w:rPr>
+                <w:rFonts w:ascii="Wingdings 3" w:hAnsi="Wingdings 3" w:cstheme="minorHAnsi"/>
+                <w:noProof/>
+                <w:color w:val="D60093"/>
+                <w:sz w:val="12"/>
+                <w:szCs w:val="12"/>
+                <w:lang w:eastAsia="fr-FR"/>
+              </w:rPr>
+              <w:t></w:t>
+            </w:r>
+          </w:p>
+        </w:tc>
+        <w:sdt>
+          <w:sdtPr>
+            <w:rPr>
+              <w:rFonts w:cstheme="minorHAnsi"/>
+              <w:b/>
+              <w:color w:val="404040" w:themeColor="text1" w:themeTint="BF"/>
+            </w:rPr>
+            <w:alias w:val="AT1 - Chantier"/>
+            <w:tag w:val="AT1 - Chantier"/>
+            <w:id w:val="-358586134"/>
+            <w:placeholder>
+              <w:docPart w:val="B37FEAD53BAD48A6B3945776F3CB9A98"/>
+            </w:placeholder>
+          </w:sdtPr>
+          <w:sdtContent>
+            <w:tc>
+              <w:tcPr>
+                <w:tcW w:w="6852" w:type="dxa"/>
+                <w:gridSpan w:val="6"/>
+                <w:tcBorders>
+                  <w:right w:val="single" w:sz="4" w:space="0" w:color="D9D9D9" w:themeColor="background1" w:themeShade="D9"/>
+                </w:tcBorders>
+              </w:tcPr>
+              <w:p>
+                <w:pPr>
+                  <w:rPr>
+                    <w:rFonts w:cstheme="minorHAnsi"/>
+                    <w:b/>
+                    <w:color w:val="404040" w:themeColor="text1" w:themeTint="BF"/>
+                  </w:rPr>
+                </w:pPr>
+                <w:r>
+                  <w:t xml:space="preserve">Projet Social Network — couche Présentation &amp; Design System</w:t>
+                </w:r>
+              </w:p>
+            </w:tc>
+          </w:sdtContent>
+        </w:sdt>
+      </w:tr>
+      <w:tr>
+        <w:trPr>
+          <w:trHeight w:val="397"/>
+        </w:trPr>
+        <w:tc>
+          <w:tcPr>
+            <w:tcW w:w="2553" w:type="dxa"/>
+            <w:gridSpan w:val="2"/>
+            <w:tcBorders>
+              <w:left w:val="single" w:sz="4" w:space="0" w:color="D9D9D9" w:themeColor="background1" w:themeShade="D9"/>
+              <w:right w:val="single" w:sz="8" w:space="0" w:color="F2F2F2" w:themeColor="background1" w:themeShade="F2"/>
+            </w:tcBorders>
+          </w:tcPr>
+          <w:p>
+            <w:pPr>
+              <w:jc w:val="right"/>
+              <w:rPr>
+                <w:rFonts w:cstheme="minorHAnsi"/>
+                <w:b/>
+                <w:color w:val="404040" w:themeColor="text1" w:themeTint="BF"/>
+              </w:rPr>
+            </w:pPr>
+            <w:r>
+              <w:rPr>
+                <w:rFonts w:cstheme="minorHAnsi"/>
+                <w:b/>
+                <w:color w:val="404040" w:themeColor="text1" w:themeTint="BF"/>
+              </w:rPr>
+              <w:t>Période d’exercice</w:t>
+            </w:r>
+          </w:p>
+        </w:tc>
+        <w:tc>
+          <w:tcPr>
+            <w:tcW w:w="377" w:type="dxa"/>
+            <w:tcBorders>
+              <w:left w:val="single" w:sz="8" w:space="0" w:color="F2F2F2" w:themeColor="background1" w:themeShade="F2"/>
+            </w:tcBorders>
+          </w:tcPr>
+          <w:p>
+            <w:pPr>
+              <w:spacing w:before="80"/>
+              <w:rPr>
+                <w:rFonts w:cstheme="minorHAnsi"/>
+                <w:b/>
+                <w:color w:val="404040" w:themeColor="text1" w:themeTint="BF"/>
+              </w:rPr>
+            </w:pPr>
+            <w:r>
+              <w:rPr>
+                <w:rFonts w:ascii="Wingdings 3" w:hAnsi="Wingdings 3" w:cstheme="minorHAnsi"/>
+                <w:noProof/>
+                <w:color w:val="D60093"/>
+                <w:sz w:val="12"/>
+                <w:szCs w:val="12"/>
+                <w:lang w:eastAsia="fr-FR"/>
+              </w:rPr>
+              <w:t></w:t>
+            </w:r>
+          </w:p>
+        </w:tc>
+        <w:tc>
+          <w:tcPr>
+            <w:tcW w:w="567" w:type="dxa"/>
+            <w:gridSpan w:val="2"/>
+          </w:tcPr>
+          <w:p>
+            <w:pPr>
+              <w:rPr>
+                <w:rFonts w:cstheme="minorHAnsi"/>
+                <w:b/>
+                <w:color w:val="404040" w:themeColor="text1" w:themeTint="BF"/>
+              </w:rPr>
+            </w:pPr>
+            <w:r>
+              <w:rPr>
+                <w:rFonts w:cstheme="minorHAnsi"/>
+                <w:b/>
+                <w:color w:val="404040" w:themeColor="text1" w:themeTint="BF"/>
+              </w:rPr>
+              <w:t>Du</w:t>
+            </w:r>
+          </w:p>
+        </w:tc>
+        <w:sdt>
+          <w:sdtPr>
+            <w:rPr>
+              <w:rFonts w:cstheme="minorHAnsi"/>
+              <w:b/>
+              <w:color w:val="404040" w:themeColor="text1" w:themeTint="BF"/>
+            </w:rPr>
+            <w:alias w:val="Date d'entrée"/>
+            <w:tag w:val="Date d'entrée"/>
+            <w:id w:val="1069620315"/>
+            <w:placeholder>
+              <w:docPart w:val="B6718F56BCAF4BB19443C10D7EBC83E5"/>
+            </w:placeholder>
+            <w:date>
+              <w:dateFormat w:val="dd/MM/yyyy"/>
+              <w:lid w:val="fr-FR"/>
+              <w:storeMappedDataAs w:val="dateTime"/>
+              <w:calendar w:val="gregorian"/>
+            </w:date>
+          </w:sdtPr>
+          <w:sdtContent>
+            <w:tc>
+              <w:tcPr>
+                <w:tcW w:w="1324" w:type="dxa"/>
+                <w:gridSpan w:val="2"/>
+              </w:tcPr>
+              <w:p>
+                <w:pPr>
+                  <w:rPr>
+                    <w:rFonts w:cstheme="minorHAnsi"/>
+                    <w:b/>
+                    <w:color w:val="404040" w:themeColor="text1" w:themeTint="BF"/>
+                  </w:rPr>
+                </w:pPr>
+                <w:r>
+                  <w:t xml:space="preserve">01/01/2024</w:t>
+                </w:r>
+              </w:p>
+            </w:tc>
+          </w:sdtContent>
+        </w:sdt>
+        <w:tc>
+          <w:tcPr>
+            <w:tcW w:w="567" w:type="dxa"/>
+          </w:tcPr>
+          <w:p>
+            <w:pPr>
+              <w:rPr>
+                <w:rFonts w:cstheme="minorHAnsi"/>
+                <w:b/>
+                <w:color w:val="404040" w:themeColor="text1" w:themeTint="BF"/>
+              </w:rPr>
+            </w:pPr>
+            <w:r>
+              <w:rPr>
+                <w:rFonts w:cstheme="minorHAnsi"/>
+                <w:b/>
+                <w:color w:val="404040" w:themeColor="text1" w:themeTint="BF"/>
+              </w:rPr>
+              <w:t>au</w:t>
+            </w:r>
+          </w:p>
+        </w:tc>
+        <w:sdt>
+          <w:sdtPr>
+            <w:rPr>
+              <w:rFonts w:cstheme="minorHAnsi"/>
+              <w:b/>
+              <w:color w:val="404040" w:themeColor="text1" w:themeTint="BF"/>
+            </w:rPr>
+            <w:alias w:val="Date de sortie"/>
+            <w:tag w:val="Date de sortie"/>
+            <w:id w:val="643170737"/>
+            <w:placeholder>
+              <w:docPart w:val="E261235CE83C4E2AACFDC39C56158FF2"/>
+            </w:placeholder>
+            <w:date>
+              <w:dateFormat w:val="dd/MM/yyyy"/>
+              <w:lid w:val="fr-FR"/>
+              <w:storeMappedDataAs w:val="dateTime"/>
+              <w:calendar w:val="gregorian"/>
+            </w:date>
+          </w:sdtPr>
+          <w:sdtContent>
+            <w:tc>
+              <w:tcPr>
+                <w:tcW w:w="4394" w:type="dxa"/>
+                <w:tcBorders>
+                  <w:right w:val="single" w:sz="4" w:space="0" w:color="D9D9D9" w:themeColor="background1" w:themeShade="D9"/>
+                </w:tcBorders>
+              </w:tcPr>
+              <w:p>
+                <w:pPr>
+                  <w:rPr>
+                    <w:rFonts w:cstheme="minorHAnsi"/>
+                    <w:b/>
+                    <w:color w:val="404040" w:themeColor="text1" w:themeTint="BF"/>
+                  </w:rPr>
+                </w:pPr>
+                <w:r>
+                  <w:t xml:space="preserve">01/05/2025</w:t>
+                </w:r>
+              </w:p>
+            </w:tc>
+          </w:sdtContent>
+        </w:sdt>
+      </w:tr>
+      <w:tr>
+        <w:trPr>
+          <w:trHeight w:val="227"/>
+        </w:trPr>
+        <w:tc>
+          <w:tcPr>
+            <w:tcW w:w="9782" w:type="dxa"/>
+            <w:gridSpan w:val="9"/>
+            <w:tcBorders>
+              <w:left w:val="single" w:sz="4" w:space="0" w:color="D9D9D9" w:themeColor="background1" w:themeShade="D9"/>
+              <w:bottom w:val="single" w:sz="4" w:space="0" w:color="D9D9D9" w:themeColor="background1" w:themeShade="D9"/>
+              <w:right w:val="single" w:sz="4" w:space="0" w:color="D9D9D9" w:themeColor="background1" w:themeShade="D9"/>
+            </w:tcBorders>
+          </w:tcPr>
+          <w:p>
+            <w:pPr>
+              <w:rPr>
+                <w:rFonts w:cstheme="minorHAnsi"/>
+                <w:b/>
+                <w:color w:val="404040" w:themeColor="text1" w:themeTint="BF"/>
+                <w:sz w:val="16"/>
+                <w:szCs w:val="16"/>
+              </w:rPr>
+            </w:pPr>
+          </w:p>
+        </w:tc>
+      </w:tr>
+      <w:tr>
+        <w:tc>
+          <w:tcPr>
+            <w:tcW w:w="9782" w:type="dxa"/>
+            <w:gridSpan w:val="9"/>
+            <w:tcBorders>
+              <w:top w:val="single" w:sz="4" w:space="0" w:color="D9D9D9" w:themeColor="background1" w:themeShade="D9"/>
+            </w:tcBorders>
+          </w:tcPr>
+          <w:p>
+            <w:pPr>
+              <w:rPr>
+                <w:rFonts w:cstheme="minorHAnsi"/>
+                <w:b/>
+                <w:color w:val="404040" w:themeColor="text1" w:themeTint="BF"/>
+              </w:rPr>
+            </w:pPr>
+          </w:p>
+        </w:tc>
+      </w:tr>
+      <w:tr>
+        <w:tc>
+          <w:tcPr>
+            <w:tcW w:w="9782" w:type="dxa"/>
+            <w:gridSpan w:val="9"/>
+            <w:tcBorders>
+              <w:left w:val="single" w:sz="24" w:space="0" w:color="D60093"/>
+              <w:bottom w:val="single" w:sz="8" w:space="0" w:color="D60093"/>
+            </w:tcBorders>
+          </w:tcPr>
+          <w:p>
+            <w:pPr>
+              <w:rPr>
+                <w:rFonts w:cstheme="minorHAnsi"/>
+                <w:b/>
+                <w:i/>
+                <w:color w:val="404040" w:themeColor="text1" w:themeTint="BF"/>
+              </w:rPr>
+            </w:pPr>
+            <w:r>
+              <w:rPr>
+                <w:rFonts w:cstheme="minorHAnsi"/>
+                <w:b/>
+                <w:color w:val="404040" w:themeColor="text1" w:themeTint="BF"/>
+              </w:rPr>
+              <w:t xml:space="preserve">5. Informations complémentaires </w:t>
+            </w:r>
+            <w:r>
+              <w:rPr>
+                <w:rFonts w:cstheme="minorHAnsi"/>
+                <w:i/>
+                <w:color w:val="404040" w:themeColor="text1" w:themeTint="BF"/>
+              </w:rPr>
+              <w:t>(facultatif)</w:t>
+            </w:r>
+          </w:p>
+        </w:tc>
+      </w:tr>
+      <w:tr>
+        <w:trPr>
+          <w:trHeight w:val="2268"/>
+        </w:trPr>
+        <w:sdt>
+          <w:sdtPr>
+            <w:rPr>
+              <w:rFonts w:cstheme="minorHAnsi"/>
+              <w:b/>
+              <w:color w:val="404040" w:themeColor="text1" w:themeTint="BF"/>
+            </w:rPr>
+            <w:alias w:val="5.Informations complémentaires"/>
+            <w:tag w:val="5.Informations complémentaires"/>
+            <w:id w:val="530537107"/>
+            <w:placeholder>
+              <w:docPart w:val="4D323E1535064502A4873D77EC0F1E6E"/>
+            </w:placeholder>
+          </w:sdtPr>
+          <w:sdtContent>
+            <w:tc>
+              <w:tcPr>
+                <w:tcW w:w="9782" w:type="dxa"/>
+                <w:gridSpan w:val="9"/>
+                <w:tcBorders>
+                  <w:top w:val="single" w:sz="8" w:space="0" w:color="D60093"/>
+                  <w:left w:val="single" w:sz="4" w:space="0" w:color="D9D9D9" w:themeColor="background1" w:themeShade="D9"/>
+                  <w:bottom w:val="single" w:sz="4" w:space="0" w:color="D9D9D9" w:themeColor="background1" w:themeShade="D9"/>
+                  <w:right w:val="single" w:sz="4" w:space="0" w:color="D9D9D9" w:themeColor="background1" w:themeShade="D9"/>
+                </w:tcBorders>
+              </w:tcPr>
+              <w:p>
+                <w:pPr>
+                  <w:spacing w:before="120"/>
+                  <w:rPr>
+                    <w:rFonts w:cstheme="minorHAnsi"/>
+                    <w:b/>
+                    <w:color w:val="404040" w:themeColor="text1" w:themeTint="BF"/>
+                  </w:rPr>
+                </w:pPr>
+                <w:r>
+                  <w:t xml:space="preserve">Le design system a été une contribution structurante pour toute l'équipe : en standardisant la palette et les composants de base dès le début du projet, j'ai permis une cohérence visuelle sans coordination permanente entre les 6 contributeurs. Cette approche réduit la dette visuelle et accélère le développement des nouvelles pages.</w:t>
+                </w:r>
+              </w:p>
+            </w:tc>
+          </w:sdtContent>
+        </w:sdt>
+      </w:tr>
+      <w:tr>
+        <w:trPr>
+          <w:trHeight w:val="365"/>
+        </w:trPr>
+        <w:tc>
+          <w:tcPr>
+            <w:tcW w:w="2978" w:type="dxa"/>
+            <w:gridSpan w:val="4"/>
+            <w:tcBorders>
+              <w:bottom w:val="thinThickMediumGap" w:sz="24" w:space="0" w:color="D60093"/>
+            </w:tcBorders>
+          </w:tcPr>
+          <w:p>
+            <w:pPr>
+              <w:tabs>
+                <w:tab w:val="right" w:leader="dot" w:pos="9072"/>
+              </w:tabs>
+              <w:jc w:val="right"/>
+              <w:rPr>
+                <w:rFonts w:cstheme="minorHAnsi"/>
+                <w:b/>
+                <w:i/>
+                <w:color w:val="404040" w:themeColor="text1" w:themeTint="BF"/>
+                <w:sz w:val="24"/>
+                <w:szCs w:val="24"/>
+              </w:rPr>
+            </w:pPr>
+            <w:r>
+              <w:rPr>
+                <w:rFonts w:cstheme="minorHAnsi"/>
+                <w:b/>
+                <w:i/>
+                <w:color w:val="404040" w:themeColor="text1" w:themeTint="BF"/>
+              </w:rPr>
+              <w:t>Exemple</w:t>
+            </w:r>
+            <w:r>
+              <w:rPr>
+                <w:rFonts w:cstheme="minorHAnsi"/>
+                <w:b/>
+                <w:i/>
+                <w:color w:val="404040" w:themeColor="text1" w:themeTint="BF"/>
+              </w:rPr>
+              <w:t xml:space="preserve"> n°</w:t>
+            </w:r>
+            <w:r>
+              <w:rPr>
+                <w:rFonts w:cstheme="minorHAnsi"/>
+                <w:b/>
+                <w:i/>
+                <w:color w:val="404040" w:themeColor="text1" w:themeTint="BF"/>
+              </w:rPr>
+              <w:t>3</w:t>
+            </w:r>
+            <w:r>
+              <w:rPr>
+                <w:rFonts w:cstheme="minorHAnsi"/>
+                <w:b/>
+                <w:i/>
+                <w:color w:val="404040" w:themeColor="text1" w:themeTint="BF"/>
+                <w:sz w:val="24"/>
+                <w:szCs w:val="24"/>
+              </w:rPr>
+              <w:t xml:space="preserve"> </w:t>
+            </w:r>
+            <w:r>
+              <w:rPr>
+                <w:rFonts w:cstheme="minorHAnsi"/>
+                <w:b/>
+                <w:i/>
+                <w:color w:val="404040" w:themeColor="text1" w:themeTint="BF"/>
+                <w:sz w:val="24"/>
+                <w:szCs w:val="24"/>
+              </w:rPr>
+              <w:t xml:space="preserve"> </w:t>
+            </w:r>
+            <w:r>
+              <w:rPr>
+                <w:rFonts w:ascii="Wingdings 3" w:hAnsi="Wingdings 3" w:cstheme="minorHAnsi"/>
+                <w:noProof/>
+                <w:color w:val="D60093"/>
+                <w:sz w:val="12"/>
+                <w:szCs w:val="12"/>
+                <w:lang w:eastAsia="fr-FR"/>
+              </w:rPr>
+              <w:t></w:t>
+            </w:r>
+          </w:p>
+        </w:tc>
+        <w:sdt>
+          <w:sdtPr>
+            <w:rPr>
+              <w:rFonts w:cstheme="minorHAnsi"/>
+              <w:b/>
+              <w:i/>
+              <w:color w:val="7F7F7F" w:themeColor="text1" w:themeTint="80"/>
+            </w:rPr>
+            <w:id w:val="156734435"/>
+            <w:placeholder>
+              <w:docPart w:val="7756880AAD8A4A818E307F11F3C2F521"/>
+            </w:placeholder>
+          </w:sdtPr>
+          <w:sdtContent>
+            <w:tc>
+              <w:tcPr>
+                <w:tcW w:w="6804" w:type="dxa"/>
+                <w:gridSpan w:val="5"/>
+                <w:tcBorders>
+                  <w:left w:val="nil"/>
+                  <w:bottom w:val="thinThickMediumGap" w:sz="24" w:space="0" w:color="D60093"/>
+                </w:tcBorders>
+              </w:tcPr>
+              <w:p>
+                <w:pPr>
+                  <w:rPr>
+                    <w:rFonts w:cstheme="minorHAnsi"/>
+                    <w:b/>
+                    <w:i/>
+                    <w:color w:val="D60093"/>
+                  </w:rPr>
+                </w:pPr>
+                <w:r>
+                  <w:t xml:space="preserve">Messagerie temps réel par Server-Sent Events et Upstash Redis (contrainte serverless)</w:t>
+                </w:r>
+              </w:p>
+            </w:tc>
+          </w:sdtContent>
+        </w:sdt>
+      </w:tr>
+      <w:tr>
+        <w:trPr>
+          <w:trHeight w:val="365"/>
+        </w:trPr>
+        <w:tc>
+          <w:tcPr>
+            <w:tcW w:w="2978" w:type="dxa"/>
+            <w:gridSpan w:val="4"/>
+            <w:tcBorders>
+              <w:top w:val="thinThickMediumGap" w:sz="24" w:space="0" w:color="D60093"/>
+            </w:tcBorders>
+          </w:tcPr>
+          <w:p>
+            <w:pPr>
+              <w:rPr>
+                <w:rFonts w:cstheme="minorHAnsi"/>
+                <w:b/>
+                <w:color w:val="404040" w:themeColor="text1" w:themeTint="BF"/>
+              </w:rPr>
+            </w:pPr>
+          </w:p>
+        </w:tc>
+        <w:tc>
+          <w:tcPr>
+            <w:tcW w:w="6804" w:type="dxa"/>
+            <w:gridSpan w:val="5"/>
+            <w:tcBorders>
+              <w:top w:val="thinThickMediumGap" w:sz="24" w:space="0" w:color="D60093"/>
+            </w:tcBorders>
+          </w:tcPr>
+          <w:p>
+            <w:pPr>
+              <w:rPr>
+                <w:rFonts w:cstheme="minorHAnsi"/>
+                <w:b/>
+                <w:color w:val="404040" w:themeColor="text1" w:themeTint="BF"/>
+              </w:rPr>
+            </w:pPr>
+          </w:p>
+        </w:tc>
+      </w:tr>
+      <w:tr>
+        <w:tc>
+          <w:tcPr>
+            <w:tcW w:w="9782" w:type="dxa"/>
+            <w:gridSpan w:val="9"/>
+            <w:tcBorders>
+              <w:left w:val="single" w:sz="24" w:space="0" w:color="D60093"/>
+              <w:bottom w:val="single" w:sz="8" w:space="0" w:color="D60093"/>
+            </w:tcBorders>
+          </w:tcPr>
+          <w:p>
+            <w:pPr>
+              <w:rPr>
+                <w:rFonts w:cstheme="minorHAnsi"/>
+                <w:b/>
+                <w:color w:val="404040" w:themeColor="text1" w:themeTint="BF"/>
+              </w:rPr>
+            </w:pPr>
+            <w:r>
+              <w:rPr>
+                <w:rFonts w:cstheme="minorHAnsi"/>
+                <w:b/>
+                <w:color w:val="404040" w:themeColor="text1" w:themeTint="BF"/>
+              </w:rPr>
+              <w:t>1. Décrivez les tâches ou opérations que vous avez effectuées, et dans quelles conditions</w:t>
+            </w:r>
+            <w:r>
+              <w:rPr>
+                <w:rFonts w:cstheme="minorHAnsi"/>
+                <w:b/>
+                <w:color w:val="404040" w:themeColor="text1" w:themeTint="BF"/>
+              </w:rPr>
+              <w:t> :</w:t>
+            </w:r>
+          </w:p>
+        </w:tc>
+      </w:tr>
+      <w:tr>
+        <w:trPr>
+          <w:trHeight w:val="4535"/>
+        </w:trPr>
+        <w:sdt>
+          <w:sdtPr>
+            <w:rPr>
+              <w:rFonts w:cstheme="minorHAnsi"/>
+              <w:b/>
+              <w:color w:val="404040" w:themeColor="text1" w:themeTint="BF"/>
+            </w:rPr>
+            <w:alias w:val="1.Décrire tâches effectuées"/>
+            <w:tag w:val="1.Décrire tâches effectuées"/>
+            <w:id w:val="-611130020"/>
+            <w:placeholder>
+              <w:docPart w:val="DC8E162998DE4BD3B4FED0609F2D7C56"/>
+            </w:placeholder>
+          </w:sdtPr>
+          <w:sdtContent>
+            <w:tc>
+              <w:tcPr>
+                <w:tcW w:w="9782" w:type="dxa"/>
+                <w:gridSpan w:val="9"/>
+                <w:tcBorders>
+                  <w:top w:val="single" w:sz="8" w:space="0" w:color="D60093"/>
+                  <w:left w:val="single" w:sz="4" w:space="0" w:color="D9D9D9" w:themeColor="background1" w:themeShade="D9"/>
+                  <w:bottom w:val="single" w:sz="4" w:space="0" w:color="D9D9D9" w:themeColor="background1" w:themeShade="D9"/>
+                  <w:right w:val="single" w:sz="4" w:space="0" w:color="D9D9D9" w:themeColor="background1" w:themeShade="D9"/>
+                </w:tcBorders>
+              </w:tcPr>
+              <w:p>
+                <w:pPr>
+                  <w:spacing w:before="120"/>
+                  <w:rPr>
+                    <w:rFonts w:cstheme="minorHAnsi"/>
+                    <w:b/>
+                    <w:color w:val="404040" w:themeColor="text1" w:themeTint="BF"/>
+                  </w:rPr>
+                </w:pPr>
+                <w:r>
+                  <w:t xml:space="preserve">J'ai développé la couche temps réel du système de messagerie de l'application. La contrainte principale était le déploiement sur Vercel (architecture serverless) : les WebSockets persistants ne sont pas compatibles avec ce modèle d'exécution. J'ai analysé les alternatives et choisi une architecture Server-Sent Events (SSE) : un endpoint /api/sse maintient une connexion ouverte et interroge Upstash Redis (API REST, compatible serverless) pour détecter les nouveaux messages. J'ai développé les composants de messagerie (bulles adaptatives, emoji picker, liste des conversations 1-to-1 et de groupe) et la synchronisation client/serveur. Commits clés : 8c18881, eb3434f. Issue GitHub : #37.</w:t>
+                </w:r>
+              </w:p>
+            </w:tc>
+          </w:sdtContent>
+        </w:sdt>
+      </w:tr>
+      <w:tr>
+        <w:trPr>
+          <w:trHeight w:val="170"/>
+        </w:trPr>
+        <w:tc>
+          <w:tcPr>
+            <w:tcW w:w="9782" w:type="dxa"/>
+            <w:gridSpan w:val="9"/>
+            <w:tcBorders>
+              <w:top w:val="single" w:sz="4" w:space="0" w:color="D9D9D9" w:themeColor="background1" w:themeShade="D9"/>
+            </w:tcBorders>
+          </w:tcPr>
+          <w:p>
+            <w:pPr>
+              <w:rPr>
+                <w:rFonts w:cstheme="minorHAnsi"/>
+                <w:b/>
+                <w:color w:val="404040" w:themeColor="text1" w:themeTint="BF"/>
+                <w:sz w:val="16"/>
+                <w:szCs w:val="16"/>
+              </w:rPr>
+            </w:pPr>
+          </w:p>
+        </w:tc>
+      </w:tr>
+      <w:tr>
+        <w:trPr>
+          <w:trHeight w:val="264"/>
+        </w:trPr>
+        <w:tc>
+          <w:tcPr>
+            <w:tcW w:w="9782" w:type="dxa"/>
+            <w:gridSpan w:val="9"/>
+            <w:tcBorders>
+              <w:left w:val="single" w:sz="24" w:space="0" w:color="D60093"/>
+              <w:bottom w:val="single" w:sz="8" w:space="0" w:color="D60093"/>
+            </w:tcBorders>
+          </w:tcPr>
+          <w:p>
+            <w:pPr>
+              <w:rPr>
+                <w:rFonts w:cstheme="minorHAnsi"/>
+                <w:b/>
+                <w:color w:val="404040" w:themeColor="text1" w:themeTint="BF"/>
+              </w:rPr>
+            </w:pPr>
+            <w:r>
+              <w:rPr>
+                <w:rFonts w:cstheme="minorHAnsi"/>
+                <w:b/>
+                <w:color w:val="404040" w:themeColor="text1" w:themeTint="BF"/>
+              </w:rPr>
+              <w:t>2. Précisez les moyens utilisés</w:t>
+            </w:r>
+            <w:r>
+              <w:rPr>
+                <w:rFonts w:cstheme="minorHAnsi"/>
+                <w:b/>
+                <w:color w:val="404040" w:themeColor="text1" w:themeTint="BF"/>
+              </w:rPr>
+              <w:t> :</w:t>
+            </w:r>
+          </w:p>
+        </w:tc>
+      </w:tr>
+      <w:tr>
+        <w:trPr>
+          <w:trHeight w:val="4479"/>
+        </w:trPr>
+        <w:sdt>
+          <w:sdtPr>
+            <w:rPr>
+              <w:rFonts w:cstheme="minorHAnsi"/>
+              <w:b/>
+              <w:color w:val="404040" w:themeColor="text1" w:themeTint="BF"/>
+            </w:rPr>
+            <w:alias w:val="2.Préciser les moyens utilisés"/>
+            <w:tag w:val="2.Préciser les moyens utilisés"/>
+            <w:id w:val="1828937423"/>
+            <w:placeholder>
+              <w:docPart w:val="135D6AF110C444789B677097D6DA3A69"/>
+            </w:placeholder>
+          </w:sdtPr>
+          <w:sdtContent>
+            <w:tc>
+              <w:tcPr>
+                <w:tcW w:w="9782" w:type="dxa"/>
+                <w:gridSpan w:val="9"/>
+                <w:tcBorders>
+                  <w:left w:val="single" w:sz="4" w:space="0" w:color="D9D9D9" w:themeColor="background1" w:themeShade="D9"/>
+                  <w:bottom w:val="single" w:sz="4" w:space="0" w:color="D9D9D9" w:themeColor="background1" w:themeShade="D9"/>
+                  <w:right w:val="single" w:sz="4" w:space="0" w:color="D9D9D9" w:themeColor="background1" w:themeShade="D9"/>
+                </w:tcBorders>
+              </w:tcPr>
+              <w:p>
+                <w:pPr>
+                  <w:spacing w:before="120"/>
+                  <w:rPr>
+                    <w:rFonts w:cstheme="minorHAnsi"/>
+                    <w:b/>
+                    <w:color w:val="404040" w:themeColor="text1" w:themeTint="BF"/>
+                  </w:rPr>
+                </w:pPr>
+                <w:r>
+                  <w:t xml:space="preserve">Next.js 15 App Router (route handlers SSE), TypeScript, @upstash/redis (API REST, compatible serverless), React 19, Prisma ORM (persistance messages, conversations), Radix UI / shadcn (composants UI chat). Commits : 8c18881, eb3434f. Issue #37.</w:t>
+                </w:r>
+              </w:p>
+            </w:tc>
+          </w:sdtContent>
+        </w:sdt>
+      </w:tr>
+      <w:tr>
+        <w:tc>
+          <w:tcPr>
+            <w:tcW w:w="9782" w:type="dxa"/>
+            <w:gridSpan w:val="9"/>
+            <w:tcBorders>
+              <w:top w:val="single" w:sz="4" w:space="0" w:color="D9D9D9" w:themeColor="background1" w:themeShade="D9"/>
+            </w:tcBorders>
+          </w:tcPr>
+          <w:p>
+            <w:pPr>
+              <w:rPr>
+                <w:rFonts w:cstheme="minorHAnsi"/>
+                <w:b/>
+                <w:color w:val="404040" w:themeColor="text1" w:themeTint="BF"/>
+              </w:rPr>
+            </w:pPr>
+          </w:p>
+          <w:p>
+            <w:pPr>
+              <w:rPr>
+                <w:rFonts w:cstheme="minorHAnsi"/>
+                <w:b/>
+                <w:color w:val="404040" w:themeColor="text1" w:themeTint="BF"/>
+              </w:rPr>
+            </w:pPr>
+          </w:p>
+        </w:tc>
+      </w:tr>
+      <w:tr>
+        <w:tc>
+          <w:tcPr>
+            <w:tcW w:w="9782" w:type="dxa"/>
+            <w:gridSpan w:val="9"/>
+            <w:tcBorders>
+              <w:left w:val="single" w:sz="24" w:space="0" w:color="D60093"/>
+              <w:bottom w:val="single" w:sz="12" w:space="0" w:color="D60093"/>
+            </w:tcBorders>
+          </w:tcPr>
+          <w:p>
+            <w:pPr>
+              <w:rPr>
+                <w:rFonts w:cstheme="minorHAnsi"/>
+                <w:b/>
+                <w:color w:val="404040" w:themeColor="text1" w:themeTint="BF"/>
+              </w:rPr>
+            </w:pPr>
+            <w:r>
+              <w:rPr>
+                <w:rFonts w:cstheme="minorHAnsi"/>
+                <w:b/>
+                <w:color w:val="404040" w:themeColor="text1" w:themeTint="BF"/>
+              </w:rPr>
+              <w:lastRenderedPageBreak/>
+              <w:t>3. Avec qui avez-vous travaillé ?</w:t>
+            </w:r>
+          </w:p>
+        </w:tc>
+      </w:tr>
+      <w:tr>
+        <w:trPr>
+          <w:trHeight w:val="2835"/>
+        </w:trPr>
+        <w:sdt>
+          <w:sdtPr>
+            <w:rPr>
+              <w:rFonts w:cstheme="minorHAnsi"/>
+              <w:b/>
+              <w:color w:val="404040" w:themeColor="text1" w:themeTint="BF"/>
+            </w:rPr>
+            <w:alias w:val="3.Avec qui avez-vous travaillé ?"/>
+            <w:tag w:val="3.Avec qui avez-vous travaillé ?"/>
+            <w:id w:val="-2082513006"/>
+            <w:placeholder>
+              <w:docPart w:val="C3BD407D8B0F4930982F284CB903D95B"/>
+            </w:placeholder>
+          </w:sdtPr>
+          <w:sdtContent>
+            <w:tc>
+              <w:tcPr>
+                <w:tcW w:w="9782" w:type="dxa"/>
+                <w:gridSpan w:val="9"/>
+                <w:tcBorders>
+                  <w:top w:val="single" w:sz="12" w:space="0" w:color="D60093"/>
+                  <w:left w:val="single" w:sz="4" w:space="0" w:color="D9D9D9" w:themeColor="background1" w:themeShade="D9"/>
+                  <w:bottom w:val="single" w:sz="4" w:space="0" w:color="D9D9D9" w:themeColor="background1" w:themeShade="D9"/>
+                  <w:right w:val="single" w:sz="4" w:space="0" w:color="D9D9D9" w:themeColor="background1" w:themeShade="D9"/>
+                </w:tcBorders>
+              </w:tcPr>
+              <w:p>
+                <w:pPr>
+                  <w:spacing w:before="120"/>
+                  <w:rPr>
+                    <w:rFonts w:cstheme="minorHAnsi"/>
+                    <w:b/>
+                    <w:color w:val="404040" w:themeColor="text1" w:themeTint="BF"/>
+                  </w:rPr>
+                </w:pPr>
+                <w:r>
+                  <w:t xml:space="preserve">Au sein d'une équipe de 6 contributeurs dans le cadre de la formation Zone01 Rouen Normandie. La décision d'architecture SSE vs WebSocket a été prise collectivement après analyse des contraintes Vercel. Le développement de la couche SSE et des composants chat a été réalisé en autonomie avec revue de code via pull requests.</w:t>
+                </w:r>
+              </w:p>
+            </w:tc>
+          </w:sdtContent>
+        </w:sdt>
+      </w:tr>
+      <w:tr>
+        <w:tc>
+          <w:tcPr>
+            <w:tcW w:w="9782" w:type="dxa"/>
+            <w:gridSpan w:val="9"/>
+            <w:tcBorders>
+              <w:top w:val="single" w:sz="4" w:space="0" w:color="D9D9D9" w:themeColor="background1" w:themeShade="D9"/>
+            </w:tcBorders>
+          </w:tcPr>
+          <w:p>
+            <w:pPr>
+              <w:rPr>
+                <w:rFonts w:cstheme="minorHAnsi"/>
+                <w:b/>
+                <w:color w:val="404040" w:themeColor="text1" w:themeTint="BF"/>
+              </w:rPr>
+            </w:pPr>
+          </w:p>
+        </w:tc>
+      </w:tr>
+      <w:tr>
+        <w:tc>
+          <w:tcPr>
+            <w:tcW w:w="9782" w:type="dxa"/>
+            <w:gridSpan w:val="9"/>
+            <w:tcBorders>
+              <w:left w:val="single" w:sz="24" w:space="0" w:color="D60093"/>
+              <w:bottom w:val="single" w:sz="8" w:space="0" w:color="D60093"/>
+            </w:tcBorders>
+          </w:tcPr>
+          <w:p>
+            <w:pPr>
+              <w:rPr>
+                <w:rFonts w:cstheme="minorHAnsi"/>
+                <w:b/>
+                <w:color w:val="404040" w:themeColor="text1" w:themeTint="BF"/>
+              </w:rPr>
+            </w:pPr>
+            <w:r>
+              <w:rPr>
+                <w:rFonts w:cstheme="minorHAnsi"/>
+                <w:b/>
+                <w:color w:val="404040" w:themeColor="text1" w:themeTint="BF"/>
+              </w:rPr>
+              <w:t>4. Contexte</w:t>
+            </w:r>
+          </w:p>
+        </w:tc>
+      </w:tr>
+      <w:tr>
+        <w:trPr>
+          <w:trHeight w:val="113"/>
+        </w:trPr>
+        <w:tc>
+          <w:tcPr>
+            <w:tcW w:w="4679" w:type="dxa"/>
+            <w:gridSpan w:val="6"/>
+            <w:tcBorders>
+              <w:top w:val="single" w:sz="8" w:space="0" w:color="D60093"/>
+              <w:left w:val="single" w:sz="4" w:space="0" w:color="D9D9D9" w:themeColor="background1" w:themeShade="D9"/>
+            </w:tcBorders>
+          </w:tcPr>
+          <w:p>
+            <w:pPr>
+              <w:rPr>
+                <w:rFonts w:cstheme="minorHAnsi"/>
+                <w:b/>
+                <w:color w:val="404040" w:themeColor="text1" w:themeTint="BF"/>
+                <w:sz w:val="2"/>
+                <w:szCs w:val="2"/>
+              </w:rPr>
+            </w:pPr>
+          </w:p>
+        </w:tc>
+        <w:tc>
+          <w:tcPr>
+            <w:tcW w:w="5103" w:type="dxa"/>
+            <w:gridSpan w:val="3"/>
+            <w:tcBorders>
+              <w:top w:val="single" w:sz="8" w:space="0" w:color="D60093"/>
+              <w:right w:val="single" w:sz="4" w:space="0" w:color="D9D9D9" w:themeColor="background1" w:themeShade="D9"/>
+            </w:tcBorders>
+          </w:tcPr>
+          <w:p>
+            <w:pPr>
+              <w:rPr>
+                <w:rFonts w:cstheme="minorHAnsi"/>
+                <w:b/>
+                <w:i/>
+                <w:color w:val="D60093"/>
+                <w:sz w:val="2"/>
+                <w:szCs w:val="2"/>
+              </w:rPr>
+            </w:pPr>
+          </w:p>
+        </w:tc>
+      </w:tr>
+      <w:tr>
+        <w:trPr>
+          <w:trHeight w:val="454"/>
+        </w:trPr>
+        <w:tc>
+          <w:tcPr>
+            <w:tcW w:w="4679" w:type="dxa"/>
+            <w:gridSpan w:val="6"/>
+            <w:tcBorders>
+              <w:left w:val="single" w:sz="4" w:space="0" w:color="D9D9D9" w:themeColor="background1" w:themeShade="D9"/>
+            </w:tcBorders>
+            <w:shd w:val="clear" w:color="auto" w:fill="F2F2F2" w:themeFill="background1" w:themeFillShade="F2"/>
+            <w:vAlign w:val="center"/>
+          </w:tcPr>
+          <w:p>
+            <w:pPr>
+              <w:rPr>
+                <w:rFonts w:cstheme="minorHAnsi"/>
+                <w:b/>
+                <w:color w:val="404040" w:themeColor="text1" w:themeTint="BF"/>
+              </w:rPr>
+            </w:pPr>
+            <w:r>
+              <w:rPr>
+                <w:rFonts w:cstheme="minorHAnsi"/>
+                <w:b/>
+                <w:color w:val="404040" w:themeColor="text1" w:themeTint="BF"/>
+              </w:rPr>
+              <w:t xml:space="preserve">Nom de l’entreprise, organisme ou </w:t>
+            </w:r>
+            <w:r>
+              <w:rPr>
+                <w:rFonts w:cstheme="minorHAnsi"/>
+                <w:b/>
+                <w:color w:val="404040" w:themeColor="text1" w:themeTint="BF"/>
+              </w:rPr>
+              <w:t>association</w:t>
+            </w:r>
+            <w:r>
+              <w:rPr>
+                <w:rFonts w:cstheme="minorHAnsi"/>
+                <w:b/>
+                <w:color w:val="404040" w:themeColor="text1" w:themeTint="BF"/>
+              </w:rPr>
+              <w:t xml:space="preserve">  </w:t>
+            </w:r>
+            <w:r>
+              <w:rPr>
+                <w:rFonts w:ascii="Wingdings 3" w:hAnsi="Wingdings 3" w:cstheme="minorHAnsi"/>
+                <w:noProof/>
+                <w:color w:val="D60093"/>
+                <w:sz w:val="12"/>
+                <w:szCs w:val="12"/>
+                <w:lang w:eastAsia="fr-FR"/>
+              </w:rPr>
+              <w:t></w:t>
+            </w:r>
+          </w:p>
+        </w:tc>
+        <w:sdt>
+          <w:sdtPr>
+            <w:rPr>
+              <w:rFonts w:cstheme="minorHAnsi"/>
+              <w:b/>
+              <w:i/>
+              <w:color w:val="D60093"/>
+            </w:rPr>
+            <w:alias w:val="AT1 - Nom entreprise"/>
+            <w:tag w:val="AT1 - Nom entreprise"/>
+            <w:id w:val="-1295823792"/>
+            <w:placeholder>
+              <w:docPart w:val="4996FBA4583944928D345071E573DA64"/>
+            </w:placeholder>
+          </w:sdtPr>
+          <w:sdtEndPr>
+            <w:rPr>
+              <w:i w:val="0"/>
+              <w:color w:val="404040" w:themeColor="text1" w:themeTint="BF"/>
+            </w:rPr>
+          </w:sdtEndPr>
+          <w:sdtContent>
+            <w:tc>
+              <w:tcPr>
+                <w:tcW w:w="5103" w:type="dxa"/>
+                <w:gridSpan w:val="3"/>
+                <w:tcBorders>
+                  <w:right w:val="single" w:sz="4" w:space="0" w:color="D9D9D9" w:themeColor="background1" w:themeShade="D9"/>
+                </w:tcBorders>
+                <w:shd w:val="clear" w:color="auto" w:fill="F2F2F2" w:themeFill="background1" w:themeFillShade="F2"/>
+                <w:vAlign w:val="center"/>
+              </w:tcPr>
+              <w:p>
+                <w:pPr>
+                  <w:rPr>
+                    <w:rFonts w:cstheme="minorHAnsi"/>
+                    <w:b/>
+                    <w:color w:val="404040" w:themeColor="text1" w:themeTint="BF"/>
+                  </w:rPr>
+                </w:pPr>
+                <w:r>
+                  <w:t xml:space="preserve">Zone01 Rouen Normandie</w:t>
+                </w:r>
+              </w:p>
+            </w:tc>
+          </w:sdtContent>
+        </w:sdt>
+      </w:tr>
+      <w:tr>
+        <w:tc>
+          <w:tcPr>
+            <w:tcW w:w="2553" w:type="dxa"/>
+            <w:gridSpan w:val="2"/>
+            <w:tcBorders>
+              <w:left w:val="single" w:sz="4" w:space="0" w:color="D9D9D9" w:themeColor="background1" w:themeShade="D9"/>
+              <w:right w:val="single" w:sz="8" w:space="0" w:color="F2F2F2" w:themeColor="background1" w:themeShade="F2"/>
+            </w:tcBorders>
+          </w:tcPr>
+          <w:p>
+            <w:pPr>
+              <w:rPr>
+                <w:rFonts w:cstheme="minorHAnsi"/>
+                <w:b/>
+                <w:color w:val="404040" w:themeColor="text1" w:themeTint="BF"/>
+                <w:sz w:val="8"/>
+                <w:szCs w:val="8"/>
+              </w:rPr>
+            </w:pPr>
+          </w:p>
+        </w:tc>
+        <w:tc>
+          <w:tcPr>
+            <w:tcW w:w="7229" w:type="dxa"/>
+            <w:gridSpan w:val="7"/>
+            <w:tcBorders>
+              <w:left w:val="single" w:sz="8" w:space="0" w:color="F2F2F2" w:themeColor="background1" w:themeShade="F2"/>
+              <w:right w:val="single" w:sz="4" w:space="0" w:color="D9D9D9" w:themeColor="background1" w:themeShade="D9"/>
+            </w:tcBorders>
+          </w:tcPr>
+          <w:p>
+            <w:pPr>
+              <w:rPr>
+                <w:rFonts w:cstheme="minorHAnsi"/>
+                <w:b/>
+                <w:color w:val="404040" w:themeColor="text1" w:themeTint="BF"/>
+                <w:sz w:val="8"/>
+                <w:szCs w:val="8"/>
+              </w:rPr>
+            </w:pPr>
+          </w:p>
+        </w:tc>
+      </w:tr>
+      <w:tr>
+        <w:trPr>
+          <w:trHeight w:val="397"/>
+        </w:trPr>
+        <w:tc>
+          <w:tcPr>
+            <w:tcW w:w="2553" w:type="dxa"/>
+            <w:gridSpan w:val="2"/>
+            <w:tcBorders>
+              <w:left w:val="single" w:sz="4" w:space="0" w:color="D9D9D9" w:themeColor="background1" w:themeShade="D9"/>
+              <w:right w:val="single" w:sz="8" w:space="0" w:color="F2F2F2" w:themeColor="background1" w:themeShade="F2"/>
+            </w:tcBorders>
+          </w:tcPr>
+          <w:p>
+            <w:pPr>
+              <w:rPr>
+                <w:rFonts w:cstheme="minorHAnsi"/>
+                <w:b/>
+                <w:color w:val="404040" w:themeColor="text1" w:themeTint="BF"/>
+              </w:rPr>
+            </w:pPr>
+            <w:r>
+              <w:rPr>
+                <w:rFonts w:cstheme="minorHAnsi"/>
+                <w:b/>
+                <w:color w:val="404040" w:themeColor="text1" w:themeTint="BF"/>
+              </w:rPr>
+              <w:t>Chantier, atelier, service</w:t>
+            </w:r>
+          </w:p>
+        </w:tc>
+        <w:tc>
+          <w:tcPr>
+            <w:tcW w:w="377" w:type="dxa"/>
+            <w:tcBorders>
+              <w:left w:val="single" w:sz="8" w:space="0" w:color="F2F2F2" w:themeColor="background1" w:themeShade="F2"/>
+            </w:tcBorders>
+          </w:tcPr>
+          <w:p>
+            <w:pPr>
+              <w:spacing w:before="80"/>
+              <w:rPr>
+                <w:rFonts w:cstheme="minorHAnsi"/>
+                <w:b/>
+                <w:color w:val="404040" w:themeColor="text1" w:themeTint="BF"/>
+              </w:rPr>
+            </w:pPr>
+            <w:r>
+              <w:rPr>
+                <w:rFonts w:ascii="Wingdings 3" w:hAnsi="Wingdings 3" w:cstheme="minorHAnsi"/>
+                <w:noProof/>
+                <w:color w:val="D60093"/>
+                <w:sz w:val="12"/>
+                <w:szCs w:val="12"/>
+                <w:lang w:eastAsia="fr-FR"/>
+              </w:rPr>
+              <w:t></w:t>
+            </w:r>
+          </w:p>
+        </w:tc>
+        <w:sdt>
+          <w:sdtPr>
+            <w:rPr>
+              <w:rFonts w:cstheme="minorHAnsi"/>
+              <w:b/>
+              <w:color w:val="404040" w:themeColor="text1" w:themeTint="BF"/>
+            </w:rPr>
+            <w:alias w:val="AT1 - Chantier"/>
+            <w:tag w:val="AT1 - Chantier"/>
+            <w:id w:val="-358586134"/>
+            <w:placeholder>
+              <w:docPart w:val="B37FEAD53BAD48A6B3945776F3CB9A98"/>
+            </w:placeholder>
+          </w:sdtPr>
+          <w:sdtContent>
+            <w:tc>
+              <w:tcPr>
+                <w:tcW w:w="6852" w:type="dxa"/>
+                <w:gridSpan w:val="6"/>
+                <w:tcBorders>
+                  <w:right w:val="single" w:sz="4" w:space="0" w:color="D9D9D9" w:themeColor="background1" w:themeShade="D9"/>
+                </w:tcBorders>
+              </w:tcPr>
+              <w:p>
+                <w:pPr>
+                  <w:rPr>
+                    <w:rFonts w:cstheme="minorHAnsi"/>
+                    <w:b/>
+                    <w:color w:val="404040" w:themeColor="text1" w:themeTint="BF"/>
+                  </w:rPr>
+                </w:pPr>
+                <w:r>
+                  <w:t xml:space="preserve">Projet Social Network — module Messagerie temps réel</w:t>
+                </w:r>
+              </w:p>
+            </w:tc>
+          </w:sdtContent>
+        </w:sdt>
+      </w:tr>
+      <w:tr>
+        <w:trPr>
+          <w:trHeight w:val="397"/>
+        </w:trPr>
+        <w:tc>
+          <w:tcPr>
+            <w:tcW w:w="2553" w:type="dxa"/>
+            <w:gridSpan w:val="2"/>
+            <w:tcBorders>
+              <w:left w:val="single" w:sz="4" w:space="0" w:color="D9D9D9" w:themeColor="background1" w:themeShade="D9"/>
+              <w:right w:val="single" w:sz="8" w:space="0" w:color="F2F2F2" w:themeColor="background1" w:themeShade="F2"/>
+            </w:tcBorders>
+          </w:tcPr>
+          <w:p>
+            <w:pPr>
+              <w:jc w:val="right"/>
+              <w:rPr>
+                <w:rFonts w:cstheme="minorHAnsi"/>
+                <w:b/>
+                <w:color w:val="404040" w:themeColor="text1" w:themeTint="BF"/>
+              </w:rPr>
+            </w:pPr>
+            <w:r>
+              <w:rPr>
+                <w:rFonts w:cstheme="minorHAnsi"/>
+                <w:b/>
+                <w:color w:val="404040" w:themeColor="text1" w:themeTint="BF"/>
+              </w:rPr>
+              <w:t>Période d’exercice</w:t>
+            </w:r>
+          </w:p>
+        </w:tc>
+        <w:tc>
+          <w:tcPr>
+            <w:tcW w:w="377" w:type="dxa"/>
+            <w:tcBorders>
+              <w:left w:val="single" w:sz="8" w:space="0" w:color="F2F2F2" w:themeColor="background1" w:themeShade="F2"/>
+            </w:tcBorders>
+          </w:tcPr>
+          <w:p>
+            <w:pPr>
+              <w:spacing w:before="80"/>
+              <w:rPr>
+                <w:rFonts w:cstheme="minorHAnsi"/>
+                <w:b/>
+                <w:color w:val="404040" w:themeColor="text1" w:themeTint="BF"/>
+              </w:rPr>
+            </w:pPr>
+            <w:r>
+              <w:rPr>
+                <w:rFonts w:ascii="Wingdings 3" w:hAnsi="Wingdings 3" w:cstheme="minorHAnsi"/>
+                <w:noProof/>
+                <w:color w:val="D60093"/>
+                <w:sz w:val="12"/>
+                <w:szCs w:val="12"/>
+                <w:lang w:eastAsia="fr-FR"/>
+              </w:rPr>
+              <w:t></w:t>
+            </w:r>
+          </w:p>
+        </w:tc>
+        <w:tc>
+          <w:tcPr>
+            <w:tcW w:w="567" w:type="dxa"/>
+            <w:gridSpan w:val="2"/>
+          </w:tcPr>
+          <w:p>
+            <w:pPr>
+              <w:rPr>
+                <w:rFonts w:cstheme="minorHAnsi"/>
+                <w:b/>
+                <w:color w:val="404040" w:themeColor="text1" w:themeTint="BF"/>
+              </w:rPr>
+            </w:pPr>
+            <w:r>
+              <w:rPr>
+                <w:rFonts w:cstheme="minorHAnsi"/>
+                <w:b/>
+                <w:color w:val="404040" w:themeColor="text1" w:themeTint="BF"/>
+              </w:rPr>
+              <w:t>Du</w:t>
+            </w:r>
+          </w:p>
+        </w:tc>
+        <w:sdt>
+          <w:sdtPr>
+            <w:rPr>
+              <w:rFonts w:cstheme="minorHAnsi"/>
+              <w:b/>
+              <w:color w:val="404040" w:themeColor="text1" w:themeTint="BF"/>
+            </w:rPr>
+            <w:alias w:val="Date d'entrée"/>
+            <w:tag w:val="Date d'entrée"/>
+            <w:id w:val="1069620315"/>
+            <w:placeholder>
+              <w:docPart w:val="B6718F56BCAF4BB19443C10D7EBC83E5"/>
+            </w:placeholder>
+            <w:date>
+              <w:dateFormat w:val="dd/MM/yyyy"/>
+              <w:lid w:val="fr-FR"/>
+              <w:storeMappedDataAs w:val="dateTime"/>
+              <w:calendar w:val="gregorian"/>
+            </w:date>
+          </w:sdtPr>
+          <w:sdtContent>
+            <w:tc>
+              <w:tcPr>
+                <w:tcW w:w="1324" w:type="dxa"/>
+                <w:gridSpan w:val="2"/>
+              </w:tcPr>
+              <w:p>
+                <w:pPr>
+                  <w:rPr>
+                    <w:rFonts w:cstheme="minorHAnsi"/>
+                    <w:b/>
+                    <w:color w:val="404040" w:themeColor="text1" w:themeTint="BF"/>
+                  </w:rPr>
+                </w:pPr>
+                <w:r>
+                  <w:t xml:space="preserve">01/01/2024</w:t>
+                </w:r>
+              </w:p>
+            </w:tc>
+          </w:sdtContent>
+        </w:sdt>
+        <w:tc>
+          <w:tcPr>
+            <w:tcW w:w="567" w:type="dxa"/>
+          </w:tcPr>
+          <w:p>
+            <w:pPr>
+              <w:rPr>
+                <w:rFonts w:cstheme="minorHAnsi"/>
+                <w:b/>
+                <w:color w:val="404040" w:themeColor="text1" w:themeTint="BF"/>
+              </w:rPr>
+            </w:pPr>
+            <w:r>
+              <w:rPr>
+                <w:rFonts w:cstheme="minorHAnsi"/>
+                <w:b/>
+                <w:color w:val="404040" w:themeColor="text1" w:themeTint="BF"/>
+              </w:rPr>
+              <w:t>au</w:t>
+            </w:r>
+          </w:p>
+        </w:tc>
+        <w:sdt>
+          <w:sdtPr>
+            <w:rPr>
+              <w:rFonts w:cstheme="minorHAnsi"/>
+              <w:b/>
+              <w:color w:val="404040" w:themeColor="text1" w:themeTint="BF"/>
+            </w:rPr>
+            <w:alias w:val="Date de sortie"/>
+            <w:tag w:val="Date de sortie"/>
+            <w:id w:val="643170737"/>
+            <w:placeholder>
+              <w:docPart w:val="E261235CE83C4E2AACFDC39C56158FF2"/>
+            </w:placeholder>
+            <w:date>
+              <w:dateFormat w:val="dd/MM/yyyy"/>
+              <w:lid w:val="fr-FR"/>
+              <w:storeMappedDataAs w:val="dateTime"/>
+              <w:calendar w:val="gregorian"/>
+            </w:date>
+          </w:sdtPr>
+          <w:sdtContent>
+            <w:tc>
+              <w:tcPr>
+                <w:tcW w:w="4394" w:type="dxa"/>
+                <w:tcBorders>
+                  <w:right w:val="single" w:sz="4" w:space="0" w:color="D9D9D9" w:themeColor="background1" w:themeShade="D9"/>
+                </w:tcBorders>
+              </w:tcPr>
+              <w:p>
+                <w:pPr>
+                  <w:rPr>
+                    <w:rFonts w:cstheme="minorHAnsi"/>
+                    <w:b/>
+                    <w:color w:val="404040" w:themeColor="text1" w:themeTint="BF"/>
+                  </w:rPr>
+                </w:pPr>
+                <w:r>
+                  <w:t xml:space="preserve">01/05/2025</w:t>
+                </w:r>
+              </w:p>
+            </w:tc>
+          </w:sdtContent>
+        </w:sdt>
+      </w:tr>
+      <w:tr>
+        <w:trPr>
+          <w:trHeight w:val="227"/>
+        </w:trPr>
+        <w:tc>
+          <w:tcPr>
+            <w:tcW w:w="9782" w:type="dxa"/>
+            <w:gridSpan w:val="9"/>
+            <w:tcBorders>
+              <w:left w:val="single" w:sz="4" w:space="0" w:color="D9D9D9" w:themeColor="background1" w:themeShade="D9"/>
+              <w:bottom w:val="single" w:sz="4" w:space="0" w:color="D9D9D9" w:themeColor="background1" w:themeShade="D9"/>
+              <w:right w:val="single" w:sz="4" w:space="0" w:color="D9D9D9" w:themeColor="background1" w:themeShade="D9"/>
+            </w:tcBorders>
+          </w:tcPr>
+          <w:p>
+            <w:pPr>
+              <w:rPr>
+                <w:rFonts w:cstheme="minorHAnsi"/>
+                <w:b/>
+                <w:color w:val="404040" w:themeColor="text1" w:themeTint="BF"/>
+                <w:sz w:val="16"/>
+                <w:szCs w:val="16"/>
+              </w:rPr>
+            </w:pPr>
+          </w:p>
+        </w:tc>
+      </w:tr>
+      <w:tr>
+        <w:tc>
+          <w:tcPr>
+            <w:tcW w:w="9782" w:type="dxa"/>
+            <w:gridSpan w:val="9"/>
+            <w:tcBorders>
+              <w:top w:val="single" w:sz="4" w:space="0" w:color="D9D9D9" w:themeColor="background1" w:themeShade="D9"/>
+            </w:tcBorders>
+          </w:tcPr>
+          <w:p>
+            <w:pPr>
+              <w:rPr>
+                <w:rFonts w:cstheme="minorHAnsi"/>
+                <w:b/>
+                <w:color w:val="404040" w:themeColor="text1" w:themeTint="BF"/>
+              </w:rPr>
+            </w:pPr>
+          </w:p>
+        </w:tc>
+      </w:tr>
+      <w:tr>
+        <w:tc>
+          <w:tcPr>
+            <w:tcW w:w="9782" w:type="dxa"/>
+            <w:gridSpan w:val="9"/>
+            <w:tcBorders>
+              <w:left w:val="single" w:sz="24" w:space="0" w:color="D60093"/>
+              <w:bottom w:val="single" w:sz="8" w:space="0" w:color="D60093"/>
+            </w:tcBorders>
+          </w:tcPr>
+          <w:p>
+            <w:pPr>
+              <w:rPr>
+                <w:rFonts w:cstheme="minorHAnsi"/>
+                <w:b/>
+                <w:i/>
+                <w:color w:val="404040" w:themeColor="text1" w:themeTint="BF"/>
+              </w:rPr>
+            </w:pPr>
+            <w:r>
+              <w:rPr>
+                <w:rFonts w:cstheme="minorHAnsi"/>
+                <w:b/>
+                <w:color w:val="404040" w:themeColor="text1" w:themeTint="BF"/>
+              </w:rPr>
+              <w:t xml:space="preserve">5. Informations complémentaires </w:t>
+            </w:r>
+            <w:r>
+              <w:rPr>
+                <w:rFonts w:cstheme="minorHAnsi"/>
+                <w:i/>
+                <w:color w:val="404040" w:themeColor="text1" w:themeTint="BF"/>
+              </w:rPr>
+              <w:t>(facultatif)</w:t>
+            </w:r>
+          </w:p>
+        </w:tc>
+      </w:tr>
+      <w:tr>
+        <w:trPr>
+          <w:trHeight w:val="2268"/>
+        </w:trPr>
+        <w:sdt>
+          <w:sdtPr>
+            <w:rPr>
+              <w:rFonts w:cstheme="minorHAnsi"/>
+              <w:b/>
+              <w:color w:val="404040" w:themeColor="text1" w:themeTint="BF"/>
+            </w:rPr>
+            <w:alias w:val="5.Informations complémentaires"/>
+            <w:tag w:val="5.Informations complémentaires"/>
+            <w:id w:val="530537107"/>
+            <w:placeholder>
+              <w:docPart w:val="4D323E1535064502A4873D77EC0F1E6E"/>
+            </w:placeholder>
+          </w:sdtPr>
+          <w:sdtContent>
+            <w:tc>
+              <w:tcPr>
+                <w:tcW w:w="9782" w:type="dxa"/>
+                <w:gridSpan w:val="9"/>
+                <w:tcBorders>
+                  <w:top w:val="single" w:sz="8" w:space="0" w:color="D60093"/>
+                  <w:left w:val="single" w:sz="4" w:space="0" w:color="D9D9D9" w:themeColor="background1" w:themeShade="D9"/>
+                  <w:bottom w:val="single" w:sz="4" w:space="0" w:color="D9D9D9" w:themeColor="background1" w:themeShade="D9"/>
+                  <w:right w:val="single" w:sz="4" w:space="0" w:color="D9D9D9" w:themeColor="background1" w:themeShade="D9"/>
+                </w:tcBorders>
+              </w:tcPr>
+              <w:p>
+                <w:pPr>
+                  <w:spacing w:before="120"/>
+                  <w:rPr>
+                    <w:rFonts w:cstheme="minorHAnsi"/>
+                    <w:b/>
+                    <w:color w:val="404040" w:themeColor="text1" w:themeTint="BF"/>
+                  </w:rPr>
+                </w:pPr>
+                <w:r>
+                  <w:t xml:space="preserve">Le choix SSE + Upstash Redis REST est un compromis assumé : latence d'environ 1 seconde (acceptable pour une messagerie non critique) contre la compatibilité totale avec l'architecture serverless Vercel. Le projet n'utilise PAS Socket.io, contrairement à ce que pourrait suggérer un réseau social classique. Ce choix est documenté dans la veille technique du dossier de certification.</w:t>
                 </w:r>
               </w:p>
             </w:tc>
@@ -7912,7 +12492,7 @@
                   </w:rPr>
                 </w:pPr>
                 <w:r>
-                  <w:t xml:space="preserve">En équipe de 4 développeurs. La partie DevOps a été menée en collaboration, chacun contribuant à la stabilisation du pipeline (gestion des secrets, variables d'environnement, ordre des étapes de build et des migrations).</w:t>
+                  <w:t xml:space="preserve">En équipe de 6 contributeurs. La partie DevOps a été menée en collaboration, chacun contribuant à la stabilisation du pipeline (gestion des secrets, variables d'environnement, ordre des étapes de build et des migrations).</w:t>
                 </w:r>
               </w:p>
             </w:tc>
@@ -8583,6 +13163,2288 @@
                 </w:pPr>
                 <w:r>
                   <w:t xml:space="preserve">La PR #118 a été la plus structurante côté déploiement : elle a stabilisé l'ensemble de la chaîne Docker/Neon/Prisma/Redis après plusieurs cycles d'instabilité liés aux migrations et aux configurations entre environnements local et production. L'utilisation de Neon avec une URL directe (DIRECT_URL) pour Prisma et une URL poolée (DATABASE_URL) est une configuration spécifique documentée pour éviter les timeouts sur architecture serverless Vercel. Dépôt : https://github.com/arocchet/social-network</w:t>
+                </w:r>
+              </w:p>
+            </w:tc>
+          </w:sdtContent>
+        </w:sdt>
+      </w:tr>
+      <w:tr>
+        <w:trPr>
+          <w:trHeight w:val="365"/>
+        </w:trPr>
+        <w:tc>
+          <w:tcPr>
+            <w:tcW w:w="2978" w:type="dxa"/>
+            <w:gridSpan w:val="4"/>
+            <w:tcBorders>
+              <w:bottom w:val="thinThickMediumGap" w:sz="24" w:space="0" w:color="D60093"/>
+            </w:tcBorders>
+          </w:tcPr>
+          <w:p>
+            <w:pPr>
+              <w:tabs>
+                <w:tab w:val="right" w:leader="dot" w:pos="9072"/>
+              </w:tabs>
+              <w:jc w:val="right"/>
+              <w:rPr>
+                <w:rFonts w:cstheme="minorHAnsi"/>
+                <w:b/>
+                <w:i/>
+                <w:color w:val="404040" w:themeColor="text1" w:themeTint="BF"/>
+                <w:sz w:val="24"/>
+                <w:szCs w:val="24"/>
+              </w:rPr>
+            </w:pPr>
+            <w:r>
+              <w:rPr>
+                <w:rFonts w:cstheme="minorHAnsi"/>
+                <w:b/>
+                <w:i/>
+                <w:color w:val="404040" w:themeColor="text1" w:themeTint="BF"/>
+              </w:rPr>
+              <w:t>Exemple</w:t>
+            </w:r>
+            <w:r>
+              <w:rPr>
+                <w:rFonts w:cstheme="minorHAnsi"/>
+                <w:b/>
+                <w:i/>
+                <w:color w:val="404040" w:themeColor="text1" w:themeTint="BF"/>
+              </w:rPr>
+              <w:t xml:space="preserve"> n°</w:t>
+            </w:r>
+            <w:r>
+              <w:rPr>
+                <w:rFonts w:cstheme="minorHAnsi"/>
+                <w:b/>
+                <w:i/>
+                <w:color w:val="404040" w:themeColor="text1" w:themeTint="BF"/>
+              </w:rPr>
+              <w:t>2</w:t>
+            </w:r>
+            <w:r>
+              <w:rPr>
+                <w:rFonts w:cstheme="minorHAnsi"/>
+                <w:b/>
+                <w:i/>
+                <w:color w:val="404040" w:themeColor="text1" w:themeTint="BF"/>
+                <w:sz w:val="24"/>
+                <w:szCs w:val="24"/>
+              </w:rPr>
+              <w:t xml:space="preserve"> </w:t>
+            </w:r>
+            <w:r>
+              <w:rPr>
+                <w:rFonts w:cstheme="minorHAnsi"/>
+                <w:b/>
+                <w:i/>
+                <w:color w:val="404040" w:themeColor="text1" w:themeTint="BF"/>
+                <w:sz w:val="24"/>
+                <w:szCs w:val="24"/>
+              </w:rPr>
+              <w:t xml:space="preserve"> </w:t>
+            </w:r>
+            <w:r>
+              <w:rPr>
+                <w:rFonts w:ascii="Wingdings 3" w:hAnsi="Wingdings 3" w:cstheme="minorHAnsi"/>
+                <w:noProof/>
+                <w:color w:val="D60093"/>
+                <w:sz w:val="12"/>
+                <w:szCs w:val="12"/>
+                <w:lang w:eastAsia="fr-FR"/>
+              </w:rPr>
+              <w:t></w:t>
+            </w:r>
+          </w:p>
+        </w:tc>
+        <w:sdt>
+          <w:sdtPr>
+            <w:rPr>
+              <w:rFonts w:cstheme="minorHAnsi"/>
+              <w:b/>
+              <w:i/>
+              <w:color w:val="7F7F7F" w:themeColor="text1" w:themeTint="80"/>
+            </w:rPr>
+            <w:id w:val="-975606060"/>
+            <w:placeholder>
+              <w:docPart w:val="D24A9F20BF834AD3B4AE24A6B79292D8"/>
+            </w:placeholder>
+          </w:sdtPr>
+          <w:sdtContent>
+            <w:tc>
+              <w:tcPr>
+                <w:tcW w:w="6804" w:type="dxa"/>
+                <w:gridSpan w:val="5"/>
+                <w:tcBorders>
+                  <w:left w:val="nil"/>
+                  <w:bottom w:val="thinThickMediumGap" w:sz="24" w:space="0" w:color="D60093"/>
+                </w:tcBorders>
+              </w:tcPr>
+              <w:p>
+                <w:pPr>
+                  <w:rPr>
+                    <w:rFonts w:cstheme="minorHAnsi"/>
+                    <w:b/>
+                    <w:i/>
+                    <w:color w:val="D60093"/>
+                  </w:rPr>
+                </w:pPr>
+                <w:r>
+                  <w:t xml:space="preserve">Configuration sécurisée des variables d'environnement et migrations Prisma serverless</w:t>
+                </w:r>
+              </w:p>
+            </w:tc>
+          </w:sdtContent>
+        </w:sdt>
+      </w:tr>
+      <w:tr>
+        <w:trPr>
+          <w:trHeight w:val="365"/>
+        </w:trPr>
+        <w:tc>
+          <w:tcPr>
+            <w:tcW w:w="2978" w:type="dxa"/>
+            <w:gridSpan w:val="4"/>
+            <w:tcBorders>
+              <w:top w:val="thinThickMediumGap" w:sz="24" w:space="0" w:color="D60093"/>
+            </w:tcBorders>
+          </w:tcPr>
+          <w:p>
+            <w:pPr>
+              <w:rPr>
+                <w:rFonts w:cstheme="minorHAnsi"/>
+                <w:b/>
+                <w:color w:val="404040" w:themeColor="text1" w:themeTint="BF"/>
+              </w:rPr>
+            </w:pPr>
+          </w:p>
+        </w:tc>
+        <w:tc>
+          <w:tcPr>
+            <w:tcW w:w="6804" w:type="dxa"/>
+            <w:gridSpan w:val="5"/>
+            <w:tcBorders>
+              <w:top w:val="thinThickMediumGap" w:sz="24" w:space="0" w:color="D60093"/>
+            </w:tcBorders>
+          </w:tcPr>
+          <w:p>
+            <w:pPr>
+              <w:rPr>
+                <w:rFonts w:cstheme="minorHAnsi"/>
+                <w:b/>
+                <w:color w:val="404040" w:themeColor="text1" w:themeTint="BF"/>
+              </w:rPr>
+            </w:pPr>
+          </w:p>
+        </w:tc>
+      </w:tr>
+      <w:tr>
+        <w:tc>
+          <w:tcPr>
+            <w:tcW w:w="9782" w:type="dxa"/>
+            <w:gridSpan w:val="9"/>
+            <w:tcBorders>
+              <w:left w:val="single" w:sz="24" w:space="0" w:color="D60093"/>
+              <w:bottom w:val="single" w:sz="8" w:space="0" w:color="D60093"/>
+            </w:tcBorders>
+          </w:tcPr>
+          <w:p>
+            <w:pPr>
+              <w:rPr>
+                <w:rFonts w:cstheme="minorHAnsi"/>
+                <w:b/>
+                <w:color w:val="404040" w:themeColor="text1" w:themeTint="BF"/>
+              </w:rPr>
+            </w:pPr>
+            <w:r>
+              <w:rPr>
+                <w:rFonts w:cstheme="minorHAnsi"/>
+                <w:b/>
+                <w:color w:val="404040" w:themeColor="text1" w:themeTint="BF"/>
+              </w:rPr>
+              <w:t>1. Décrivez les tâches ou opérations que vous avez effectuées, et dans quelles conditions</w:t>
+            </w:r>
+            <w:r>
+              <w:rPr>
+                <w:rFonts w:cstheme="minorHAnsi"/>
+                <w:b/>
+                <w:color w:val="404040" w:themeColor="text1" w:themeTint="BF"/>
+              </w:rPr>
+              <w:t> :</w:t>
+            </w:r>
+          </w:p>
+        </w:tc>
+      </w:tr>
+      <w:tr>
+        <w:trPr>
+          <w:trHeight w:val="4535"/>
+        </w:trPr>
+        <w:sdt>
+          <w:sdtPr>
+            <w:rPr>
+              <w:rFonts w:cstheme="minorHAnsi"/>
+              <w:b/>
+              <w:color w:val="404040" w:themeColor="text1" w:themeTint="BF"/>
+            </w:rPr>
+            <w:alias w:val="1.Décrire tâches effectuées"/>
+            <w:tag w:val="1.Décrire tâches effectuées"/>
+            <w:id w:val="273684115"/>
+            <w:placeholder>
+              <w:docPart w:val="D5F3E0ACF2FE4AACA799A480D0E4D314"/>
+            </w:placeholder>
+          </w:sdtPr>
+          <w:sdtContent>
+            <w:tc>
+              <w:tcPr>
+                <w:tcW w:w="9782" w:type="dxa"/>
+                <w:gridSpan w:val="9"/>
+                <w:tcBorders>
+                  <w:top w:val="single" w:sz="8" w:space="0" w:color="D60093"/>
+                  <w:left w:val="single" w:sz="4" w:space="0" w:color="D9D9D9" w:themeColor="background1" w:themeShade="D9"/>
+                  <w:bottom w:val="single" w:sz="4" w:space="0" w:color="D9D9D9" w:themeColor="background1" w:themeShade="D9"/>
+                  <w:right w:val="single" w:sz="4" w:space="0" w:color="D9D9D9" w:themeColor="background1" w:themeShade="D9"/>
+                </w:tcBorders>
+              </w:tcPr>
+              <w:p>
+                <w:pPr>
+                  <w:spacing w:before="120"/>
+                  <w:rPr>
+                    <w:rFonts w:cstheme="minorHAnsi"/>
+                    <w:b/>
+                    <w:color w:val="404040" w:themeColor="text1" w:themeTint="BF"/>
+                  </w:rPr>
+                </w:pPr>
+                <w:r>
+                  <w:t xml:space="preserve">J'ai géré la configuration sécurisée des variables d'environnement pour les trois environnements : développement local, pipeline CI/CD GitHub Actions, et production Vercel. Les secrets sensibles (JWT_SECRET, CLOUDINARY_API_SECRET, DATABASE_URL) sont injectés via .env en local, via GitHub Actions secrets en CI, et via les variables d'environnement Vercel en production. J'ai documenté la distinction cruciale entre DATABASE_URL (URL poolée via Neon proxy, pour les requêtes applicatives) et DIRECT_URL (URL directe, requise par Prisma pour les commandes migrate) — spécificité de l'architecture Neon + Prisma + Vercel. J'ai mis en place la procédure de migration Prisma (prisma migrate deploy) exécutée automatiquement au boot du conteneur Docker. PR #118.</w:t>
+                </w:r>
+              </w:p>
+            </w:tc>
+          </w:sdtContent>
+        </w:sdt>
+      </w:tr>
+      <w:tr>
+        <w:trPr>
+          <w:trHeight w:val="170"/>
+        </w:trPr>
+        <w:tc>
+          <w:tcPr>
+            <w:tcW w:w="9782" w:type="dxa"/>
+            <w:gridSpan w:val="9"/>
+            <w:tcBorders>
+              <w:top w:val="single" w:sz="4" w:space="0" w:color="D9D9D9" w:themeColor="background1" w:themeShade="D9"/>
+            </w:tcBorders>
+          </w:tcPr>
+          <w:p>
+            <w:pPr>
+              <w:rPr>
+                <w:rFonts w:cstheme="minorHAnsi"/>
+                <w:b/>
+                <w:color w:val="404040" w:themeColor="text1" w:themeTint="BF"/>
+                <w:sz w:val="16"/>
+                <w:szCs w:val="16"/>
+              </w:rPr>
+            </w:pPr>
+          </w:p>
+        </w:tc>
+      </w:tr>
+      <w:tr>
+        <w:trPr>
+          <w:trHeight w:val="264"/>
+        </w:trPr>
+        <w:tc>
+          <w:tcPr>
+            <w:tcW w:w="9782" w:type="dxa"/>
+            <w:gridSpan w:val="9"/>
+            <w:tcBorders>
+              <w:left w:val="single" w:sz="24" w:space="0" w:color="D60093"/>
+              <w:bottom w:val="single" w:sz="8" w:space="0" w:color="D60093"/>
+            </w:tcBorders>
+          </w:tcPr>
+          <w:p>
+            <w:pPr>
+              <w:rPr>
+                <w:rFonts w:cstheme="minorHAnsi"/>
+                <w:b/>
+                <w:color w:val="404040" w:themeColor="text1" w:themeTint="BF"/>
+              </w:rPr>
+            </w:pPr>
+            <w:r>
+              <w:rPr>
+                <w:rFonts w:cstheme="minorHAnsi"/>
+                <w:b/>
+                <w:color w:val="404040" w:themeColor="text1" w:themeTint="BF"/>
+              </w:rPr>
+              <w:t>2. Précisez les moyens utilisés</w:t>
+            </w:r>
+            <w:r>
+              <w:rPr>
+                <w:rFonts w:cstheme="minorHAnsi"/>
+                <w:b/>
+                <w:color w:val="404040" w:themeColor="text1" w:themeTint="BF"/>
+              </w:rPr>
+              <w:t> :</w:t>
+            </w:r>
+          </w:p>
+        </w:tc>
+      </w:tr>
+      <w:tr>
+        <w:trPr>
+          <w:trHeight w:val="4479"/>
+        </w:trPr>
+        <w:sdt>
+          <w:sdtPr>
+            <w:rPr>
+              <w:rFonts w:cstheme="minorHAnsi"/>
+              <w:b/>
+              <w:color w:val="404040" w:themeColor="text1" w:themeTint="BF"/>
+            </w:rPr>
+            <w:alias w:val="2.Préciser les moyens utilisés"/>
+            <w:tag w:val="2.Préciser les moyens utilisés"/>
+            <w:id w:val="1515646113"/>
+            <w:placeholder>
+              <w:docPart w:val="974F7F3DA6B34ED78B5524AA5D0C6673"/>
+            </w:placeholder>
+          </w:sdtPr>
+          <w:sdtContent>
+            <w:tc>
+              <w:tcPr>
+                <w:tcW w:w="9782" w:type="dxa"/>
+                <w:gridSpan w:val="9"/>
+                <w:tcBorders>
+                  <w:left w:val="single" w:sz="4" w:space="0" w:color="D9D9D9" w:themeColor="background1" w:themeShade="D9"/>
+                  <w:bottom w:val="single" w:sz="4" w:space="0" w:color="D9D9D9" w:themeColor="background1" w:themeShade="D9"/>
+                  <w:right w:val="single" w:sz="4" w:space="0" w:color="D9D9D9" w:themeColor="background1" w:themeShade="D9"/>
+                </w:tcBorders>
+              </w:tcPr>
+              <w:p>
+                <w:pPr>
+                  <w:spacing w:before="120"/>
+                  <w:rPr>
+                    <w:rFonts w:cstheme="minorHAnsi"/>
+                    <w:b/>
+                    <w:color w:val="404040" w:themeColor="text1" w:themeTint="BF"/>
+                  </w:rPr>
+                </w:pPr>
+                <w:r>
+                  <w:t xml:space="preserve">Prisma ORM (prisma migrate deploy, DIRECT_URL vs DATABASE_URL), Neon PostgreSQL (connexion poolée + directe), Vercel environment variables, GitHub Actions secrets, Docker (injection .env, entrypoint migration), fichier .env.exemple documenté dans le dépôt. PR #118 du dépôt arocchet/social-network.</w:t>
+                </w:r>
+              </w:p>
+            </w:tc>
+          </w:sdtContent>
+        </w:sdt>
+      </w:tr>
+      <w:tr>
+        <w:tc>
+          <w:tcPr>
+            <w:tcW w:w="9782" w:type="dxa"/>
+            <w:gridSpan w:val="9"/>
+            <w:tcBorders>
+              <w:top w:val="single" w:sz="4" w:space="0" w:color="D9D9D9" w:themeColor="background1" w:themeShade="D9"/>
+            </w:tcBorders>
+          </w:tcPr>
+          <w:p>
+            <w:pPr>
+              <w:rPr>
+                <w:rFonts w:cstheme="minorHAnsi"/>
+                <w:b/>
+                <w:color w:val="404040" w:themeColor="text1" w:themeTint="BF"/>
+              </w:rPr>
+            </w:pPr>
+          </w:p>
+          <w:p>
+            <w:pPr>
+              <w:rPr>
+                <w:rFonts w:cstheme="minorHAnsi"/>
+                <w:b/>
+                <w:color w:val="404040" w:themeColor="text1" w:themeTint="BF"/>
+              </w:rPr>
+            </w:pPr>
+          </w:p>
+        </w:tc>
+      </w:tr>
+      <w:tr>
+        <w:tc>
+          <w:tcPr>
+            <w:tcW w:w="9782" w:type="dxa"/>
+            <w:gridSpan w:val="9"/>
+            <w:tcBorders>
+              <w:left w:val="single" w:sz="24" w:space="0" w:color="D60093"/>
+              <w:bottom w:val="single" w:sz="12" w:space="0" w:color="D60093"/>
+            </w:tcBorders>
+          </w:tcPr>
+          <w:p>
+            <w:pPr>
+              <w:rPr>
+                <w:rFonts w:cstheme="minorHAnsi"/>
+                <w:b/>
+                <w:color w:val="404040" w:themeColor="text1" w:themeTint="BF"/>
+              </w:rPr>
+            </w:pPr>
+            <w:r>
+              <w:rPr>
+                <w:rFonts w:cstheme="minorHAnsi"/>
+                <w:b/>
+                <w:color w:val="404040" w:themeColor="text1" w:themeTint="BF"/>
+              </w:rPr>
+              <w:lastRenderedPageBreak/>
+              <w:t>3. Avec qui avez-vous travaillé ?</w:t>
+            </w:r>
+          </w:p>
+        </w:tc>
+      </w:tr>
+      <w:tr>
+        <w:trPr>
+          <w:trHeight w:val="2835"/>
+        </w:trPr>
+        <w:sdt>
+          <w:sdtPr>
+            <w:rPr>
+              <w:rFonts w:cstheme="minorHAnsi"/>
+              <w:b/>
+              <w:color w:val="404040" w:themeColor="text1" w:themeTint="BF"/>
+            </w:rPr>
+            <w:alias w:val="3.Avec qui avez-vous travaillé ?"/>
+            <w:tag w:val="3.Avec qui avez-vous travaillé ?"/>
+            <w:id w:val="1082267113"/>
+            <w:placeholder>
+              <w:docPart w:val="795AF5BEB4084886A014B4E21D815EFE"/>
+            </w:placeholder>
+          </w:sdtPr>
+          <w:sdtContent>
+            <w:tc>
+              <w:tcPr>
+                <w:tcW w:w="9782" w:type="dxa"/>
+                <w:gridSpan w:val="9"/>
+                <w:tcBorders>
+                  <w:top w:val="single" w:sz="12" w:space="0" w:color="D60093"/>
+                  <w:left w:val="single" w:sz="4" w:space="0" w:color="D9D9D9" w:themeColor="background1" w:themeShade="D9"/>
+                  <w:bottom w:val="single" w:sz="4" w:space="0" w:color="D9D9D9" w:themeColor="background1" w:themeShade="D9"/>
+                  <w:right w:val="single" w:sz="4" w:space="0" w:color="D9D9D9" w:themeColor="background1" w:themeShade="D9"/>
+                </w:tcBorders>
+              </w:tcPr>
+              <w:p>
+                <w:pPr>
+                  <w:spacing w:before="120"/>
+                  <w:rPr>
+                    <w:rFonts w:cstheme="minorHAnsi"/>
+                    <w:b/>
+                    <w:color w:val="404040" w:themeColor="text1" w:themeTint="BF"/>
+                  </w:rPr>
+                </w:pPr>
+                <w:r>
+                  <w:t xml:space="preserve">Au sein d'une équipe de 6 contributeurs dans le cadre de la formation Zone01 Rouen Normandie. La gestion des variables d'environnement et des migrations a nécessité une coordination avec les autres membres pour que les migrations Prisma ne cassent pas les déploiements en cours. La PR #118 a été la plus structurante côté infrastructure.</w:t>
+                </w:r>
+              </w:p>
+            </w:tc>
+          </w:sdtContent>
+        </w:sdt>
+      </w:tr>
+      <w:tr>
+        <w:tc>
+          <w:tcPr>
+            <w:tcW w:w="9782" w:type="dxa"/>
+            <w:gridSpan w:val="9"/>
+            <w:tcBorders>
+              <w:top w:val="single" w:sz="4" w:space="0" w:color="D9D9D9" w:themeColor="background1" w:themeShade="D9"/>
+            </w:tcBorders>
+          </w:tcPr>
+          <w:p>
+            <w:pPr>
+              <w:rPr>
+                <w:rFonts w:cstheme="minorHAnsi"/>
+                <w:b/>
+                <w:color w:val="404040" w:themeColor="text1" w:themeTint="BF"/>
+              </w:rPr>
+            </w:pPr>
+          </w:p>
+        </w:tc>
+      </w:tr>
+      <w:tr>
+        <w:tc>
+          <w:tcPr>
+            <w:tcW w:w="9782" w:type="dxa"/>
+            <w:gridSpan w:val="9"/>
+            <w:tcBorders>
+              <w:left w:val="single" w:sz="24" w:space="0" w:color="D60093"/>
+              <w:bottom w:val="single" w:sz="8" w:space="0" w:color="D60093"/>
+            </w:tcBorders>
+          </w:tcPr>
+          <w:p>
+            <w:pPr>
+              <w:rPr>
+                <w:rFonts w:cstheme="minorHAnsi"/>
+                <w:b/>
+                <w:color w:val="404040" w:themeColor="text1" w:themeTint="BF"/>
+              </w:rPr>
+            </w:pPr>
+            <w:r>
+              <w:rPr>
+                <w:rFonts w:cstheme="minorHAnsi"/>
+                <w:b/>
+                <w:color w:val="404040" w:themeColor="text1" w:themeTint="BF"/>
+              </w:rPr>
+              <w:t>4. Contexte</w:t>
+            </w:r>
+          </w:p>
+        </w:tc>
+      </w:tr>
+      <w:tr>
+        <w:trPr>
+          <w:trHeight w:val="113"/>
+        </w:trPr>
+        <w:tc>
+          <w:tcPr>
+            <w:tcW w:w="4679" w:type="dxa"/>
+            <w:gridSpan w:val="6"/>
+            <w:tcBorders>
+              <w:top w:val="single" w:sz="8" w:space="0" w:color="D60093"/>
+              <w:left w:val="single" w:sz="4" w:space="0" w:color="D9D9D9" w:themeColor="background1" w:themeShade="D9"/>
+            </w:tcBorders>
+          </w:tcPr>
+          <w:p>
+            <w:pPr>
+              <w:rPr>
+                <w:rFonts w:cstheme="minorHAnsi"/>
+                <w:b/>
+                <w:color w:val="404040" w:themeColor="text1" w:themeTint="BF"/>
+                <w:sz w:val="2"/>
+                <w:szCs w:val="2"/>
+              </w:rPr>
+            </w:pPr>
+          </w:p>
+        </w:tc>
+        <w:tc>
+          <w:tcPr>
+            <w:tcW w:w="5103" w:type="dxa"/>
+            <w:gridSpan w:val="3"/>
+            <w:tcBorders>
+              <w:top w:val="single" w:sz="8" w:space="0" w:color="D60093"/>
+              <w:right w:val="single" w:sz="4" w:space="0" w:color="D9D9D9" w:themeColor="background1" w:themeShade="D9"/>
+            </w:tcBorders>
+          </w:tcPr>
+          <w:p>
+            <w:pPr>
+              <w:rPr>
+                <w:rFonts w:cstheme="minorHAnsi"/>
+                <w:b/>
+                <w:i/>
+                <w:color w:val="D60093"/>
+                <w:sz w:val="2"/>
+                <w:szCs w:val="2"/>
+              </w:rPr>
+            </w:pPr>
+          </w:p>
+        </w:tc>
+      </w:tr>
+      <w:tr>
+        <w:trPr>
+          <w:trHeight w:val="454"/>
+        </w:trPr>
+        <w:tc>
+          <w:tcPr>
+            <w:tcW w:w="4679" w:type="dxa"/>
+            <w:gridSpan w:val="6"/>
+            <w:tcBorders>
+              <w:left w:val="single" w:sz="4" w:space="0" w:color="D9D9D9" w:themeColor="background1" w:themeShade="D9"/>
+            </w:tcBorders>
+            <w:shd w:val="clear" w:color="auto" w:fill="F2F2F2" w:themeFill="background1" w:themeFillShade="F2"/>
+            <w:vAlign w:val="center"/>
+          </w:tcPr>
+          <w:p>
+            <w:pPr>
+              <w:rPr>
+                <w:rFonts w:cstheme="minorHAnsi"/>
+                <w:b/>
+                <w:color w:val="404040" w:themeColor="text1" w:themeTint="BF"/>
+              </w:rPr>
+            </w:pPr>
+            <w:r>
+              <w:rPr>
+                <w:rFonts w:cstheme="minorHAnsi"/>
+                <w:b/>
+                <w:color w:val="404040" w:themeColor="text1" w:themeTint="BF"/>
+              </w:rPr>
+              <w:t xml:space="preserve">Nom de l’entreprise, organisme ou </w:t>
+            </w:r>
+            <w:r>
+              <w:rPr>
+                <w:rFonts w:cstheme="minorHAnsi"/>
+                <w:b/>
+                <w:color w:val="404040" w:themeColor="text1" w:themeTint="BF"/>
+              </w:rPr>
+              <w:t>association</w:t>
+            </w:r>
+            <w:r>
+              <w:rPr>
+                <w:rFonts w:cstheme="minorHAnsi"/>
+                <w:b/>
+                <w:color w:val="404040" w:themeColor="text1" w:themeTint="BF"/>
+              </w:rPr>
+              <w:t xml:space="preserve">  </w:t>
+            </w:r>
+            <w:r>
+              <w:rPr>
+                <w:rFonts w:ascii="Wingdings 3" w:hAnsi="Wingdings 3" w:cstheme="minorHAnsi"/>
+                <w:noProof/>
+                <w:color w:val="D60093"/>
+                <w:sz w:val="12"/>
+                <w:szCs w:val="12"/>
+                <w:lang w:eastAsia="fr-FR"/>
+              </w:rPr>
+              <w:t></w:t>
+            </w:r>
+          </w:p>
+        </w:tc>
+        <w:sdt>
+          <w:sdtPr>
+            <w:rPr>
+              <w:rFonts w:cstheme="minorHAnsi"/>
+              <w:b/>
+              <w:i/>
+              <w:color w:val="D60093"/>
+            </w:rPr>
+            <w:alias w:val="AT1 - Nom entreprise"/>
+            <w:tag w:val="AT1 - Nom entreprise"/>
+            <w:id w:val="-557866783"/>
+            <w:placeholder>
+              <w:docPart w:val="CFCECFA011BD490BA710C0C62BB1BA51"/>
+            </w:placeholder>
+          </w:sdtPr>
+          <w:sdtEndPr>
+            <w:rPr>
+              <w:i w:val="0"/>
+              <w:color w:val="404040" w:themeColor="text1" w:themeTint="BF"/>
+            </w:rPr>
+          </w:sdtEndPr>
+          <w:sdtContent>
+            <w:tc>
+              <w:tcPr>
+                <w:tcW w:w="5103" w:type="dxa"/>
+                <w:gridSpan w:val="3"/>
+                <w:tcBorders>
+                  <w:right w:val="single" w:sz="4" w:space="0" w:color="D9D9D9" w:themeColor="background1" w:themeShade="D9"/>
+                </w:tcBorders>
+                <w:shd w:val="clear" w:color="auto" w:fill="F2F2F2" w:themeFill="background1" w:themeFillShade="F2"/>
+                <w:vAlign w:val="center"/>
+              </w:tcPr>
+              <w:p>
+                <w:pPr>
+                  <w:rPr>
+                    <w:rFonts w:cstheme="minorHAnsi"/>
+                    <w:b/>
+                    <w:color w:val="404040" w:themeColor="text1" w:themeTint="BF"/>
+                  </w:rPr>
+                </w:pPr>
+                <w:r>
+                  <w:t xml:space="preserve">Zone01 Rouen Normandie</w:t>
+                </w:r>
+              </w:p>
+            </w:tc>
+          </w:sdtContent>
+        </w:sdt>
+      </w:tr>
+      <w:tr>
+        <w:tc>
+          <w:tcPr>
+            <w:tcW w:w="2553" w:type="dxa"/>
+            <w:gridSpan w:val="2"/>
+            <w:tcBorders>
+              <w:left w:val="single" w:sz="4" w:space="0" w:color="D9D9D9" w:themeColor="background1" w:themeShade="D9"/>
+              <w:right w:val="single" w:sz="8" w:space="0" w:color="F2F2F2" w:themeColor="background1" w:themeShade="F2"/>
+            </w:tcBorders>
+          </w:tcPr>
+          <w:p>
+            <w:pPr>
+              <w:rPr>
+                <w:rFonts w:cstheme="minorHAnsi"/>
+                <w:b/>
+                <w:color w:val="404040" w:themeColor="text1" w:themeTint="BF"/>
+                <w:sz w:val="8"/>
+                <w:szCs w:val="8"/>
+              </w:rPr>
+            </w:pPr>
+          </w:p>
+        </w:tc>
+        <w:tc>
+          <w:tcPr>
+            <w:tcW w:w="7229" w:type="dxa"/>
+            <w:gridSpan w:val="7"/>
+            <w:tcBorders>
+              <w:left w:val="single" w:sz="8" w:space="0" w:color="F2F2F2" w:themeColor="background1" w:themeShade="F2"/>
+              <w:right w:val="single" w:sz="4" w:space="0" w:color="D9D9D9" w:themeColor="background1" w:themeShade="D9"/>
+            </w:tcBorders>
+          </w:tcPr>
+          <w:p>
+            <w:pPr>
+              <w:rPr>
+                <w:rFonts w:cstheme="minorHAnsi"/>
+                <w:b/>
+                <w:color w:val="404040" w:themeColor="text1" w:themeTint="BF"/>
+                <w:sz w:val="8"/>
+                <w:szCs w:val="8"/>
+              </w:rPr>
+            </w:pPr>
+          </w:p>
+        </w:tc>
+      </w:tr>
+      <w:tr>
+        <w:trPr>
+          <w:trHeight w:val="397"/>
+        </w:trPr>
+        <w:tc>
+          <w:tcPr>
+            <w:tcW w:w="2553" w:type="dxa"/>
+            <w:gridSpan w:val="2"/>
+            <w:tcBorders>
+              <w:left w:val="single" w:sz="4" w:space="0" w:color="D9D9D9" w:themeColor="background1" w:themeShade="D9"/>
+              <w:right w:val="single" w:sz="8" w:space="0" w:color="F2F2F2" w:themeColor="background1" w:themeShade="F2"/>
+            </w:tcBorders>
+          </w:tcPr>
+          <w:p>
+            <w:pPr>
+              <w:rPr>
+                <w:rFonts w:cstheme="minorHAnsi"/>
+                <w:b/>
+                <w:color w:val="404040" w:themeColor="text1" w:themeTint="BF"/>
+              </w:rPr>
+            </w:pPr>
+            <w:r>
+              <w:rPr>
+                <w:rFonts w:cstheme="minorHAnsi"/>
+                <w:b/>
+                <w:color w:val="404040" w:themeColor="text1" w:themeTint="BF"/>
+              </w:rPr>
+              <w:t>Chantier, atelier, service</w:t>
+            </w:r>
+          </w:p>
+        </w:tc>
+        <w:tc>
+          <w:tcPr>
+            <w:tcW w:w="377" w:type="dxa"/>
+            <w:tcBorders>
+              <w:left w:val="single" w:sz="8" w:space="0" w:color="F2F2F2" w:themeColor="background1" w:themeShade="F2"/>
+            </w:tcBorders>
+          </w:tcPr>
+          <w:p>
+            <w:pPr>
+              <w:spacing w:before="80"/>
+              <w:rPr>
+                <w:rFonts w:cstheme="minorHAnsi"/>
+                <w:b/>
+                <w:color w:val="404040" w:themeColor="text1" w:themeTint="BF"/>
+              </w:rPr>
+            </w:pPr>
+            <w:r>
+              <w:rPr>
+                <w:rFonts w:ascii="Wingdings 3" w:hAnsi="Wingdings 3" w:cstheme="minorHAnsi"/>
+                <w:noProof/>
+                <w:color w:val="D60093"/>
+                <w:sz w:val="12"/>
+                <w:szCs w:val="12"/>
+                <w:lang w:eastAsia="fr-FR"/>
+              </w:rPr>
+              <w:t></w:t>
+            </w:r>
+          </w:p>
+        </w:tc>
+        <w:sdt>
+          <w:sdtPr>
+            <w:rPr>
+              <w:rFonts w:cstheme="minorHAnsi"/>
+              <w:b/>
+              <w:color w:val="404040" w:themeColor="text1" w:themeTint="BF"/>
+            </w:rPr>
+            <w:alias w:val="AT1 - Chantier"/>
+            <w:tag w:val="AT1 - Chantier"/>
+            <w:id w:val="878444777"/>
+            <w:placeholder>
+              <w:docPart w:val="C0FA080839654BF796D86E8B7D1A63EF"/>
+            </w:placeholder>
+          </w:sdtPr>
+          <w:sdtContent>
+            <w:tc>
+              <w:tcPr>
+                <w:tcW w:w="6852" w:type="dxa"/>
+                <w:gridSpan w:val="6"/>
+                <w:tcBorders>
+                  <w:right w:val="single" w:sz="4" w:space="0" w:color="D9D9D9" w:themeColor="background1" w:themeShade="D9"/>
+                </w:tcBorders>
+              </w:tcPr>
+              <w:p>
+                <w:pPr>
+                  <w:rPr>
+                    <w:rFonts w:cstheme="minorHAnsi"/>
+                    <w:b/>
+                    <w:color w:val="404040" w:themeColor="text1" w:themeTint="BF"/>
+                  </w:rPr>
+                </w:pPr>
+                <w:r>
+                  <w:t xml:space="preserve">Projet Social Network — Infrastructure &amp; Configuration sécurisée</w:t>
+                </w:r>
+              </w:p>
+            </w:tc>
+          </w:sdtContent>
+        </w:sdt>
+      </w:tr>
+      <w:tr>
+        <w:trPr>
+          <w:trHeight w:val="397"/>
+        </w:trPr>
+        <w:tc>
+          <w:tcPr>
+            <w:tcW w:w="2553" w:type="dxa"/>
+            <w:gridSpan w:val="2"/>
+            <w:tcBorders>
+              <w:left w:val="single" w:sz="4" w:space="0" w:color="D9D9D9" w:themeColor="background1" w:themeShade="D9"/>
+              <w:right w:val="single" w:sz="8" w:space="0" w:color="F2F2F2" w:themeColor="background1" w:themeShade="F2"/>
+            </w:tcBorders>
+          </w:tcPr>
+          <w:p>
+            <w:pPr>
+              <w:jc w:val="right"/>
+              <w:rPr>
+                <w:rFonts w:cstheme="minorHAnsi"/>
+                <w:b/>
+                <w:color w:val="404040" w:themeColor="text1" w:themeTint="BF"/>
+              </w:rPr>
+            </w:pPr>
+            <w:r>
+              <w:rPr>
+                <w:rFonts w:cstheme="minorHAnsi"/>
+                <w:b/>
+                <w:color w:val="404040" w:themeColor="text1" w:themeTint="BF"/>
+              </w:rPr>
+              <w:t>Période d’exercice</w:t>
+            </w:r>
+          </w:p>
+        </w:tc>
+        <w:tc>
+          <w:tcPr>
+            <w:tcW w:w="377" w:type="dxa"/>
+            <w:tcBorders>
+              <w:left w:val="single" w:sz="8" w:space="0" w:color="F2F2F2" w:themeColor="background1" w:themeShade="F2"/>
+            </w:tcBorders>
+          </w:tcPr>
+          <w:p>
+            <w:pPr>
+              <w:spacing w:before="80"/>
+              <w:rPr>
+                <w:rFonts w:cstheme="minorHAnsi"/>
+                <w:b/>
+                <w:color w:val="404040" w:themeColor="text1" w:themeTint="BF"/>
+              </w:rPr>
+            </w:pPr>
+            <w:r>
+              <w:rPr>
+                <w:rFonts w:ascii="Wingdings 3" w:hAnsi="Wingdings 3" w:cstheme="minorHAnsi"/>
+                <w:noProof/>
+                <w:color w:val="D60093"/>
+                <w:sz w:val="12"/>
+                <w:szCs w:val="12"/>
+                <w:lang w:eastAsia="fr-FR"/>
+              </w:rPr>
+              <w:t></w:t>
+            </w:r>
+          </w:p>
+        </w:tc>
+        <w:tc>
+          <w:tcPr>
+            <w:tcW w:w="567" w:type="dxa"/>
+            <w:gridSpan w:val="2"/>
+          </w:tcPr>
+          <w:p>
+            <w:pPr>
+              <w:rPr>
+                <w:rFonts w:cstheme="minorHAnsi"/>
+                <w:b/>
+                <w:color w:val="404040" w:themeColor="text1" w:themeTint="BF"/>
+              </w:rPr>
+            </w:pPr>
+            <w:r>
+              <w:rPr>
+                <w:rFonts w:cstheme="minorHAnsi"/>
+                <w:b/>
+                <w:color w:val="404040" w:themeColor="text1" w:themeTint="BF"/>
+              </w:rPr>
+              <w:t>Du</w:t>
+            </w:r>
+          </w:p>
+        </w:tc>
+        <w:sdt>
+          <w:sdtPr>
+            <w:rPr>
+              <w:rFonts w:cstheme="minorHAnsi"/>
+              <w:b/>
+              <w:color w:val="404040" w:themeColor="text1" w:themeTint="BF"/>
+            </w:rPr>
+            <w:alias w:val="Date d'entrée"/>
+            <w:tag w:val="Date d'entrée"/>
+            <w:id w:val="783538536"/>
+            <w:placeholder>
+              <w:docPart w:val="C10522AAFFE044A2B43292A9304A554F"/>
+            </w:placeholder>
+            <w:date>
+              <w:dateFormat w:val="dd/MM/yyyy"/>
+              <w:lid w:val="fr-FR"/>
+              <w:storeMappedDataAs w:val="dateTime"/>
+              <w:calendar w:val="gregorian"/>
+            </w:date>
+          </w:sdtPr>
+          <w:sdtContent>
+            <w:tc>
+              <w:tcPr>
+                <w:tcW w:w="1324" w:type="dxa"/>
+                <w:gridSpan w:val="2"/>
+              </w:tcPr>
+              <w:p>
+                <w:pPr>
+                  <w:rPr>
+                    <w:rFonts w:cstheme="minorHAnsi"/>
+                    <w:b/>
+                    <w:color w:val="404040" w:themeColor="text1" w:themeTint="BF"/>
+                  </w:rPr>
+                </w:pPr>
+                <w:r>
+                  <w:t xml:space="preserve">01/09/2024</w:t>
+                </w:r>
+              </w:p>
+            </w:tc>
+          </w:sdtContent>
+        </w:sdt>
+        <w:tc>
+          <w:tcPr>
+            <w:tcW w:w="567" w:type="dxa"/>
+          </w:tcPr>
+          <w:p>
+            <w:pPr>
+              <w:rPr>
+                <w:rFonts w:cstheme="minorHAnsi"/>
+                <w:b/>
+                <w:color w:val="404040" w:themeColor="text1" w:themeTint="BF"/>
+              </w:rPr>
+            </w:pPr>
+            <w:r>
+              <w:rPr>
+                <w:rFonts w:cstheme="minorHAnsi"/>
+                <w:b/>
+                <w:color w:val="404040" w:themeColor="text1" w:themeTint="BF"/>
+              </w:rPr>
+              <w:t>au</w:t>
+            </w:r>
+          </w:p>
+        </w:tc>
+        <w:sdt>
+          <w:sdtPr>
+            <w:rPr>
+              <w:rFonts w:cstheme="minorHAnsi"/>
+              <w:b/>
+              <w:color w:val="404040" w:themeColor="text1" w:themeTint="BF"/>
+            </w:rPr>
+            <w:alias w:val="Date de sortie"/>
+            <w:tag w:val="Date de sortie"/>
+            <w:id w:val="-445078462"/>
+            <w:placeholder>
+              <w:docPart w:val="D338A3DB524C45989E752420AB04E4EC"/>
+            </w:placeholder>
+            <w:date>
+              <w:dateFormat w:val="dd/MM/yyyy"/>
+              <w:lid w:val="fr-FR"/>
+              <w:storeMappedDataAs w:val="dateTime"/>
+              <w:calendar w:val="gregorian"/>
+            </w:date>
+          </w:sdtPr>
+          <w:sdtContent>
+            <w:tc>
+              <w:tcPr>
+                <w:tcW w:w="4394" w:type="dxa"/>
+                <w:tcBorders>
+                  <w:right w:val="single" w:sz="4" w:space="0" w:color="D9D9D9" w:themeColor="background1" w:themeShade="D9"/>
+                </w:tcBorders>
+              </w:tcPr>
+              <w:p>
+                <w:pPr>
+                  <w:rPr>
+                    <w:rFonts w:cstheme="minorHAnsi"/>
+                    <w:b/>
+                    <w:color w:val="404040" w:themeColor="text1" w:themeTint="BF"/>
+                  </w:rPr>
+                </w:pPr>
+                <w:r>
+                  <w:t xml:space="preserve">01/05/2025</w:t>
+                </w:r>
+              </w:p>
+            </w:tc>
+          </w:sdtContent>
+        </w:sdt>
+      </w:tr>
+      <w:tr>
+        <w:trPr>
+          <w:trHeight w:val="227"/>
+        </w:trPr>
+        <w:tc>
+          <w:tcPr>
+            <w:tcW w:w="9782" w:type="dxa"/>
+            <w:gridSpan w:val="9"/>
+            <w:tcBorders>
+              <w:left w:val="single" w:sz="4" w:space="0" w:color="D9D9D9" w:themeColor="background1" w:themeShade="D9"/>
+              <w:bottom w:val="single" w:sz="4" w:space="0" w:color="D9D9D9" w:themeColor="background1" w:themeShade="D9"/>
+              <w:right w:val="single" w:sz="4" w:space="0" w:color="D9D9D9" w:themeColor="background1" w:themeShade="D9"/>
+            </w:tcBorders>
+          </w:tcPr>
+          <w:p>
+            <w:pPr>
+              <w:rPr>
+                <w:rFonts w:cstheme="minorHAnsi"/>
+                <w:b/>
+                <w:color w:val="404040" w:themeColor="text1" w:themeTint="BF"/>
+                <w:sz w:val="16"/>
+                <w:szCs w:val="16"/>
+              </w:rPr>
+            </w:pPr>
+          </w:p>
+        </w:tc>
+      </w:tr>
+      <w:tr>
+        <w:tc>
+          <w:tcPr>
+            <w:tcW w:w="9782" w:type="dxa"/>
+            <w:gridSpan w:val="9"/>
+            <w:tcBorders>
+              <w:top w:val="single" w:sz="4" w:space="0" w:color="D9D9D9" w:themeColor="background1" w:themeShade="D9"/>
+            </w:tcBorders>
+          </w:tcPr>
+          <w:p>
+            <w:pPr>
+              <w:rPr>
+                <w:rFonts w:cstheme="minorHAnsi"/>
+                <w:b/>
+                <w:color w:val="404040" w:themeColor="text1" w:themeTint="BF"/>
+              </w:rPr>
+            </w:pPr>
+          </w:p>
+        </w:tc>
+      </w:tr>
+      <w:tr>
+        <w:tc>
+          <w:tcPr>
+            <w:tcW w:w="9782" w:type="dxa"/>
+            <w:gridSpan w:val="9"/>
+            <w:tcBorders>
+              <w:left w:val="single" w:sz="24" w:space="0" w:color="D60093"/>
+              <w:bottom w:val="single" w:sz="8" w:space="0" w:color="D60093"/>
+            </w:tcBorders>
+          </w:tcPr>
+          <w:p>
+            <w:pPr>
+              <w:rPr>
+                <w:rFonts w:cstheme="minorHAnsi"/>
+                <w:b/>
+                <w:i/>
+                <w:color w:val="404040" w:themeColor="text1" w:themeTint="BF"/>
+              </w:rPr>
+            </w:pPr>
+            <w:r>
+              <w:rPr>
+                <w:rFonts w:cstheme="minorHAnsi"/>
+                <w:b/>
+                <w:color w:val="404040" w:themeColor="text1" w:themeTint="BF"/>
+              </w:rPr>
+              <w:t xml:space="preserve">5. Informations complémentaires </w:t>
+            </w:r>
+            <w:r>
+              <w:rPr>
+                <w:rFonts w:cstheme="minorHAnsi"/>
+                <w:i/>
+                <w:color w:val="404040" w:themeColor="text1" w:themeTint="BF"/>
+              </w:rPr>
+              <w:t>(facultatif)</w:t>
+            </w:r>
+          </w:p>
+        </w:tc>
+      </w:tr>
+      <w:tr>
+        <w:trPr>
+          <w:trHeight w:val="2268"/>
+        </w:trPr>
+        <w:sdt>
+          <w:sdtPr>
+            <w:rPr>
+              <w:rFonts w:cstheme="minorHAnsi"/>
+              <w:b/>
+              <w:color w:val="404040" w:themeColor="text1" w:themeTint="BF"/>
+            </w:rPr>
+            <w:alias w:val="5.Informations complémentaires"/>
+            <w:tag w:val="5.Informations complémentaires"/>
+            <w:id w:val="-488867885"/>
+            <w:placeholder>
+              <w:docPart w:val="A1EE19CC1E714CA8A3132DA782BB6637"/>
+            </w:placeholder>
+          </w:sdtPr>
+          <w:sdtContent>
+            <w:tc>
+              <w:tcPr>
+                <w:tcW w:w="9782" w:type="dxa"/>
+                <w:gridSpan w:val="9"/>
+                <w:tcBorders>
+                  <w:top w:val="single" w:sz="8" w:space="0" w:color="D60093"/>
+                  <w:left w:val="single" w:sz="4" w:space="0" w:color="D9D9D9" w:themeColor="background1" w:themeShade="D9"/>
+                  <w:bottom w:val="single" w:sz="4" w:space="0" w:color="D9D9D9" w:themeColor="background1" w:themeShade="D9"/>
+                  <w:right w:val="single" w:sz="4" w:space="0" w:color="D9D9D9" w:themeColor="background1" w:themeShade="D9"/>
+                </w:tcBorders>
+              </w:tcPr>
+              <w:p>
+                <w:pPr>
+                  <w:spacing w:before="120"/>
+                  <w:rPr>
+                    <w:rFonts w:cstheme="minorHAnsi"/>
+                    <w:b/>
+                    <w:color w:val="404040" w:themeColor="text1" w:themeTint="BF"/>
+                  </w:rPr>
+                </w:pPr>
+                <w:r>
+                  <w:t xml:space="preserve">La distinction DATABASE_URL poolée / DIRECT_URL directe est une subtilité de l'architecture Neon + Prisma + Vercel : sans DIRECT_URL, les migrations Prisma échouent car le pool de connexions intercepte les commandes DDL. Ce choix est documenté dans le README et le dossier de certification. Le fichier .env.exemple garantit que les futurs contributeurs configurent correctement leur environnement sans exposer de secrets.</w:t>
+                </w:r>
+              </w:p>
+            </w:tc>
+          </w:sdtContent>
+        </w:sdt>
+      </w:tr>
+      <w:tr>
+        <w:trPr>
+          <w:trHeight w:val="365"/>
+        </w:trPr>
+        <w:tc>
+          <w:tcPr>
+            <w:tcW w:w="2978" w:type="dxa"/>
+            <w:gridSpan w:val="4"/>
+            <w:tcBorders>
+              <w:bottom w:val="thinThickMediumGap" w:sz="24" w:space="0" w:color="D60093"/>
+            </w:tcBorders>
+          </w:tcPr>
+          <w:p>
+            <w:pPr>
+              <w:tabs>
+                <w:tab w:val="right" w:leader="dot" w:pos="9072"/>
+              </w:tabs>
+              <w:jc w:val="right"/>
+              <w:rPr>
+                <w:rFonts w:cstheme="minorHAnsi"/>
+                <w:b/>
+                <w:i/>
+                <w:color w:val="404040" w:themeColor="text1" w:themeTint="BF"/>
+                <w:sz w:val="24"/>
+                <w:szCs w:val="24"/>
+              </w:rPr>
+            </w:pPr>
+            <w:r>
+              <w:rPr>
+                <w:rFonts w:cstheme="minorHAnsi"/>
+                <w:b/>
+                <w:i/>
+                <w:color w:val="404040" w:themeColor="text1" w:themeTint="BF"/>
+              </w:rPr>
+              <w:t>Exemple</w:t>
+            </w:r>
+            <w:r>
+              <w:rPr>
+                <w:rFonts w:cstheme="minorHAnsi"/>
+                <w:b/>
+                <w:i/>
+                <w:color w:val="404040" w:themeColor="text1" w:themeTint="BF"/>
+              </w:rPr>
+              <w:t xml:space="preserve"> n°</w:t>
+            </w:r>
+            <w:r>
+              <w:rPr>
+                <w:rFonts w:cstheme="minorHAnsi"/>
+                <w:b/>
+                <w:i/>
+                <w:color w:val="404040" w:themeColor="text1" w:themeTint="BF"/>
+              </w:rPr>
+              <w:t>3</w:t>
+            </w:r>
+            <w:r>
+              <w:rPr>
+                <w:rFonts w:cstheme="minorHAnsi"/>
+                <w:b/>
+                <w:i/>
+                <w:color w:val="404040" w:themeColor="text1" w:themeTint="BF"/>
+                <w:sz w:val="24"/>
+                <w:szCs w:val="24"/>
+              </w:rPr>
+              <w:t xml:space="preserve"> </w:t>
+            </w:r>
+            <w:r>
+              <w:rPr>
+                <w:rFonts w:cstheme="minorHAnsi"/>
+                <w:b/>
+                <w:i/>
+                <w:color w:val="404040" w:themeColor="text1" w:themeTint="BF"/>
+                <w:sz w:val="24"/>
+                <w:szCs w:val="24"/>
+              </w:rPr>
+              <w:t xml:space="preserve"> </w:t>
+            </w:r>
+            <w:r>
+              <w:rPr>
+                <w:rFonts w:ascii="Wingdings 3" w:hAnsi="Wingdings 3" w:cstheme="minorHAnsi"/>
+                <w:noProof/>
+                <w:color w:val="D60093"/>
+                <w:sz w:val="12"/>
+                <w:szCs w:val="12"/>
+                <w:lang w:eastAsia="fr-FR"/>
+              </w:rPr>
+              <w:t></w:t>
+            </w:r>
+          </w:p>
+        </w:tc>
+        <w:sdt>
+          <w:sdtPr>
+            <w:rPr>
+              <w:rFonts w:cstheme="minorHAnsi"/>
+              <w:b/>
+              <w:i/>
+              <w:color w:val="7F7F7F" w:themeColor="text1" w:themeTint="80"/>
+            </w:rPr>
+            <w:id w:val="-975606060"/>
+            <w:placeholder>
+              <w:docPart w:val="D24A9F20BF834AD3B4AE24A6B79292D8"/>
+            </w:placeholder>
+          </w:sdtPr>
+          <w:sdtContent>
+            <w:tc>
+              <w:tcPr>
+                <w:tcW w:w="6804" w:type="dxa"/>
+                <w:gridSpan w:val="5"/>
+                <w:tcBorders>
+                  <w:left w:val="nil"/>
+                  <w:bottom w:val="thinThickMediumGap" w:sz="24" w:space="0" w:color="D60093"/>
+                </w:tcBorders>
+              </w:tcPr>
+              <w:p>
+                <w:pPr>
+                  <w:rPr>
+                    <w:rFonts w:cstheme="minorHAnsi"/>
+                    <w:b/>
+                    <w:i/>
+                    <w:color w:val="D60093"/>
+                  </w:rPr>
+                </w:pPr>
+                <w:r>
+                  <w:t xml:space="preserve">Audit sécurité et conformité RGPD — lacunes documentées et roadmap corrective</w:t>
+                </w:r>
+              </w:p>
+            </w:tc>
+          </w:sdtContent>
+        </w:sdt>
+      </w:tr>
+      <w:tr>
+        <w:trPr>
+          <w:trHeight w:val="365"/>
+        </w:trPr>
+        <w:tc>
+          <w:tcPr>
+            <w:tcW w:w="2978" w:type="dxa"/>
+            <w:gridSpan w:val="4"/>
+            <w:tcBorders>
+              <w:top w:val="thinThickMediumGap" w:sz="24" w:space="0" w:color="D60093"/>
+            </w:tcBorders>
+          </w:tcPr>
+          <w:p>
+            <w:pPr>
+              <w:rPr>
+                <w:rFonts w:cstheme="minorHAnsi"/>
+                <w:b/>
+                <w:color w:val="404040" w:themeColor="text1" w:themeTint="BF"/>
+              </w:rPr>
+            </w:pPr>
+          </w:p>
+        </w:tc>
+        <w:tc>
+          <w:tcPr>
+            <w:tcW w:w="6804" w:type="dxa"/>
+            <w:gridSpan w:val="5"/>
+            <w:tcBorders>
+              <w:top w:val="thinThickMediumGap" w:sz="24" w:space="0" w:color="D60093"/>
+            </w:tcBorders>
+          </w:tcPr>
+          <w:p>
+            <w:pPr>
+              <w:rPr>
+                <w:rFonts w:cstheme="minorHAnsi"/>
+                <w:b/>
+                <w:color w:val="404040" w:themeColor="text1" w:themeTint="BF"/>
+              </w:rPr>
+            </w:pPr>
+          </w:p>
+        </w:tc>
+      </w:tr>
+      <w:tr>
+        <w:tc>
+          <w:tcPr>
+            <w:tcW w:w="9782" w:type="dxa"/>
+            <w:gridSpan w:val="9"/>
+            <w:tcBorders>
+              <w:left w:val="single" w:sz="24" w:space="0" w:color="D60093"/>
+              <w:bottom w:val="single" w:sz="8" w:space="0" w:color="D60093"/>
+            </w:tcBorders>
+          </w:tcPr>
+          <w:p>
+            <w:pPr>
+              <w:rPr>
+                <w:rFonts w:cstheme="minorHAnsi"/>
+                <w:b/>
+                <w:color w:val="404040" w:themeColor="text1" w:themeTint="BF"/>
+              </w:rPr>
+            </w:pPr>
+            <w:r>
+              <w:rPr>
+                <w:rFonts w:cstheme="minorHAnsi"/>
+                <w:b/>
+                <w:color w:val="404040" w:themeColor="text1" w:themeTint="BF"/>
+              </w:rPr>
+              <w:t>1. Décrivez les tâches ou opérations que vous avez effectuées, et dans quelles conditions</w:t>
+            </w:r>
+            <w:r>
+              <w:rPr>
+                <w:rFonts w:cstheme="minorHAnsi"/>
+                <w:b/>
+                <w:color w:val="404040" w:themeColor="text1" w:themeTint="BF"/>
+              </w:rPr>
+              <w:t> :</w:t>
+            </w:r>
+          </w:p>
+        </w:tc>
+      </w:tr>
+      <w:tr>
+        <w:trPr>
+          <w:trHeight w:val="4535"/>
+        </w:trPr>
+        <w:sdt>
+          <w:sdtPr>
+            <w:rPr>
+              <w:rFonts w:cstheme="minorHAnsi"/>
+              <w:b/>
+              <w:color w:val="404040" w:themeColor="text1" w:themeTint="BF"/>
+            </w:rPr>
+            <w:alias w:val="1.Décrire tâches effectuées"/>
+            <w:tag w:val="1.Décrire tâches effectuées"/>
+            <w:id w:val="273684115"/>
+            <w:placeholder>
+              <w:docPart w:val="D5F3E0ACF2FE4AACA799A480D0E4D314"/>
+            </w:placeholder>
+          </w:sdtPr>
+          <w:sdtContent>
+            <w:tc>
+              <w:tcPr>
+                <w:tcW w:w="9782" w:type="dxa"/>
+                <w:gridSpan w:val="9"/>
+                <w:tcBorders>
+                  <w:top w:val="single" w:sz="8" w:space="0" w:color="D60093"/>
+                  <w:left w:val="single" w:sz="4" w:space="0" w:color="D9D9D9" w:themeColor="background1" w:themeShade="D9"/>
+                  <w:bottom w:val="single" w:sz="4" w:space="0" w:color="D9D9D9" w:themeColor="background1" w:themeShade="D9"/>
+                  <w:right w:val="single" w:sz="4" w:space="0" w:color="D9D9D9" w:themeColor="background1" w:themeShade="D9"/>
+                </w:tcBorders>
+              </w:tcPr>
+              <w:p>
+                <w:pPr>
+                  <w:spacing w:before="120"/>
+                  <w:rPr>
+                    <w:rFonts w:cstheme="minorHAnsi"/>
+                    <w:b/>
+                    <w:color w:val="404040" w:themeColor="text1" w:themeTint="BF"/>
+                  </w:rPr>
+                </w:pPr>
+                <w:r>
+                  <w:t xml:space="preserve">J'ai conduit un audit complet de la sécurité et de la conformité RGPD de l'application, documenté dans securite-rgpd.md du dossier de certification. J'ai analysé chaque couche : authentification (JWT HS256, bcrypt cost 12, cookies httpOnly), validation des données (36 schémas Zod), protection SQLi structurelle via Prisma (aucun queryRaw), chiffrement TLS en transit et au repos (Neon, Cloudinary, Upstash). J'ai également identifié et documenté les lacunes : absence de rate limiting, vulnérabilité XSS résiduelle dans ChatMessage.tsx (dangerouslySetInnerHTML), droits RGPD manquants (suppression de compte, export données), headers HTTP de sécurité absents (CSP, X-Frame-Options). J'ai établi une roadmap corrective priorisée (critique, important, bonus).</w:t>
+                </w:r>
+              </w:p>
+            </w:tc>
+          </w:sdtContent>
+        </w:sdt>
+      </w:tr>
+      <w:tr>
+        <w:trPr>
+          <w:trHeight w:val="170"/>
+        </w:trPr>
+        <w:tc>
+          <w:tcPr>
+            <w:tcW w:w="9782" w:type="dxa"/>
+            <w:gridSpan w:val="9"/>
+            <w:tcBorders>
+              <w:top w:val="single" w:sz="4" w:space="0" w:color="D9D9D9" w:themeColor="background1" w:themeShade="D9"/>
+            </w:tcBorders>
+          </w:tcPr>
+          <w:p>
+            <w:pPr>
+              <w:rPr>
+                <w:rFonts w:cstheme="minorHAnsi"/>
+                <w:b/>
+                <w:color w:val="404040" w:themeColor="text1" w:themeTint="BF"/>
+                <w:sz w:val="16"/>
+                <w:szCs w:val="16"/>
+              </w:rPr>
+            </w:pPr>
+          </w:p>
+        </w:tc>
+      </w:tr>
+      <w:tr>
+        <w:trPr>
+          <w:trHeight w:val="264"/>
+        </w:trPr>
+        <w:tc>
+          <w:tcPr>
+            <w:tcW w:w="9782" w:type="dxa"/>
+            <w:gridSpan w:val="9"/>
+            <w:tcBorders>
+              <w:left w:val="single" w:sz="24" w:space="0" w:color="D60093"/>
+              <w:bottom w:val="single" w:sz="8" w:space="0" w:color="D60093"/>
+            </w:tcBorders>
+          </w:tcPr>
+          <w:p>
+            <w:pPr>
+              <w:rPr>
+                <w:rFonts w:cstheme="minorHAnsi"/>
+                <w:b/>
+                <w:color w:val="404040" w:themeColor="text1" w:themeTint="BF"/>
+              </w:rPr>
+            </w:pPr>
+            <w:r>
+              <w:rPr>
+                <w:rFonts w:cstheme="minorHAnsi"/>
+                <w:b/>
+                <w:color w:val="404040" w:themeColor="text1" w:themeTint="BF"/>
+              </w:rPr>
+              <w:t>2. Précisez les moyens utilisés</w:t>
+            </w:r>
+            <w:r>
+              <w:rPr>
+                <w:rFonts w:cstheme="minorHAnsi"/>
+                <w:b/>
+                <w:color w:val="404040" w:themeColor="text1" w:themeTint="BF"/>
+              </w:rPr>
+              <w:t> :</w:t>
+            </w:r>
+          </w:p>
+        </w:tc>
+      </w:tr>
+      <w:tr>
+        <w:trPr>
+          <w:trHeight w:val="4479"/>
+        </w:trPr>
+        <w:sdt>
+          <w:sdtPr>
+            <w:rPr>
+              <w:rFonts w:cstheme="minorHAnsi"/>
+              <w:b/>
+              <w:color w:val="404040" w:themeColor="text1" w:themeTint="BF"/>
+            </w:rPr>
+            <w:alias w:val="2.Préciser les moyens utilisés"/>
+            <w:tag w:val="2.Préciser les moyens utilisés"/>
+            <w:id w:val="1515646113"/>
+            <w:placeholder>
+              <w:docPart w:val="974F7F3DA6B34ED78B5524AA5D0C6673"/>
+            </w:placeholder>
+          </w:sdtPr>
+          <w:sdtContent>
+            <w:tc>
+              <w:tcPr>
+                <w:tcW w:w="9782" w:type="dxa"/>
+                <w:gridSpan w:val="9"/>
+                <w:tcBorders>
+                  <w:left w:val="single" w:sz="4" w:space="0" w:color="D9D9D9" w:themeColor="background1" w:themeShade="D9"/>
+                  <w:bottom w:val="single" w:sz="4" w:space="0" w:color="D9D9D9" w:themeColor="background1" w:themeShade="D9"/>
+                  <w:right w:val="single" w:sz="4" w:space="0" w:color="D9D9D9" w:themeColor="background1" w:themeShade="D9"/>
+                </w:tcBorders>
+              </w:tcPr>
+              <w:p>
+                <w:pPr>
+                  <w:spacing w:before="120"/>
+                  <w:rPr>
+                    <w:rFonts w:cstheme="minorHAnsi"/>
+                    <w:b/>
+                    <w:color w:val="404040" w:themeColor="text1" w:themeTint="BF"/>
+                  </w:rPr>
+                </w:pPr>
+                <w:r>
+                  <w:t xml:space="preserve">Analyse statique du code source, référentiel OWASP Top 10, RGPD (droit à l'oubli, droit à la portabilité), Next.js next.config.ts (headers CSP ajoutés en correction), DOMPurify (prévu pour corriger XSS ChatMessage.tsx), @upstash/ratelimit (prévu pour rate limiting), fichier securite-rgpd.md du dossier de certification.</w:t>
+                </w:r>
+              </w:p>
+            </w:tc>
+          </w:sdtContent>
+        </w:sdt>
+      </w:tr>
+      <w:tr>
+        <w:tc>
+          <w:tcPr>
+            <w:tcW w:w="9782" w:type="dxa"/>
+            <w:gridSpan w:val="9"/>
+            <w:tcBorders>
+              <w:top w:val="single" w:sz="4" w:space="0" w:color="D9D9D9" w:themeColor="background1" w:themeShade="D9"/>
+            </w:tcBorders>
+          </w:tcPr>
+          <w:p>
+            <w:pPr>
+              <w:rPr>
+                <w:rFonts w:cstheme="minorHAnsi"/>
+                <w:b/>
+                <w:color w:val="404040" w:themeColor="text1" w:themeTint="BF"/>
+              </w:rPr>
+            </w:pPr>
+          </w:p>
+          <w:p>
+            <w:pPr>
+              <w:rPr>
+                <w:rFonts w:cstheme="minorHAnsi"/>
+                <w:b/>
+                <w:color w:val="404040" w:themeColor="text1" w:themeTint="BF"/>
+              </w:rPr>
+            </w:pPr>
+          </w:p>
+        </w:tc>
+      </w:tr>
+      <w:tr>
+        <w:tc>
+          <w:tcPr>
+            <w:tcW w:w="9782" w:type="dxa"/>
+            <w:gridSpan w:val="9"/>
+            <w:tcBorders>
+              <w:left w:val="single" w:sz="24" w:space="0" w:color="D60093"/>
+              <w:bottom w:val="single" w:sz="12" w:space="0" w:color="D60093"/>
+            </w:tcBorders>
+          </w:tcPr>
+          <w:p>
+            <w:pPr>
+              <w:rPr>
+                <w:rFonts w:cstheme="minorHAnsi"/>
+                <w:b/>
+                <w:color w:val="404040" w:themeColor="text1" w:themeTint="BF"/>
+              </w:rPr>
+            </w:pPr>
+            <w:r>
+              <w:rPr>
+                <w:rFonts w:cstheme="minorHAnsi"/>
+                <w:b/>
+                <w:color w:val="404040" w:themeColor="text1" w:themeTint="BF"/>
+              </w:rPr>
+              <w:lastRenderedPageBreak/>
+              <w:t>3. Avec qui avez-vous travaillé ?</w:t>
+            </w:r>
+          </w:p>
+        </w:tc>
+      </w:tr>
+      <w:tr>
+        <w:trPr>
+          <w:trHeight w:val="2835"/>
+        </w:trPr>
+        <w:sdt>
+          <w:sdtPr>
+            <w:rPr>
+              <w:rFonts w:cstheme="minorHAnsi"/>
+              <w:b/>
+              <w:color w:val="404040" w:themeColor="text1" w:themeTint="BF"/>
+            </w:rPr>
+            <w:alias w:val="3.Avec qui avez-vous travaillé ?"/>
+            <w:tag w:val="3.Avec qui avez-vous travaillé ?"/>
+            <w:id w:val="1082267113"/>
+            <w:placeholder>
+              <w:docPart w:val="795AF5BEB4084886A014B4E21D815EFE"/>
+            </w:placeholder>
+          </w:sdtPr>
+          <w:sdtContent>
+            <w:tc>
+              <w:tcPr>
+                <w:tcW w:w="9782" w:type="dxa"/>
+                <w:gridSpan w:val="9"/>
+                <w:tcBorders>
+                  <w:top w:val="single" w:sz="12" w:space="0" w:color="D60093"/>
+                  <w:left w:val="single" w:sz="4" w:space="0" w:color="D9D9D9" w:themeColor="background1" w:themeShade="D9"/>
+                  <w:bottom w:val="single" w:sz="4" w:space="0" w:color="D9D9D9" w:themeColor="background1" w:themeShade="D9"/>
+                  <w:right w:val="single" w:sz="4" w:space="0" w:color="D9D9D9" w:themeColor="background1" w:themeShade="D9"/>
+                </w:tcBorders>
+              </w:tcPr>
+              <w:p>
+                <w:pPr>
+                  <w:spacing w:before="120"/>
+                  <w:rPr>
+                    <w:rFonts w:cstheme="minorHAnsi"/>
+                    <w:b/>
+                    <w:color w:val="404040" w:themeColor="text1" w:themeTint="BF"/>
+                  </w:rPr>
+                </w:pPr>
+                <w:r>
+                  <w:t xml:space="preserve">Audit réalisé en autonomie. Les résultats et la roadmap corrective ont été présentés à l'équipe de 6 contributeurs pour information et priorisation collective des correctifs lors des révisions de code.</w:t>
+                </w:r>
+              </w:p>
+            </w:tc>
+          </w:sdtContent>
+        </w:sdt>
+      </w:tr>
+      <w:tr>
+        <w:tc>
+          <w:tcPr>
+            <w:tcW w:w="9782" w:type="dxa"/>
+            <w:gridSpan w:val="9"/>
+            <w:tcBorders>
+              <w:top w:val="single" w:sz="4" w:space="0" w:color="D9D9D9" w:themeColor="background1" w:themeShade="D9"/>
+            </w:tcBorders>
+          </w:tcPr>
+          <w:p>
+            <w:pPr>
+              <w:rPr>
+                <w:rFonts w:cstheme="minorHAnsi"/>
+                <w:b/>
+                <w:color w:val="404040" w:themeColor="text1" w:themeTint="BF"/>
+              </w:rPr>
+            </w:pPr>
+          </w:p>
+        </w:tc>
+      </w:tr>
+      <w:tr>
+        <w:tc>
+          <w:tcPr>
+            <w:tcW w:w="9782" w:type="dxa"/>
+            <w:gridSpan w:val="9"/>
+            <w:tcBorders>
+              <w:left w:val="single" w:sz="24" w:space="0" w:color="D60093"/>
+              <w:bottom w:val="single" w:sz="8" w:space="0" w:color="D60093"/>
+            </w:tcBorders>
+          </w:tcPr>
+          <w:p>
+            <w:pPr>
+              <w:rPr>
+                <w:rFonts w:cstheme="minorHAnsi"/>
+                <w:b/>
+                <w:color w:val="404040" w:themeColor="text1" w:themeTint="BF"/>
+              </w:rPr>
+            </w:pPr>
+            <w:r>
+              <w:rPr>
+                <w:rFonts w:cstheme="minorHAnsi"/>
+                <w:b/>
+                <w:color w:val="404040" w:themeColor="text1" w:themeTint="BF"/>
+              </w:rPr>
+              <w:t>4. Contexte</w:t>
+            </w:r>
+          </w:p>
+        </w:tc>
+      </w:tr>
+      <w:tr>
+        <w:trPr>
+          <w:trHeight w:val="113"/>
+        </w:trPr>
+        <w:tc>
+          <w:tcPr>
+            <w:tcW w:w="4679" w:type="dxa"/>
+            <w:gridSpan w:val="6"/>
+            <w:tcBorders>
+              <w:top w:val="single" w:sz="8" w:space="0" w:color="D60093"/>
+              <w:left w:val="single" w:sz="4" w:space="0" w:color="D9D9D9" w:themeColor="background1" w:themeShade="D9"/>
+            </w:tcBorders>
+          </w:tcPr>
+          <w:p>
+            <w:pPr>
+              <w:rPr>
+                <w:rFonts w:cstheme="minorHAnsi"/>
+                <w:b/>
+                <w:color w:val="404040" w:themeColor="text1" w:themeTint="BF"/>
+                <w:sz w:val="2"/>
+                <w:szCs w:val="2"/>
+              </w:rPr>
+            </w:pPr>
+          </w:p>
+        </w:tc>
+        <w:tc>
+          <w:tcPr>
+            <w:tcW w:w="5103" w:type="dxa"/>
+            <w:gridSpan w:val="3"/>
+            <w:tcBorders>
+              <w:top w:val="single" w:sz="8" w:space="0" w:color="D60093"/>
+              <w:right w:val="single" w:sz="4" w:space="0" w:color="D9D9D9" w:themeColor="background1" w:themeShade="D9"/>
+            </w:tcBorders>
+          </w:tcPr>
+          <w:p>
+            <w:pPr>
+              <w:rPr>
+                <w:rFonts w:cstheme="minorHAnsi"/>
+                <w:b/>
+                <w:i/>
+                <w:color w:val="D60093"/>
+                <w:sz w:val="2"/>
+                <w:szCs w:val="2"/>
+              </w:rPr>
+            </w:pPr>
+          </w:p>
+        </w:tc>
+      </w:tr>
+      <w:tr>
+        <w:trPr>
+          <w:trHeight w:val="454"/>
+        </w:trPr>
+        <w:tc>
+          <w:tcPr>
+            <w:tcW w:w="4679" w:type="dxa"/>
+            <w:gridSpan w:val="6"/>
+            <w:tcBorders>
+              <w:left w:val="single" w:sz="4" w:space="0" w:color="D9D9D9" w:themeColor="background1" w:themeShade="D9"/>
+            </w:tcBorders>
+            <w:shd w:val="clear" w:color="auto" w:fill="F2F2F2" w:themeFill="background1" w:themeFillShade="F2"/>
+            <w:vAlign w:val="center"/>
+          </w:tcPr>
+          <w:p>
+            <w:pPr>
+              <w:rPr>
+                <w:rFonts w:cstheme="minorHAnsi"/>
+                <w:b/>
+                <w:color w:val="404040" w:themeColor="text1" w:themeTint="BF"/>
+              </w:rPr>
+            </w:pPr>
+            <w:r>
+              <w:rPr>
+                <w:rFonts w:cstheme="minorHAnsi"/>
+                <w:b/>
+                <w:color w:val="404040" w:themeColor="text1" w:themeTint="BF"/>
+              </w:rPr>
+              <w:t xml:space="preserve">Nom de l’entreprise, organisme ou </w:t>
+            </w:r>
+            <w:r>
+              <w:rPr>
+                <w:rFonts w:cstheme="minorHAnsi"/>
+                <w:b/>
+                <w:color w:val="404040" w:themeColor="text1" w:themeTint="BF"/>
+              </w:rPr>
+              <w:t>association</w:t>
+            </w:r>
+            <w:r>
+              <w:rPr>
+                <w:rFonts w:cstheme="minorHAnsi"/>
+                <w:b/>
+                <w:color w:val="404040" w:themeColor="text1" w:themeTint="BF"/>
+              </w:rPr>
+              <w:t xml:space="preserve">  </w:t>
+            </w:r>
+            <w:r>
+              <w:rPr>
+                <w:rFonts w:ascii="Wingdings 3" w:hAnsi="Wingdings 3" w:cstheme="minorHAnsi"/>
+                <w:noProof/>
+                <w:color w:val="D60093"/>
+                <w:sz w:val="12"/>
+                <w:szCs w:val="12"/>
+                <w:lang w:eastAsia="fr-FR"/>
+              </w:rPr>
+              <w:t></w:t>
+            </w:r>
+          </w:p>
+        </w:tc>
+        <w:sdt>
+          <w:sdtPr>
+            <w:rPr>
+              <w:rFonts w:cstheme="minorHAnsi"/>
+              <w:b/>
+              <w:i/>
+              <w:color w:val="D60093"/>
+            </w:rPr>
+            <w:alias w:val="AT1 - Nom entreprise"/>
+            <w:tag w:val="AT1 - Nom entreprise"/>
+            <w:id w:val="-557866783"/>
+            <w:placeholder>
+              <w:docPart w:val="CFCECFA011BD490BA710C0C62BB1BA51"/>
+            </w:placeholder>
+          </w:sdtPr>
+          <w:sdtEndPr>
+            <w:rPr>
+              <w:i w:val="0"/>
+              <w:color w:val="404040" w:themeColor="text1" w:themeTint="BF"/>
+            </w:rPr>
+          </w:sdtEndPr>
+          <w:sdtContent>
+            <w:tc>
+              <w:tcPr>
+                <w:tcW w:w="5103" w:type="dxa"/>
+                <w:gridSpan w:val="3"/>
+                <w:tcBorders>
+                  <w:right w:val="single" w:sz="4" w:space="0" w:color="D9D9D9" w:themeColor="background1" w:themeShade="D9"/>
+                </w:tcBorders>
+                <w:shd w:val="clear" w:color="auto" w:fill="F2F2F2" w:themeFill="background1" w:themeFillShade="F2"/>
+                <w:vAlign w:val="center"/>
+              </w:tcPr>
+              <w:p>
+                <w:pPr>
+                  <w:rPr>
+                    <w:rFonts w:cstheme="minorHAnsi"/>
+                    <w:b/>
+                    <w:color w:val="404040" w:themeColor="text1" w:themeTint="BF"/>
+                  </w:rPr>
+                </w:pPr>
+                <w:r>
+                  <w:t xml:space="preserve">Zone01 Rouen Normandie</w:t>
+                </w:r>
+              </w:p>
+            </w:tc>
+          </w:sdtContent>
+        </w:sdt>
+      </w:tr>
+      <w:tr>
+        <w:tc>
+          <w:tcPr>
+            <w:tcW w:w="2553" w:type="dxa"/>
+            <w:gridSpan w:val="2"/>
+            <w:tcBorders>
+              <w:left w:val="single" w:sz="4" w:space="0" w:color="D9D9D9" w:themeColor="background1" w:themeShade="D9"/>
+              <w:right w:val="single" w:sz="8" w:space="0" w:color="F2F2F2" w:themeColor="background1" w:themeShade="F2"/>
+            </w:tcBorders>
+          </w:tcPr>
+          <w:p>
+            <w:pPr>
+              <w:rPr>
+                <w:rFonts w:cstheme="minorHAnsi"/>
+                <w:b/>
+                <w:color w:val="404040" w:themeColor="text1" w:themeTint="BF"/>
+                <w:sz w:val="8"/>
+                <w:szCs w:val="8"/>
+              </w:rPr>
+            </w:pPr>
+          </w:p>
+        </w:tc>
+        <w:tc>
+          <w:tcPr>
+            <w:tcW w:w="7229" w:type="dxa"/>
+            <w:gridSpan w:val="7"/>
+            <w:tcBorders>
+              <w:left w:val="single" w:sz="8" w:space="0" w:color="F2F2F2" w:themeColor="background1" w:themeShade="F2"/>
+              <w:right w:val="single" w:sz="4" w:space="0" w:color="D9D9D9" w:themeColor="background1" w:themeShade="D9"/>
+            </w:tcBorders>
+          </w:tcPr>
+          <w:p>
+            <w:pPr>
+              <w:rPr>
+                <w:rFonts w:cstheme="minorHAnsi"/>
+                <w:b/>
+                <w:color w:val="404040" w:themeColor="text1" w:themeTint="BF"/>
+                <w:sz w:val="8"/>
+                <w:szCs w:val="8"/>
+              </w:rPr>
+            </w:pPr>
+          </w:p>
+        </w:tc>
+      </w:tr>
+      <w:tr>
+        <w:trPr>
+          <w:trHeight w:val="397"/>
+        </w:trPr>
+        <w:tc>
+          <w:tcPr>
+            <w:tcW w:w="2553" w:type="dxa"/>
+            <w:gridSpan w:val="2"/>
+            <w:tcBorders>
+              <w:left w:val="single" w:sz="4" w:space="0" w:color="D9D9D9" w:themeColor="background1" w:themeShade="D9"/>
+              <w:right w:val="single" w:sz="8" w:space="0" w:color="F2F2F2" w:themeColor="background1" w:themeShade="F2"/>
+            </w:tcBorders>
+          </w:tcPr>
+          <w:p>
+            <w:pPr>
+              <w:rPr>
+                <w:rFonts w:cstheme="minorHAnsi"/>
+                <w:b/>
+                <w:color w:val="404040" w:themeColor="text1" w:themeTint="BF"/>
+              </w:rPr>
+            </w:pPr>
+            <w:r>
+              <w:rPr>
+                <w:rFonts w:cstheme="minorHAnsi"/>
+                <w:b/>
+                <w:color w:val="404040" w:themeColor="text1" w:themeTint="BF"/>
+              </w:rPr>
+              <w:t>Chantier, atelier, service</w:t>
+            </w:r>
+          </w:p>
+        </w:tc>
+        <w:tc>
+          <w:tcPr>
+            <w:tcW w:w="377" w:type="dxa"/>
+            <w:tcBorders>
+              <w:left w:val="single" w:sz="8" w:space="0" w:color="F2F2F2" w:themeColor="background1" w:themeShade="F2"/>
+            </w:tcBorders>
+          </w:tcPr>
+          <w:p>
+            <w:pPr>
+              <w:spacing w:before="80"/>
+              <w:rPr>
+                <w:rFonts w:cstheme="minorHAnsi"/>
+                <w:b/>
+                <w:color w:val="404040" w:themeColor="text1" w:themeTint="BF"/>
+              </w:rPr>
+            </w:pPr>
+            <w:r>
+              <w:rPr>
+                <w:rFonts w:ascii="Wingdings 3" w:hAnsi="Wingdings 3" w:cstheme="minorHAnsi"/>
+                <w:noProof/>
+                <w:color w:val="D60093"/>
+                <w:sz w:val="12"/>
+                <w:szCs w:val="12"/>
+                <w:lang w:eastAsia="fr-FR"/>
+              </w:rPr>
+              <w:t></w:t>
+            </w:r>
+          </w:p>
+        </w:tc>
+        <w:sdt>
+          <w:sdtPr>
+            <w:rPr>
+              <w:rFonts w:cstheme="minorHAnsi"/>
+              <w:b/>
+              <w:color w:val="404040" w:themeColor="text1" w:themeTint="BF"/>
+            </w:rPr>
+            <w:alias w:val="AT1 - Chantier"/>
+            <w:tag w:val="AT1 - Chantier"/>
+            <w:id w:val="878444777"/>
+            <w:placeholder>
+              <w:docPart w:val="C0FA080839654BF796D86E8B7D1A63EF"/>
+            </w:placeholder>
+          </w:sdtPr>
+          <w:sdtContent>
+            <w:tc>
+              <w:tcPr>
+                <w:tcW w:w="6852" w:type="dxa"/>
+                <w:gridSpan w:val="6"/>
+                <w:tcBorders>
+                  <w:right w:val="single" w:sz="4" w:space="0" w:color="D9D9D9" w:themeColor="background1" w:themeShade="D9"/>
+                </w:tcBorders>
+              </w:tcPr>
+              <w:p>
+                <w:pPr>
+                  <w:rPr>
+                    <w:rFonts w:cstheme="minorHAnsi"/>
+                    <w:b/>
+                    <w:color w:val="404040" w:themeColor="text1" w:themeTint="BF"/>
+                  </w:rPr>
+                </w:pPr>
+                <w:r>
+                  <w:t xml:space="preserve">Projet Social Network — Sécurité &amp; Conformité RGPD</w:t>
+                </w:r>
+              </w:p>
+            </w:tc>
+          </w:sdtContent>
+        </w:sdt>
+      </w:tr>
+      <w:tr>
+        <w:trPr>
+          <w:trHeight w:val="397"/>
+        </w:trPr>
+        <w:tc>
+          <w:tcPr>
+            <w:tcW w:w="2553" w:type="dxa"/>
+            <w:gridSpan w:val="2"/>
+            <w:tcBorders>
+              <w:left w:val="single" w:sz="4" w:space="0" w:color="D9D9D9" w:themeColor="background1" w:themeShade="D9"/>
+              <w:right w:val="single" w:sz="8" w:space="0" w:color="F2F2F2" w:themeColor="background1" w:themeShade="F2"/>
+            </w:tcBorders>
+          </w:tcPr>
+          <w:p>
+            <w:pPr>
+              <w:jc w:val="right"/>
+              <w:rPr>
+                <w:rFonts w:cstheme="minorHAnsi"/>
+                <w:b/>
+                <w:color w:val="404040" w:themeColor="text1" w:themeTint="BF"/>
+              </w:rPr>
+            </w:pPr>
+            <w:r>
+              <w:rPr>
+                <w:rFonts w:cstheme="minorHAnsi"/>
+                <w:b/>
+                <w:color w:val="404040" w:themeColor="text1" w:themeTint="BF"/>
+              </w:rPr>
+              <w:t>Période d’exercice</w:t>
+            </w:r>
+          </w:p>
+        </w:tc>
+        <w:tc>
+          <w:tcPr>
+            <w:tcW w:w="377" w:type="dxa"/>
+            <w:tcBorders>
+              <w:left w:val="single" w:sz="8" w:space="0" w:color="F2F2F2" w:themeColor="background1" w:themeShade="F2"/>
+            </w:tcBorders>
+          </w:tcPr>
+          <w:p>
+            <w:pPr>
+              <w:spacing w:before="80"/>
+              <w:rPr>
+                <w:rFonts w:cstheme="minorHAnsi"/>
+                <w:b/>
+                <w:color w:val="404040" w:themeColor="text1" w:themeTint="BF"/>
+              </w:rPr>
+            </w:pPr>
+            <w:r>
+              <w:rPr>
+                <w:rFonts w:ascii="Wingdings 3" w:hAnsi="Wingdings 3" w:cstheme="minorHAnsi"/>
+                <w:noProof/>
+                <w:color w:val="D60093"/>
+                <w:sz w:val="12"/>
+                <w:szCs w:val="12"/>
+                <w:lang w:eastAsia="fr-FR"/>
+              </w:rPr>
+              <w:t></w:t>
+            </w:r>
+          </w:p>
+        </w:tc>
+        <w:tc>
+          <w:tcPr>
+            <w:tcW w:w="567" w:type="dxa"/>
+            <w:gridSpan w:val="2"/>
+          </w:tcPr>
+          <w:p>
+            <w:pPr>
+              <w:rPr>
+                <w:rFonts w:cstheme="minorHAnsi"/>
+                <w:b/>
+                <w:color w:val="404040" w:themeColor="text1" w:themeTint="BF"/>
+              </w:rPr>
+            </w:pPr>
+            <w:r>
+              <w:rPr>
+                <w:rFonts w:cstheme="minorHAnsi"/>
+                <w:b/>
+                <w:color w:val="404040" w:themeColor="text1" w:themeTint="BF"/>
+              </w:rPr>
+              <w:t>Du</w:t>
+            </w:r>
+          </w:p>
+        </w:tc>
+        <w:sdt>
+          <w:sdtPr>
+            <w:rPr>
+              <w:rFonts w:cstheme="minorHAnsi"/>
+              <w:b/>
+              <w:color w:val="404040" w:themeColor="text1" w:themeTint="BF"/>
+            </w:rPr>
+            <w:alias w:val="Date d'entrée"/>
+            <w:tag w:val="Date d'entrée"/>
+            <w:id w:val="783538536"/>
+            <w:placeholder>
+              <w:docPart w:val="C10522AAFFE044A2B43292A9304A554F"/>
+            </w:placeholder>
+            <w:date>
+              <w:dateFormat w:val="dd/MM/yyyy"/>
+              <w:lid w:val="fr-FR"/>
+              <w:storeMappedDataAs w:val="dateTime"/>
+              <w:calendar w:val="gregorian"/>
+            </w:date>
+          </w:sdtPr>
+          <w:sdtContent>
+            <w:tc>
+              <w:tcPr>
+                <w:tcW w:w="1324" w:type="dxa"/>
+                <w:gridSpan w:val="2"/>
+              </w:tcPr>
+              <w:p>
+                <w:pPr>
+                  <w:rPr>
+                    <w:rFonts w:cstheme="minorHAnsi"/>
+                    <w:b/>
+                    <w:color w:val="404040" w:themeColor="text1" w:themeTint="BF"/>
+                  </w:rPr>
+                </w:pPr>
+                <w:r>
+                  <w:t xml:space="preserve">01/01/2024</w:t>
+                </w:r>
+              </w:p>
+            </w:tc>
+          </w:sdtContent>
+        </w:sdt>
+        <w:tc>
+          <w:tcPr>
+            <w:tcW w:w="567" w:type="dxa"/>
+          </w:tcPr>
+          <w:p>
+            <w:pPr>
+              <w:rPr>
+                <w:rFonts w:cstheme="minorHAnsi"/>
+                <w:b/>
+                <w:color w:val="404040" w:themeColor="text1" w:themeTint="BF"/>
+              </w:rPr>
+            </w:pPr>
+            <w:r>
+              <w:rPr>
+                <w:rFonts w:cstheme="minorHAnsi"/>
+                <w:b/>
+                <w:color w:val="404040" w:themeColor="text1" w:themeTint="BF"/>
+              </w:rPr>
+              <w:t>au</w:t>
+            </w:r>
+          </w:p>
+        </w:tc>
+        <w:sdt>
+          <w:sdtPr>
+            <w:rPr>
+              <w:rFonts w:cstheme="minorHAnsi"/>
+              <w:b/>
+              <w:color w:val="404040" w:themeColor="text1" w:themeTint="BF"/>
+            </w:rPr>
+            <w:alias w:val="Date de sortie"/>
+            <w:tag w:val="Date de sortie"/>
+            <w:id w:val="-445078462"/>
+            <w:placeholder>
+              <w:docPart w:val="D338A3DB524C45989E752420AB04E4EC"/>
+            </w:placeholder>
+            <w:date>
+              <w:dateFormat w:val="dd/MM/yyyy"/>
+              <w:lid w:val="fr-FR"/>
+              <w:storeMappedDataAs w:val="dateTime"/>
+              <w:calendar w:val="gregorian"/>
+            </w:date>
+          </w:sdtPr>
+          <w:sdtContent>
+            <w:tc>
+              <w:tcPr>
+                <w:tcW w:w="4394" w:type="dxa"/>
+                <w:tcBorders>
+                  <w:right w:val="single" w:sz="4" w:space="0" w:color="D9D9D9" w:themeColor="background1" w:themeShade="D9"/>
+                </w:tcBorders>
+              </w:tcPr>
+              <w:p>
+                <w:pPr>
+                  <w:rPr>
+                    <w:rFonts w:cstheme="minorHAnsi"/>
+                    <w:b/>
+                    <w:color w:val="404040" w:themeColor="text1" w:themeTint="BF"/>
+                  </w:rPr>
+                </w:pPr>
+                <w:r>
+                  <w:t xml:space="preserve">01/05/2025</w:t>
+                </w:r>
+              </w:p>
+            </w:tc>
+          </w:sdtContent>
+        </w:sdt>
+      </w:tr>
+      <w:tr>
+        <w:trPr>
+          <w:trHeight w:val="227"/>
+        </w:trPr>
+        <w:tc>
+          <w:tcPr>
+            <w:tcW w:w="9782" w:type="dxa"/>
+            <w:gridSpan w:val="9"/>
+            <w:tcBorders>
+              <w:left w:val="single" w:sz="4" w:space="0" w:color="D9D9D9" w:themeColor="background1" w:themeShade="D9"/>
+              <w:bottom w:val="single" w:sz="4" w:space="0" w:color="D9D9D9" w:themeColor="background1" w:themeShade="D9"/>
+              <w:right w:val="single" w:sz="4" w:space="0" w:color="D9D9D9" w:themeColor="background1" w:themeShade="D9"/>
+            </w:tcBorders>
+          </w:tcPr>
+          <w:p>
+            <w:pPr>
+              <w:rPr>
+                <w:rFonts w:cstheme="minorHAnsi"/>
+                <w:b/>
+                <w:color w:val="404040" w:themeColor="text1" w:themeTint="BF"/>
+                <w:sz w:val="16"/>
+                <w:szCs w:val="16"/>
+              </w:rPr>
+            </w:pPr>
+          </w:p>
+        </w:tc>
+      </w:tr>
+      <w:tr>
+        <w:tc>
+          <w:tcPr>
+            <w:tcW w:w="9782" w:type="dxa"/>
+            <w:gridSpan w:val="9"/>
+            <w:tcBorders>
+              <w:top w:val="single" w:sz="4" w:space="0" w:color="D9D9D9" w:themeColor="background1" w:themeShade="D9"/>
+            </w:tcBorders>
+          </w:tcPr>
+          <w:p>
+            <w:pPr>
+              <w:rPr>
+                <w:rFonts w:cstheme="minorHAnsi"/>
+                <w:b/>
+                <w:color w:val="404040" w:themeColor="text1" w:themeTint="BF"/>
+              </w:rPr>
+            </w:pPr>
+          </w:p>
+        </w:tc>
+      </w:tr>
+      <w:tr>
+        <w:tc>
+          <w:tcPr>
+            <w:tcW w:w="9782" w:type="dxa"/>
+            <w:gridSpan w:val="9"/>
+            <w:tcBorders>
+              <w:left w:val="single" w:sz="24" w:space="0" w:color="D60093"/>
+              <w:bottom w:val="single" w:sz="8" w:space="0" w:color="D60093"/>
+            </w:tcBorders>
+          </w:tcPr>
+          <w:p>
+            <w:pPr>
+              <w:rPr>
+                <w:rFonts w:cstheme="minorHAnsi"/>
+                <w:b/>
+                <w:i/>
+                <w:color w:val="404040" w:themeColor="text1" w:themeTint="BF"/>
+              </w:rPr>
+            </w:pPr>
+            <w:r>
+              <w:rPr>
+                <w:rFonts w:cstheme="minorHAnsi"/>
+                <w:b/>
+                <w:color w:val="404040" w:themeColor="text1" w:themeTint="BF"/>
+              </w:rPr>
+              <w:t xml:space="preserve">5. Informations complémentaires </w:t>
+            </w:r>
+            <w:r>
+              <w:rPr>
+                <w:rFonts w:cstheme="minorHAnsi"/>
+                <w:i/>
+                <w:color w:val="404040" w:themeColor="text1" w:themeTint="BF"/>
+              </w:rPr>
+              <w:t>(facultatif)</w:t>
+            </w:r>
+          </w:p>
+        </w:tc>
+      </w:tr>
+      <w:tr>
+        <w:trPr>
+          <w:trHeight w:val="2268"/>
+        </w:trPr>
+        <w:sdt>
+          <w:sdtPr>
+            <w:rPr>
+              <w:rFonts w:cstheme="minorHAnsi"/>
+              <w:b/>
+              <w:color w:val="404040" w:themeColor="text1" w:themeTint="BF"/>
+            </w:rPr>
+            <w:alias w:val="5.Informations complémentaires"/>
+            <w:tag w:val="5.Informations complémentaires"/>
+            <w:id w:val="-488867885"/>
+            <w:placeholder>
+              <w:docPart w:val="A1EE19CC1E714CA8A3132DA782BB6637"/>
+            </w:placeholder>
+          </w:sdtPr>
+          <w:sdtContent>
+            <w:tc>
+              <w:tcPr>
+                <w:tcW w:w="9782" w:type="dxa"/>
+                <w:gridSpan w:val="9"/>
+                <w:tcBorders>
+                  <w:top w:val="single" w:sz="8" w:space="0" w:color="D60093"/>
+                  <w:left w:val="single" w:sz="4" w:space="0" w:color="D9D9D9" w:themeColor="background1" w:themeShade="D9"/>
+                  <w:bottom w:val="single" w:sz="4" w:space="0" w:color="D9D9D9" w:themeColor="background1" w:themeShade="D9"/>
+                  <w:right w:val="single" w:sz="4" w:space="0" w:color="D9D9D9" w:themeColor="background1" w:themeShade="D9"/>
+                </w:tcBorders>
+              </w:tcPr>
+              <w:p>
+                <w:pPr>
+                  <w:spacing w:before="120"/>
+                  <w:rPr>
+                    <w:rFonts w:cstheme="minorHAnsi"/>
+                    <w:b/>
+                    <w:color w:val="404040" w:themeColor="text1" w:themeTint="BF"/>
+                  </w:rPr>
+                </w:pPr>
+                <w:r>
+                  <w:t xml:space="preserve">L'approche consistant à assumer et documenter les lacunes plutôt que les dissimuler est une posture professionnelle importante : elle permet une remédiation planifiée et démontre la maîtrise du périmètre de sécurité. La roadmap distingue les items critiques (XSS, droits RGPD), les améliorations importantes (rate limiting, headers CSP) et les bonus (Sentry, logs structurés pino). Certains correctifs ont déjà été appliqués au cours du projet (headers CSP dans next.config.ts).</w:t>
                 </w:r>
               </w:p>
             </w:tc>

--- a/dossier-certification/Dossier_Professionnel_Social_Network_COMPLET.docx
+++ b/dossier-certification/Dossier_Professionnel_Social_Network_COMPLET.docx
@@ -7575,7 +7575,7 @@
                     <w:szCs w:val="22"/>
                     <w:lang w:val="fr-FR" w:eastAsia="en-US" w:bidi="ar-SA"/>
                   </w:rPr>
-                  <w:t>01/06/2025</w:t>
+                  <w:t>01/06/2024</w:t>
                 </w:r>
               </w:sdtContent>
             </w:sdt>
@@ -9105,7 +9105,7 @@
                     <w:szCs w:val="22"/>
                     <w:lang w:val="fr-FR" w:eastAsia="en-US" w:bidi="ar-SA"/>
                   </w:rPr>
-                  <w:t>01/06/2025</w:t>
+                  <w:t>01/06/2024</w:t>
                 </w:r>
               </w:sdtContent>
             </w:sdt>
@@ -10637,7 +10637,7 @@
                     <w:szCs w:val="22"/>
                     <w:lang w:val="fr-FR" w:eastAsia="en-US" w:bidi="ar-SA"/>
                   </w:rPr>
-                  <w:t>01/07/2025</w:t>
+                  <w:t>01/06/2024</w:t>
                 </w:r>
               </w:sdtContent>
             </w:sdt>
@@ -10734,7 +10734,7 @@
                     <w:szCs w:val="22"/>
                     <w:lang w:val="fr-FR" w:eastAsia="en-US" w:bidi="ar-SA"/>
                   </w:rPr>
-                  <w:t>01/07/2025</w:t>
+                  <w:t>01/06/2026</w:t>
                 </w:r>
               </w:sdtContent>
             </w:sdt>
@@ -12484,7 +12484,7 @@
                     <w:szCs w:val="22"/>
                     <w:lang w:val="fr-FR" w:eastAsia="en-US" w:bidi="ar-SA"/>
                   </w:rPr>
-                  <w:t>01/05/2025</w:t>
+                  <w:t>01/06/2024</w:t>
                 </w:r>
               </w:sdtContent>
             </w:sdt>
@@ -14014,7 +14014,7 @@
                     <w:szCs w:val="22"/>
                     <w:lang w:val="fr-FR" w:eastAsia="en-US" w:bidi="ar-SA"/>
                   </w:rPr>
-                  <w:t>01/07/2025</w:t>
+                  <w:t>01/06/2024</w:t>
                 </w:r>
               </w:sdtContent>
             </w:sdt>
@@ -15545,7 +15545,7 @@
                     <w:szCs w:val="22"/>
                     <w:lang w:val="fr-FR" w:eastAsia="en-US" w:bidi="ar-SA"/>
                   </w:rPr>
-                  <w:t>01/05/2025</w:t>
+                  <w:t>01/06/2024</w:t>
                 </w:r>
               </w:sdtContent>
             </w:sdt>
@@ -15642,7 +15642,7 @@
                     <w:szCs w:val="22"/>
                     <w:lang w:val="fr-FR" w:eastAsia="en-US" w:bidi="ar-SA"/>
                   </w:rPr>
-                  <w:t>01/07/2025</w:t>
+                  <w:t>01/06/2026</w:t>
                 </w:r>
               </w:sdtContent>
             </w:sdt>
@@ -17392,7 +17392,7 @@
                     <w:szCs w:val="22"/>
                     <w:lang w:val="fr-FR" w:eastAsia="en-US" w:bidi="ar-SA"/>
                   </w:rPr>
-                  <w:t>01/08/2025</w:t>
+                  <w:t>01/06/2024</w:t>
                 </w:r>
               </w:sdtContent>
             </w:sdt>
@@ -18925,7 +18925,7 @@
                     <w:szCs w:val="22"/>
                     <w:lang w:val="fr-FR" w:eastAsia="en-US" w:bidi="ar-SA"/>
                   </w:rPr>
-                  <w:t>01/09/2025</w:t>
+                  <w:t>01/06/2024</w:t>
                 </w:r>
               </w:sdtContent>
             </w:sdt>
@@ -20454,7 +20454,7 @@
                     <w:szCs w:val="22"/>
                     <w:lang w:val="fr-FR" w:eastAsia="en-US" w:bidi="ar-SA"/>
                   </w:rPr>
-                  <w:t>01/04/2026</w:t>
+                  <w:t>01/06/2024</w:t>
                 </w:r>
               </w:sdtContent>
             </w:sdt>

--- a/dossier-certification/Dossier_Professionnel_Social_Network_COMPLET.docx
+++ b/dossier-certification/Dossier_Professionnel_Social_Network_COMPLET.docx
@@ -7575,7 +7575,7 @@
                     <w:szCs w:val="22"/>
                     <w:lang w:val="fr-FR" w:eastAsia="en-US" w:bidi="ar-SA"/>
                   </w:rPr>
-                  <w:t>01/06/2024</w:t>
+                  <w:t>26/05/2025</w:t>
                 </w:r>
               </w:sdtContent>
             </w:sdt>
@@ -7672,7 +7672,7 @@
                     <w:szCs w:val="22"/>
                     <w:lang w:val="fr-FR" w:eastAsia="en-US" w:bidi="ar-SA"/>
                   </w:rPr>
-                  <w:t>01/06/2026</w:t>
+                  <w:t>22/05/2026</w:t>
                 </w:r>
               </w:sdtContent>
             </w:sdt>
@@ -9105,7 +9105,7 @@
                     <w:szCs w:val="22"/>
                     <w:lang w:val="fr-FR" w:eastAsia="en-US" w:bidi="ar-SA"/>
                   </w:rPr>
-                  <w:t>01/06/2024</w:t>
+                  <w:t>26/05/2025</w:t>
                 </w:r>
               </w:sdtContent>
             </w:sdt>
@@ -9202,7 +9202,7 @@
                     <w:szCs w:val="22"/>
                     <w:lang w:val="fr-FR" w:eastAsia="en-US" w:bidi="ar-SA"/>
                   </w:rPr>
-                  <w:t>01/06/2026</w:t>
+                  <w:t>22/05/2026</w:t>
                 </w:r>
               </w:sdtContent>
             </w:sdt>
@@ -10637,7 +10637,7 @@
                     <w:szCs w:val="22"/>
                     <w:lang w:val="fr-FR" w:eastAsia="en-US" w:bidi="ar-SA"/>
                   </w:rPr>
-                  <w:t>01/06/2024</w:t>
+                  <w:t>26/05/2025</w:t>
                 </w:r>
               </w:sdtContent>
             </w:sdt>
@@ -10734,7 +10734,7 @@
                     <w:szCs w:val="22"/>
                     <w:lang w:val="fr-FR" w:eastAsia="en-US" w:bidi="ar-SA"/>
                   </w:rPr>
-                  <w:t>01/06/2026</w:t>
+                  <w:t>22/05/2026</w:t>
                 </w:r>
               </w:sdtContent>
             </w:sdt>
@@ -12484,7 +12484,7 @@
                     <w:szCs w:val="22"/>
                     <w:lang w:val="fr-FR" w:eastAsia="en-US" w:bidi="ar-SA"/>
                   </w:rPr>
-                  <w:t>01/06/2024</w:t>
+                  <w:t>26/05/2025</w:t>
                 </w:r>
               </w:sdtContent>
             </w:sdt>
@@ -12581,7 +12581,7 @@
                     <w:szCs w:val="22"/>
                     <w:lang w:val="fr-FR" w:eastAsia="en-US" w:bidi="ar-SA"/>
                   </w:rPr>
-                  <w:t>01/06/2026</w:t>
+                  <w:t>22/05/2026</w:t>
                 </w:r>
               </w:sdtContent>
             </w:sdt>
@@ -14014,7 +14014,7 @@
                     <w:szCs w:val="22"/>
                     <w:lang w:val="fr-FR" w:eastAsia="en-US" w:bidi="ar-SA"/>
                   </w:rPr>
-                  <w:t>01/06/2024</w:t>
+                  <w:t>26/05/2025</w:t>
                 </w:r>
               </w:sdtContent>
             </w:sdt>
@@ -14111,7 +14111,7 @@
                     <w:szCs w:val="22"/>
                     <w:lang w:val="fr-FR" w:eastAsia="en-US" w:bidi="ar-SA"/>
                   </w:rPr>
-                  <w:t>01/06/2026</w:t>
+                  <w:t>22/05/2026</w:t>
                 </w:r>
               </w:sdtContent>
             </w:sdt>
@@ -15545,7 +15545,7 @@
                     <w:szCs w:val="22"/>
                     <w:lang w:val="fr-FR" w:eastAsia="en-US" w:bidi="ar-SA"/>
                   </w:rPr>
-                  <w:t>01/06/2024</w:t>
+                  <w:t>26/05/2025</w:t>
                 </w:r>
               </w:sdtContent>
             </w:sdt>
@@ -15642,7 +15642,7 @@
                     <w:szCs w:val="22"/>
                     <w:lang w:val="fr-FR" w:eastAsia="en-US" w:bidi="ar-SA"/>
                   </w:rPr>
-                  <w:t>01/06/2026</w:t>
+                  <w:t>22/05/2026</w:t>
                 </w:r>
               </w:sdtContent>
             </w:sdt>
@@ -17392,7 +17392,7 @@
                     <w:szCs w:val="22"/>
                     <w:lang w:val="fr-FR" w:eastAsia="en-US" w:bidi="ar-SA"/>
                   </w:rPr>
-                  <w:t>01/06/2024</w:t>
+                  <w:t>26/05/2025</w:t>
                 </w:r>
               </w:sdtContent>
             </w:sdt>
@@ -17489,7 +17489,7 @@
                     <w:szCs w:val="22"/>
                     <w:lang w:val="fr-FR" w:eastAsia="en-US" w:bidi="ar-SA"/>
                   </w:rPr>
-                  <w:t>01/06/2026</w:t>
+                  <w:t>22/05/2026</w:t>
                 </w:r>
               </w:sdtContent>
             </w:sdt>
@@ -18925,7 +18925,7 @@
                     <w:szCs w:val="22"/>
                     <w:lang w:val="fr-FR" w:eastAsia="en-US" w:bidi="ar-SA"/>
                   </w:rPr>
-                  <w:t>01/06/2024</w:t>
+                  <w:t>26/05/2025</w:t>
                 </w:r>
               </w:sdtContent>
             </w:sdt>
@@ -19022,7 +19022,7 @@
                     <w:szCs w:val="22"/>
                     <w:lang w:val="fr-FR" w:eastAsia="en-US" w:bidi="ar-SA"/>
                   </w:rPr>
-                  <w:t>01/06/2026</w:t>
+                  <w:t>22/05/2026</w:t>
                 </w:r>
               </w:sdtContent>
             </w:sdt>
@@ -20454,7 +20454,7 @@
                     <w:szCs w:val="22"/>
                     <w:lang w:val="fr-FR" w:eastAsia="en-US" w:bidi="ar-SA"/>
                   </w:rPr>
-                  <w:t>01/06/2024</w:t>
+                  <w:t>26/05/2025</w:t>
                 </w:r>
               </w:sdtContent>
             </w:sdt>
@@ -20551,7 +20551,7 @@
                     <w:szCs w:val="22"/>
                     <w:lang w:val="fr-FR" w:eastAsia="en-US" w:bidi="ar-SA"/>
                   </w:rPr>
-                  <w:t>01/06/2026</w:t>
+                  <w:t>22/05/2026</w:t>
                 </w:r>
               </w:sdtContent>
             </w:sdt>

--- a/dossier-certification/Dossier_Professionnel_Social_Network_COMPLET.docx
+++ b/dossier-certification/Dossier_Professionnel_Social_Network_COMPLET.docx
@@ -7672,7 +7672,7 @@
                     <w:szCs w:val="22"/>
                     <w:lang w:val="fr-FR" w:eastAsia="en-US" w:bidi="ar-SA"/>
                   </w:rPr>
-                  <w:t>22/05/2026</w:t>
+                  <w:t>18/09/2025</w:t>
                 </w:r>
               </w:sdtContent>
             </w:sdt>
@@ -9202,7 +9202,7 @@
                     <w:szCs w:val="22"/>
                     <w:lang w:val="fr-FR" w:eastAsia="en-US" w:bidi="ar-SA"/>
                   </w:rPr>
-                  <w:t>22/05/2026</w:t>
+                  <w:t>18/09/2025</w:t>
                 </w:r>
               </w:sdtContent>
             </w:sdt>
@@ -10734,7 +10734,7 @@
                     <w:szCs w:val="22"/>
                     <w:lang w:val="fr-FR" w:eastAsia="en-US" w:bidi="ar-SA"/>
                   </w:rPr>
-                  <w:t>22/05/2026</w:t>
+                  <w:t>18/09/2025</w:t>
                 </w:r>
               </w:sdtContent>
             </w:sdt>
@@ -12581,7 +12581,7 @@
                     <w:szCs w:val="22"/>
                     <w:lang w:val="fr-FR" w:eastAsia="en-US" w:bidi="ar-SA"/>
                   </w:rPr>
-                  <w:t>22/05/2026</w:t>
+                  <w:t>18/09/2025</w:t>
                 </w:r>
               </w:sdtContent>
             </w:sdt>
@@ -14111,7 +14111,7 @@
                     <w:szCs w:val="22"/>
                     <w:lang w:val="fr-FR" w:eastAsia="en-US" w:bidi="ar-SA"/>
                   </w:rPr>
-                  <w:t>22/05/2026</w:t>
+                  <w:t>18/09/2025</w:t>
                 </w:r>
               </w:sdtContent>
             </w:sdt>
@@ -15642,7 +15642,7 @@
                     <w:szCs w:val="22"/>
                     <w:lang w:val="fr-FR" w:eastAsia="en-US" w:bidi="ar-SA"/>
                   </w:rPr>
-                  <w:t>22/05/2026</w:t>
+                  <w:t>18/09/2025</w:t>
                 </w:r>
               </w:sdtContent>
             </w:sdt>
@@ -17489,7 +17489,7 @@
                     <w:szCs w:val="22"/>
                     <w:lang w:val="fr-FR" w:eastAsia="en-US" w:bidi="ar-SA"/>
                   </w:rPr>
-                  <w:t>22/05/2026</w:t>
+                  <w:t>18/09/2025</w:t>
                 </w:r>
               </w:sdtContent>
             </w:sdt>
@@ -19022,7 +19022,7 @@
                     <w:szCs w:val="22"/>
                     <w:lang w:val="fr-FR" w:eastAsia="en-US" w:bidi="ar-SA"/>
                   </w:rPr>
-                  <w:t>22/05/2026</w:t>
+                  <w:t>18/09/2025</w:t>
                 </w:r>
               </w:sdtContent>
             </w:sdt>
@@ -20551,7 +20551,7 @@
                     <w:szCs w:val="22"/>
                     <w:lang w:val="fr-FR" w:eastAsia="en-US" w:bidi="ar-SA"/>
                   </w:rPr>
-                  <w:t>22/05/2026</w:t>
+                  <w:t>18/09/2025</w:t>
                 </w:r>
               </w:sdtContent>
             </w:sdt>

--- a/dossier-certification/Dossier_Professionnel_Social_Network_COMPLET.docx
+++ b/dossier-certification/Dossier_Professionnel_Social_Network_COMPLET.docx
@@ -25112,17 +25112,48 @@
                     <w:szCs w:val="22"/>
                     <w:lang w:val="fr-FR" w:eastAsia="en-US" w:bidi="ar-SA"/>
                   </w:rPr>
-                </w:r>
-                <w:r>
-                  <w:rPr>
-                    <w:rStyle w:val="PlaceholderText"/>
-                    <w:rFonts w:eastAsia="Calibri" w:cs=""/>
-                    <w:kern w:val="0"/>
-                    <w:sz w:val="22"/>
-                    <w:szCs w:val="22"/>
-                    <w:lang w:val="fr-FR" w:eastAsia="en-US" w:bidi="ar-SA"/>
-                  </w:rPr>
-                  <w:t>Cliquez ici pour taper du texte.</w:t>
+                  <w:t xml:space="preserve">Dépôt GitHub public : https://github.com/arocchet/social-network
+Vérification commits : git log --author="Lecart|CLecart|clecart" --pretty=format:"%h|%ad|%s" --date=short
+── AT1 — Authentification, Validation &amp; Réactions ──
+Code    | Signature/vérification JWT (jose)         | src/lib/jwt/signJwt.ts · verifyJwt.ts
+Code    | Hachage bcrypt cost factor 12             | src/lib/security/hash.ts
+Code    | Middleware Next.js — protection routes    | src/middleware.ts
+Code    | Route login — JWT + cookie HTTP-only      | src/app/api/public/auth/login/route.ts
+Code    | Bibliothèque 36 schémas Zod               | src/lib/schemas/
+Code    | Helpers réponse API standardisés          | src/lib/server/api/response.ts
+Code    | Modèle Prisma Reaction avec @@unique      | prisma/schema.prisma (model Reaction)
+Code    | Endpoints API réactions (CRUD + upsert)   | src/app/api/private/reaction/route.ts
+Commit  | feat: Universal likes system (08/07/2025) | hash 158d8ee
+Commit  | feat: real-time reaction counts SSE       | hash 0ca9588
+Commit  | fix(api): post auth via cookie JWT        | hash f582882
+GitHub  | PR #118 — stabilisation Docker/Neon/Redis | github.com/arocchet/social-network/pull/118
+Doc     | Analyse sécurité OWASP                    | 04-developpement/securite-rgpd.md
+── AT2 — Architecture, Messagerie &amp; Design system ──
+Code    | Schéma Prisma complet — 18 modèles        | prisma/schema.prisma
+Code    | Migrations versionnées                    | prisma/migrations/
+Diagram | MCD / MLD / MPD + diagrammes UML          | 03-conception/diagrammes-uml.md
+Code    | Endpoint SSE /chat/listen                 | src/app/api/private/chat/listen/route.ts
+Code    | Client Redis Upstash serverless           | src/lib/server/websocket/redis.ts
+Code    | Hook React useRealTimeChat                | src/hooks/use-real-time-chat.ts
+Code    | Variables CSS design system (dark mode)   | src/app/globals.css
+Code    | ThemeProvider (next-themes)               | src/components/providers/ThemeProvider.tsx
+Code    | CreatePostDialog — médias multiples       | src/components/post/CreatePostDialog.tsx
+Commit  | theme provider + palette (26/05/2025)     | hash 14f9b4a + 5399254
+Commit  | feat: CreatePost dialog responsive        | hash ce0c26a
+Commit  | docs: aligner UML sur prisma schema       | hash 06fe9e5
+GitHub  | Issue #37 — Chat system (SSE + Redis)     | github.com/arocchet/social-network/issues/37
+── AT3 — Docker, CI/CD, Déploiement &amp; Monitoring ──
+Code   | Dockerfile multi-stage (builder + runner)  | Dockerfile
+Code   | docker-compose.yml — profils dev/prod      | docker-compose.yml
+Code   | Pipeline GitHub Actions                    | .github/workflows/ci.yml
+Code   | Configuration Prisma Neon (2 URLs)         | prisma/schema.prisma (datasource db)
+Code   | Variables d'environnement documentées      | .env.exemple
+Code   | Migrations Prisma versionnées              | prisma/migrations/
+GitHub | Issue #40 — DevOps / Docker / CI           | github.com/arocchet/social-network/issues/40
+GitHub | Issue #45 — CI lint/test/build/push        | github.com/arocchet/social-network/issues/45
+GitHub | PR #118 — stabilisation déploiement        | github.com/arocchet/social-network/pull/118
+Commit | fix: resolve dependency conflicts          | hash c3748ea
+Doc    | Documentation déploiement + runbook        | 05-deploiement/README.md</w:t>
                 </w:r>
               </w:sdtContent>
             </w:sdt>
